--- a/src/templates/uji-administrasi/template_ba_uji_admin.docx
+++ b/src/templates/uji-administrasi/template_ba_uji_admin.docx
@@ -11948,8 +11948,8 @@
     <w:tbl>
       <w:tblPr>
         <w:tblStyle w:val="TableGrid"/>
-        <w:tblW w:w="5386" w:type="dxa"/>
-        <w:tblInd w:w="4253" w:type="dxa"/>
+        <w:tblW w:w="6804" w:type="dxa"/>
+        <w:tblInd w:w="2835" w:type="dxa"/>
         <w:tblBorders>
           <w:top w:val="none" w:sz="0" w:space="0" w:color="auto"/>
           <w:left w:val="none" w:sz="0" w:space="0" w:color="auto"/>
@@ -11963,18 +11963,18 @@
       </w:tblPr>
       <w:tblGrid>
         <w:gridCol w:w="850"/>
-        <w:gridCol w:w="3119"/>
-        <w:gridCol w:w="1417"/>
+        <w:gridCol w:w="3970"/>
+        <w:gridCol w:w="1984"/>
       </w:tblGrid>
       <w:tr>
         <w:trPr>
           <w:gridAfter w:val="1"/>
-          <w:wAfter w:w="1417" w:type="dxa"/>
+          <w:wAfter w:w="1984" w:type="dxa"/>
           <w:trHeight w:val="527"/>
         </w:trPr>
         <w:tc>
           <w:tcPr>
-            <w:tcW w:w="3969" w:type="dxa"/>
+            <w:tcW w:w="4820" w:type="dxa"/>
             <w:gridSpan w:val="2"/>
             <w:vAlign w:val="center"/>
           </w:tcPr>
@@ -12168,7 +12168,7 @@
         </w:tc>
         <w:tc>
           <w:tcPr>
-            <w:tcW w:w="3119" w:type="dxa"/>
+            <w:tcW w:w="3970" w:type="dxa"/>
           </w:tcPr>
           <w:p>
             <w:pPr>
@@ -12209,7 +12209,7 @@
         </w:tc>
         <w:tc>
           <w:tcPr>
-            <w:tcW w:w="1417" w:type="dxa"/>
+            <w:tcW w:w="1984" w:type="dxa"/>
           </w:tcPr>
           <w:p>
             <w:pPr>

--- a/src/templates/uji-administrasi/template_ba_uji_admin.docx
+++ b/src/templates/uji-administrasi/template_ba_uji_admin.docx
@@ -174,199 +174,27 @@
                 <w:sz w:val="20"/>
                 <w:szCs w:val="20"/>
               </w:rPr>
-              <w:t xml:space="preserve">Jalan </w:t>
-            </w:r>
-            <w:proofErr w:type="spellStart"/>
-            <w:r>
+              <w:t>Jalan Ronggowarsito Nomor 18B, Sragen Wetan, Sragen, Jawa Tengah 57214</w:t>
+            </w:r>
+          </w:p>
+          <w:p>
+            <w:pPr>
+              <w:spacing w:after="0" w:line="240" w:lineRule="auto"/>
+              <w:ind w:left="-187" w:right="-30"/>
+              <w:jc w:val="center"/>
               <w:rPr>
                 <w:rFonts w:ascii="Arial Narrow" w:hAnsi="Arial Narrow" w:cs="Arial"/>
                 <w:sz w:val="20"/>
                 <w:szCs w:val="20"/>
               </w:rPr>
-              <w:t>Ronggowarsito</w:t>
-            </w:r>
-            <w:proofErr w:type="spellEnd"/>
+            </w:pPr>
             <w:r>
               <w:rPr>
                 <w:rFonts w:ascii="Arial Narrow" w:hAnsi="Arial Narrow" w:cs="Arial"/>
                 <w:sz w:val="20"/>
                 <w:szCs w:val="20"/>
               </w:rPr>
-              <w:t xml:space="preserve"> </w:t>
-            </w:r>
-            <w:proofErr w:type="spellStart"/>
-            <w:r>
-              <w:rPr>
-                <w:rFonts w:ascii="Arial Narrow" w:hAnsi="Arial Narrow" w:cs="Arial"/>
-                <w:sz w:val="20"/>
-                <w:szCs w:val="20"/>
-              </w:rPr>
-              <w:t>Nomor</w:t>
-            </w:r>
-            <w:proofErr w:type="spellEnd"/>
-            <w:r>
-              <w:rPr>
-                <w:rFonts w:ascii="Arial Narrow" w:hAnsi="Arial Narrow" w:cs="Arial"/>
-                <w:sz w:val="20"/>
-                <w:szCs w:val="20"/>
-              </w:rPr>
-              <w:t xml:space="preserve"> 18B, </w:t>
-            </w:r>
-            <w:proofErr w:type="spellStart"/>
-            <w:r>
-              <w:rPr>
-                <w:rFonts w:ascii="Arial Narrow" w:hAnsi="Arial Narrow" w:cs="Arial"/>
-                <w:sz w:val="20"/>
-                <w:szCs w:val="20"/>
-              </w:rPr>
-              <w:t>Sragen</w:t>
-            </w:r>
-            <w:proofErr w:type="spellEnd"/>
-            <w:r>
-              <w:rPr>
-                <w:rFonts w:ascii="Arial Narrow" w:hAnsi="Arial Narrow" w:cs="Arial"/>
-                <w:sz w:val="20"/>
-                <w:szCs w:val="20"/>
-              </w:rPr>
-              <w:t xml:space="preserve"> </w:t>
-            </w:r>
-            <w:proofErr w:type="spellStart"/>
-            <w:r>
-              <w:rPr>
-                <w:rFonts w:ascii="Arial Narrow" w:hAnsi="Arial Narrow" w:cs="Arial"/>
-                <w:sz w:val="20"/>
-                <w:szCs w:val="20"/>
-              </w:rPr>
-              <w:t>Wetan</w:t>
-            </w:r>
-            <w:proofErr w:type="spellEnd"/>
-            <w:r>
-              <w:rPr>
-                <w:rFonts w:ascii="Arial Narrow" w:hAnsi="Arial Narrow" w:cs="Arial"/>
-                <w:sz w:val="20"/>
-                <w:szCs w:val="20"/>
-              </w:rPr>
-              <w:t xml:space="preserve">, </w:t>
-            </w:r>
-            <w:proofErr w:type="spellStart"/>
-            <w:r>
-              <w:rPr>
-                <w:rFonts w:ascii="Arial Narrow" w:hAnsi="Arial Narrow" w:cs="Arial"/>
-                <w:sz w:val="20"/>
-                <w:szCs w:val="20"/>
-              </w:rPr>
-              <w:t>Sragen</w:t>
-            </w:r>
-            <w:proofErr w:type="spellEnd"/>
-            <w:r>
-              <w:rPr>
-                <w:rFonts w:ascii="Arial Narrow" w:hAnsi="Arial Narrow" w:cs="Arial"/>
-                <w:sz w:val="20"/>
-                <w:szCs w:val="20"/>
-              </w:rPr>
-              <w:t xml:space="preserve">, </w:t>
-            </w:r>
-            <w:proofErr w:type="spellStart"/>
-            <w:r>
-              <w:rPr>
-                <w:rFonts w:ascii="Arial Narrow" w:hAnsi="Arial Narrow" w:cs="Arial"/>
-                <w:sz w:val="20"/>
-                <w:szCs w:val="20"/>
-              </w:rPr>
-              <w:t>Jawa</w:t>
-            </w:r>
-            <w:proofErr w:type="spellEnd"/>
-            <w:r>
-              <w:rPr>
-                <w:rFonts w:ascii="Arial Narrow" w:hAnsi="Arial Narrow" w:cs="Arial"/>
-                <w:sz w:val="20"/>
-                <w:szCs w:val="20"/>
-              </w:rPr>
-              <w:t xml:space="preserve"> Tengah 57214</w:t>
-            </w:r>
-          </w:p>
-          <w:p>
-            <w:pPr>
-              <w:spacing w:after="0" w:line="240" w:lineRule="auto"/>
-              <w:ind w:left="-187" w:right="-30"/>
-              <w:jc w:val="center"/>
-              <w:rPr>
-                <w:rFonts w:ascii="Arial Narrow" w:hAnsi="Arial Narrow" w:cs="Arial"/>
-                <w:sz w:val="20"/>
-                <w:szCs w:val="20"/>
-              </w:rPr>
-            </w:pPr>
-            <w:proofErr w:type="spellStart"/>
-            <w:r>
-              <w:rPr>
-                <w:rFonts w:ascii="Arial Narrow" w:hAnsi="Arial Narrow" w:cs="Arial"/>
-                <w:sz w:val="20"/>
-                <w:szCs w:val="20"/>
-              </w:rPr>
-              <w:t>Telepon</w:t>
-            </w:r>
-            <w:proofErr w:type="spellEnd"/>
-            <w:r>
-              <w:rPr>
-                <w:rFonts w:ascii="Arial Narrow" w:hAnsi="Arial Narrow" w:cs="Arial"/>
-                <w:sz w:val="20"/>
-                <w:szCs w:val="20"/>
-              </w:rPr>
-              <w:t xml:space="preserve"> (0271) 891136, </w:t>
-            </w:r>
-            <w:proofErr w:type="spellStart"/>
-            <w:r>
-              <w:rPr>
-                <w:rFonts w:ascii="Arial Narrow" w:hAnsi="Arial Narrow" w:cs="Arial"/>
-                <w:sz w:val="20"/>
-                <w:szCs w:val="20"/>
-              </w:rPr>
-              <w:t>Faksimile</w:t>
-            </w:r>
-            <w:proofErr w:type="spellEnd"/>
-            <w:r>
-              <w:rPr>
-                <w:rFonts w:ascii="Arial Narrow" w:hAnsi="Arial Narrow" w:cs="Arial"/>
-                <w:sz w:val="20"/>
-                <w:szCs w:val="20"/>
-              </w:rPr>
-              <w:t xml:space="preserve"> (0271) 891136, </w:t>
-            </w:r>
-            <w:proofErr w:type="spellStart"/>
-            <w:r>
-              <w:rPr>
-                <w:rFonts w:ascii="Arial Narrow" w:hAnsi="Arial Narrow" w:cs="Arial"/>
-                <w:sz w:val="20"/>
-                <w:szCs w:val="20"/>
-              </w:rPr>
-              <w:t>Laman</w:t>
-            </w:r>
-            <w:proofErr w:type="spellEnd"/>
-            <w:r>
-              <w:rPr>
-                <w:rFonts w:ascii="Arial Narrow" w:hAnsi="Arial Narrow" w:cs="Arial"/>
-                <w:sz w:val="20"/>
-                <w:szCs w:val="20"/>
-              </w:rPr>
-              <w:t xml:space="preserve"> www.dlh.sragenkab.go.id, Pos-</w:t>
-            </w:r>
-            <w:proofErr w:type="spellStart"/>
-            <w:r>
-              <w:rPr>
-                <w:rFonts w:ascii="Arial Narrow" w:hAnsi="Arial Narrow" w:cs="Arial"/>
-                <w:sz w:val="20"/>
-                <w:szCs w:val="20"/>
-              </w:rPr>
-              <w:t>el</w:t>
-            </w:r>
-            <w:proofErr w:type="spellEnd"/>
-            <w:r>
-              <w:rPr>
-                <w:rFonts w:ascii="Arial Narrow" w:hAnsi="Arial Narrow" w:cs="Arial"/>
-                <w:sz w:val="20"/>
-                <w:szCs w:val="20"/>
-              </w:rPr>
-              <w:t xml:space="preserve"> dlh.sragenkab.go.id</w:t>
+              <w:t>Telepon (0271) 891136, Faksimile (0271) 891136, Laman www.dlh.sragenkab.go.id, Pos-el dlh.sragenkab.go.id</w:t>
             </w:r>
           </w:p>
         </w:tc>
@@ -455,25 +283,7 @@
           <w:sz w:val="24"/>
           <w:szCs w:val="24"/>
         </w:rPr>
-        <w:t>{</w:t>
-      </w:r>
-      <w:proofErr w:type="spellStart"/>
-      <w:r>
-        <w:rPr>
-          <w:rFonts w:ascii="Arial" w:hAnsi="Arial" w:cs="Arial"/>
-          <w:sz w:val="24"/>
-          <w:szCs w:val="24"/>
-        </w:rPr>
-        <w:t>nama_kegiatan</w:t>
-      </w:r>
-      <w:proofErr w:type="spellEnd"/>
-      <w:r>
-        <w:rPr>
-          <w:rFonts w:ascii="Arial" w:hAnsi="Arial" w:cs="Arial"/>
-          <w:sz w:val="24"/>
-          <w:szCs w:val="24"/>
-        </w:rPr>
-        <w:t xml:space="preserve">} </w:t>
+        <w:t xml:space="preserve">{nama_kegiatan} </w:t>
       </w:r>
       <w:r>
         <w:rPr>
@@ -497,25 +307,7 @@
           <w:sz w:val="24"/>
           <w:szCs w:val="24"/>
         </w:rPr>
-        <w:t>{</w:t>
-      </w:r>
-      <w:proofErr w:type="spellStart"/>
-      <w:r>
-        <w:rPr>
-          <w:rFonts w:ascii="Arial" w:hAnsi="Arial" w:cs="Arial"/>
-          <w:sz w:val="24"/>
-          <w:szCs w:val="24"/>
-        </w:rPr>
-        <w:t>lokasi_kegiatan</w:t>
-      </w:r>
-      <w:proofErr w:type="spellEnd"/>
-      <w:r>
-        <w:rPr>
-          <w:rFonts w:ascii="Arial" w:hAnsi="Arial" w:cs="Arial"/>
-          <w:sz w:val="24"/>
-          <w:szCs w:val="24"/>
-        </w:rPr>
-        <w:t>}</w:t>
+        <w:t>{lokasi_kegiatan}</w:t>
       </w:r>
     </w:p>
     <w:p>
@@ -528,23 +320,13 @@
           <w:szCs w:val="24"/>
         </w:rPr>
       </w:pPr>
-      <w:proofErr w:type="gramStart"/>
       <w:r>
         <w:rPr>
           <w:rFonts w:ascii="Arial" w:hAnsi="Arial" w:cs="Arial"/>
           <w:sz w:val="24"/>
           <w:szCs w:val="24"/>
         </w:rPr>
-        <w:t>NOMOR :</w:t>
-      </w:r>
-      <w:proofErr w:type="gramEnd"/>
-      <w:r>
-        <w:rPr>
-          <w:rFonts w:ascii="Arial" w:hAnsi="Arial" w:cs="Arial"/>
-          <w:sz w:val="24"/>
-          <w:szCs w:val="24"/>
-        </w:rPr>
-        <w:t xml:space="preserve"> </w:t>
+        <w:t xml:space="preserve">NOMOR : </w:t>
       </w:r>
       <w:r>
         <w:rPr>
@@ -552,25 +334,7 @@
           <w:sz w:val="24"/>
           <w:szCs w:val="24"/>
         </w:rPr>
-        <w:t>{</w:t>
-      </w:r>
-      <w:proofErr w:type="spellStart"/>
-      <w:r>
-        <w:rPr>
-          <w:rFonts w:ascii="Arial" w:hAnsi="Arial" w:cs="Arial"/>
-          <w:sz w:val="24"/>
-          <w:szCs w:val="24"/>
-        </w:rPr>
-        <w:t>nomor_uji_berkas</w:t>
-      </w:r>
-      <w:proofErr w:type="spellEnd"/>
-      <w:r>
-        <w:rPr>
-          <w:rFonts w:ascii="Arial" w:hAnsi="Arial" w:cs="Arial"/>
-          <w:sz w:val="24"/>
-          <w:szCs w:val="24"/>
-        </w:rPr>
-        <w:t>}</w:t>
+        <w:t>{nomor_uji_berkas}</w:t>
       </w:r>
     </w:p>
     <w:p>
@@ -657,152 +421,166 @@
                 <w:szCs w:val="24"/>
               </w:rPr>
             </w:pPr>
-            <w:proofErr w:type="spellStart"/>
             <w:r>
               <w:rPr>
                 <w:rFonts w:ascii="Arial" w:hAnsi="Arial" w:cs="Arial"/>
                 <w:sz w:val="24"/>
                 <w:szCs w:val="24"/>
               </w:rPr>
-              <w:t>Nomor</w:t>
-            </w:r>
-            <w:proofErr w:type="spellEnd"/>
+              <w:t xml:space="preserve">Nomor </w:t>
+            </w:r>
             <w:r>
               <w:rPr>
                 <w:rFonts w:ascii="Arial" w:hAnsi="Arial" w:cs="Arial"/>
                 <w:sz w:val="24"/>
                 <w:szCs w:val="24"/>
               </w:rPr>
-              <w:t xml:space="preserve"> </w:t>
-            </w:r>
-            <w:proofErr w:type="spellStart"/>
-            <w:r>
+              <w:t>Ceklist Pelayanan</w:t>
+            </w:r>
+          </w:p>
+        </w:tc>
+        <w:tc>
+          <w:tcPr>
+            <w:tcW w:w="284" w:type="dxa"/>
+            <w:vAlign w:val="center"/>
+          </w:tcPr>
+          <w:p>
+            <w:pPr>
+              <w:jc w:val="center"/>
               <w:rPr>
                 <w:rFonts w:ascii="Arial" w:hAnsi="Arial" w:cs="Arial"/>
                 <w:sz w:val="24"/>
                 <w:szCs w:val="24"/>
               </w:rPr>
-              <w:t>Ceklist</w:t>
-            </w:r>
-            <w:proofErr w:type="spellEnd"/>
+            </w:pPr>
             <w:r>
               <w:rPr>
                 <w:rFonts w:ascii="Arial" w:hAnsi="Arial" w:cs="Arial"/>
                 <w:sz w:val="24"/>
                 <w:szCs w:val="24"/>
               </w:rPr>
-              <w:t xml:space="preserve"> </w:t>
-            </w:r>
-            <w:proofErr w:type="spellStart"/>
-            <w:r>
+              <w:t>:</w:t>
+            </w:r>
+          </w:p>
+        </w:tc>
+        <w:tc>
+          <w:tcPr>
+            <w:tcW w:w="5953" w:type="dxa"/>
+          </w:tcPr>
+          <w:p>
+            <w:pPr>
+              <w:jc w:val="both"/>
               <w:rPr>
                 <w:rFonts w:ascii="Arial" w:hAnsi="Arial" w:cs="Arial"/>
                 <w:sz w:val="24"/>
                 <w:szCs w:val="24"/>
               </w:rPr>
-              <w:t>Pelayanan</w:t>
-            </w:r>
-            <w:proofErr w:type="spellEnd"/>
-          </w:p>
-        </w:tc>
-        <w:tc>
-          <w:tcPr>
-            <w:tcW w:w="284" w:type="dxa"/>
-            <w:vAlign w:val="center"/>
-          </w:tcPr>
-          <w:p>
-            <w:pPr>
-              <w:jc w:val="center"/>
+            </w:pPr>
+            <w:r>
               <w:rPr>
                 <w:rFonts w:ascii="Arial" w:hAnsi="Arial" w:cs="Arial"/>
                 <w:sz w:val="24"/>
                 <w:szCs w:val="24"/>
               </w:rPr>
-            </w:pPr>
-            <w:r>
+              <w:t>{nomor_checklist}</w:t>
+            </w:r>
+          </w:p>
+        </w:tc>
+      </w:tr>
+      <w:tr>
+        <w:tc>
+          <w:tcPr>
+            <w:tcW w:w="3397" w:type="dxa"/>
+          </w:tcPr>
+          <w:p>
+            <w:pPr>
+              <w:jc w:val="both"/>
               <w:rPr>
                 <w:rFonts w:ascii="Arial" w:hAnsi="Arial" w:cs="Arial"/>
                 <w:sz w:val="24"/>
                 <w:szCs w:val="24"/>
               </w:rPr>
-              <w:t>:</w:t>
-            </w:r>
-          </w:p>
-        </w:tc>
-        <w:tc>
-          <w:tcPr>
-            <w:tcW w:w="5953" w:type="dxa"/>
-          </w:tcPr>
-          <w:p>
-            <w:pPr>
-              <w:jc w:val="both"/>
+            </w:pPr>
+            <w:r>
               <w:rPr>
                 <w:rFonts w:ascii="Arial" w:hAnsi="Arial" w:cs="Arial"/>
                 <w:sz w:val="24"/>
                 <w:szCs w:val="24"/>
               </w:rPr>
-            </w:pPr>
-            <w:r>
+              <w:t>Nama Kegiatan</w:t>
+            </w:r>
+          </w:p>
+        </w:tc>
+        <w:tc>
+          <w:tcPr>
+            <w:tcW w:w="284" w:type="dxa"/>
+            <w:vAlign w:val="center"/>
+          </w:tcPr>
+          <w:p>
+            <w:pPr>
+              <w:jc w:val="center"/>
               <w:rPr>
                 <w:rFonts w:ascii="Arial" w:hAnsi="Arial" w:cs="Arial"/>
                 <w:sz w:val="24"/>
                 <w:szCs w:val="24"/>
               </w:rPr>
-              <w:t>{</w:t>
-            </w:r>
-            <w:proofErr w:type="spellStart"/>
+            </w:pPr>
             <w:r>
               <w:rPr>
                 <w:rFonts w:ascii="Arial" w:hAnsi="Arial" w:cs="Arial"/>
                 <w:sz w:val="24"/>
                 <w:szCs w:val="24"/>
               </w:rPr>
-              <w:t>nomor_checklist</w:t>
-            </w:r>
-            <w:proofErr w:type="spellEnd"/>
-            <w:r>
+              <w:t>:</w:t>
+            </w:r>
+          </w:p>
+        </w:tc>
+        <w:tc>
+          <w:tcPr>
+            <w:tcW w:w="5953" w:type="dxa"/>
+          </w:tcPr>
+          <w:p>
+            <w:pPr>
+              <w:jc w:val="both"/>
               <w:rPr>
                 <w:rFonts w:ascii="Arial" w:hAnsi="Arial" w:cs="Arial"/>
                 <w:sz w:val="24"/>
                 <w:szCs w:val="24"/>
               </w:rPr>
-              <w:t>}</w:t>
-            </w:r>
-          </w:p>
-        </w:tc>
-      </w:tr>
-      <w:tr>
-        <w:tc>
-          <w:tcPr>
-            <w:tcW w:w="3397" w:type="dxa"/>
-          </w:tcPr>
-          <w:p>
-            <w:pPr>
-              <w:jc w:val="both"/>
+            </w:pPr>
+            <w:r>
               <w:rPr>
                 <w:rFonts w:ascii="Arial" w:hAnsi="Arial" w:cs="Arial"/>
                 <w:sz w:val="24"/>
                 <w:szCs w:val="24"/>
               </w:rPr>
-            </w:pPr>
-            <w:r>
+              <w:t>{nama_kegiatan}</w:t>
+            </w:r>
+          </w:p>
+        </w:tc>
+      </w:tr>
+      <w:tr>
+        <w:tc>
+          <w:tcPr>
+            <w:tcW w:w="3397" w:type="dxa"/>
+          </w:tcPr>
+          <w:p>
+            <w:pPr>
+              <w:jc w:val="both"/>
               <w:rPr>
                 <w:rFonts w:ascii="Arial" w:hAnsi="Arial" w:cs="Arial"/>
                 <w:sz w:val="24"/>
                 <w:szCs w:val="24"/>
               </w:rPr>
-              <w:t xml:space="preserve">Nama </w:t>
-            </w:r>
-            <w:proofErr w:type="spellStart"/>
+            </w:pPr>
             <w:r>
               <w:rPr>
                 <w:rFonts w:ascii="Arial" w:hAnsi="Arial" w:cs="Arial"/>
                 <w:sz w:val="24"/>
                 <w:szCs w:val="24"/>
               </w:rPr>
-              <w:t>Kegiatan</w:t>
-            </w:r>
-            <w:proofErr w:type="spellEnd"/>
+              <w:t>Jenis Dokumen</w:t>
+            </w:r>
           </w:p>
         </w:tc>
         <w:tc>
@@ -848,81 +626,91 @@
                 <w:sz w:val="24"/>
                 <w:szCs w:val="24"/>
               </w:rPr>
-              <w:t>{</w:t>
-            </w:r>
-            <w:proofErr w:type="spellStart"/>
-            <w:r>
+              <w:t>{jenis_dokumen}</w:t>
+            </w:r>
+          </w:p>
+        </w:tc>
+      </w:tr>
+      <w:tr>
+        <w:tc>
+          <w:tcPr>
+            <w:tcW w:w="3397" w:type="dxa"/>
+          </w:tcPr>
+          <w:p>
+            <w:pPr>
+              <w:jc w:val="both"/>
               <w:rPr>
                 <w:rFonts w:ascii="Arial" w:hAnsi="Arial" w:cs="Arial"/>
                 <w:sz w:val="24"/>
                 <w:szCs w:val="24"/>
               </w:rPr>
-              <w:t>nama_kegiatan</w:t>
-            </w:r>
-            <w:proofErr w:type="spellEnd"/>
+            </w:pPr>
             <w:r>
               <w:rPr>
                 <w:rFonts w:ascii="Arial" w:hAnsi="Arial" w:cs="Arial"/>
                 <w:sz w:val="24"/>
                 <w:szCs w:val="24"/>
               </w:rPr>
-              <w:t>}</w:t>
-            </w:r>
-          </w:p>
-        </w:tc>
-      </w:tr>
-      <w:tr>
-        <w:tc>
-          <w:tcPr>
-            <w:tcW w:w="3397" w:type="dxa"/>
-          </w:tcPr>
-          <w:p>
-            <w:pPr>
-              <w:jc w:val="both"/>
+              <w:t>Kewenangan</w:t>
+            </w:r>
+          </w:p>
+        </w:tc>
+        <w:tc>
+          <w:tcPr>
+            <w:tcW w:w="284" w:type="dxa"/>
+            <w:vAlign w:val="center"/>
+          </w:tcPr>
+          <w:p>
+            <w:pPr>
+              <w:jc w:val="center"/>
               <w:rPr>
                 <w:rFonts w:ascii="Arial" w:hAnsi="Arial" w:cs="Arial"/>
                 <w:sz w:val="24"/>
                 <w:szCs w:val="24"/>
               </w:rPr>
             </w:pPr>
-            <w:proofErr w:type="spellStart"/>
             <w:r>
               <w:rPr>
                 <w:rFonts w:ascii="Arial" w:hAnsi="Arial" w:cs="Arial"/>
                 <w:sz w:val="24"/>
                 <w:szCs w:val="24"/>
               </w:rPr>
-              <w:t>Jenis</w:t>
-            </w:r>
-            <w:proofErr w:type="spellEnd"/>
-            <w:r>
+              <w:t>:</w:t>
+            </w:r>
+          </w:p>
+        </w:tc>
+        <w:tc>
+          <w:tcPr>
+            <w:tcW w:w="5953" w:type="dxa"/>
+          </w:tcPr>
+          <w:p>
+            <w:pPr>
+              <w:jc w:val="both"/>
               <w:rPr>
                 <w:rFonts w:ascii="Arial" w:hAnsi="Arial" w:cs="Arial"/>
                 <w:sz w:val="24"/>
                 <w:szCs w:val="24"/>
               </w:rPr>
-              <w:t xml:space="preserve"> </w:t>
-            </w:r>
-            <w:proofErr w:type="spellStart"/>
+            </w:pPr>
             <w:r>
               <w:rPr>
                 <w:rFonts w:ascii="Arial" w:hAnsi="Arial" w:cs="Arial"/>
                 <w:sz w:val="24"/>
                 <w:szCs w:val="24"/>
               </w:rPr>
-              <w:t>Dokumen</w:t>
-            </w:r>
-            <w:proofErr w:type="spellEnd"/>
-          </w:p>
-        </w:tc>
-        <w:tc>
-          <w:tcPr>
-            <w:tcW w:w="284" w:type="dxa"/>
-            <w:vAlign w:val="center"/>
-          </w:tcPr>
-          <w:p>
-            <w:pPr>
-              <w:jc w:val="center"/>
+              <w:t>{kewenangan}</w:t>
+            </w:r>
+          </w:p>
+        </w:tc>
+      </w:tr>
+      <w:tr>
+        <w:tc>
+          <w:tcPr>
+            <w:tcW w:w="3397" w:type="dxa"/>
+          </w:tcPr>
+          <w:p>
+            <w:pPr>
+              <w:jc w:val="both"/>
               <w:rPr>
                 <w:rFonts w:ascii="Arial" w:hAnsi="Arial" w:cs="Arial"/>
                 <w:sz w:val="24"/>
@@ -935,17 +723,18 @@
                 <w:sz w:val="24"/>
                 <w:szCs w:val="24"/>
               </w:rPr>
-              <w:t>:</w:t>
-            </w:r>
-          </w:p>
-        </w:tc>
-        <w:tc>
-          <w:tcPr>
-            <w:tcW w:w="5953" w:type="dxa"/>
-          </w:tcPr>
-          <w:p>
-            <w:pPr>
-              <w:jc w:val="both"/>
+              <w:t xml:space="preserve">Lokasi Rencana Kegiatan </w:t>
+            </w:r>
+          </w:p>
+        </w:tc>
+        <w:tc>
+          <w:tcPr>
+            <w:tcW w:w="284" w:type="dxa"/>
+            <w:vAlign w:val="center"/>
+          </w:tcPr>
+          <w:p>
+            <w:pPr>
+              <w:jc w:val="center"/>
               <w:rPr>
                 <w:rFonts w:ascii="Arial" w:hAnsi="Arial" w:cs="Arial"/>
                 <w:sz w:val="24"/>
@@ -958,25 +747,30 @@
                 <w:sz w:val="24"/>
                 <w:szCs w:val="24"/>
               </w:rPr>
-              <w:t>{</w:t>
-            </w:r>
-            <w:proofErr w:type="spellStart"/>
-            <w:r>
+              <w:t>:</w:t>
+            </w:r>
+          </w:p>
+        </w:tc>
+        <w:tc>
+          <w:tcPr>
+            <w:tcW w:w="5953" w:type="dxa"/>
+          </w:tcPr>
+          <w:p>
+            <w:pPr>
+              <w:jc w:val="both"/>
               <w:rPr>
                 <w:rFonts w:ascii="Arial" w:hAnsi="Arial" w:cs="Arial"/>
                 <w:sz w:val="24"/>
                 <w:szCs w:val="24"/>
               </w:rPr>
-              <w:t>jenis_dokumen</w:t>
-            </w:r>
-            <w:proofErr w:type="spellEnd"/>
+            </w:pPr>
             <w:r>
               <w:rPr>
                 <w:rFonts w:ascii="Arial" w:hAnsi="Arial" w:cs="Arial"/>
                 <w:sz w:val="24"/>
                 <w:szCs w:val="24"/>
               </w:rPr>
-              <w:t>}</w:t>
+              <w:t>{lokasi_kegiatan}</w:t>
             </w:r>
           </w:p>
         </w:tc>
@@ -995,16 +789,14 @@
                 <w:szCs w:val="24"/>
               </w:rPr>
             </w:pPr>
-            <w:proofErr w:type="spellStart"/>
             <w:r>
               <w:rPr>
                 <w:rFonts w:ascii="Arial" w:hAnsi="Arial" w:cs="Arial"/>
                 <w:sz w:val="24"/>
                 <w:szCs w:val="24"/>
               </w:rPr>
-              <w:t>Kewenangan</w:t>
-            </w:r>
-            <w:proofErr w:type="spellEnd"/>
+              <w:t>KBLI</w:t>
+            </w:r>
           </w:p>
         </w:tc>
         <w:tc>
@@ -1050,37 +842,43 @@
                 <w:sz w:val="24"/>
                 <w:szCs w:val="24"/>
               </w:rPr>
-              <w:t>{</w:t>
-            </w:r>
-            <w:proofErr w:type="spellStart"/>
-            <w:r>
+              <w:t>{kbli}</w:t>
+            </w:r>
+          </w:p>
+        </w:tc>
+      </w:tr>
+      <w:tr>
+        <w:tc>
+          <w:tcPr>
+            <w:tcW w:w="3397" w:type="dxa"/>
+          </w:tcPr>
+          <w:p>
+            <w:pPr>
+              <w:jc w:val="both"/>
               <w:rPr>
                 <w:rFonts w:ascii="Arial" w:hAnsi="Arial" w:cs="Arial"/>
                 <w:sz w:val="24"/>
                 <w:szCs w:val="24"/>
               </w:rPr>
-              <w:t>kewenangan</w:t>
-            </w:r>
-            <w:proofErr w:type="spellEnd"/>
+            </w:pPr>
             <w:r>
               <w:rPr>
                 <w:rFonts w:ascii="Arial" w:hAnsi="Arial" w:cs="Arial"/>
                 <w:sz w:val="24"/>
                 <w:szCs w:val="24"/>
               </w:rPr>
-              <w:t>}</w:t>
-            </w:r>
-          </w:p>
-        </w:tc>
-      </w:tr>
-      <w:tr>
-        <w:tc>
-          <w:tcPr>
-            <w:tcW w:w="3397" w:type="dxa"/>
-          </w:tcPr>
-          <w:p>
-            <w:pPr>
-              <w:jc w:val="both"/>
+              <w:t>Nama Pemrakarsa</w:t>
+            </w:r>
+          </w:p>
+        </w:tc>
+        <w:tc>
+          <w:tcPr>
+            <w:tcW w:w="284" w:type="dxa"/>
+            <w:vAlign w:val="center"/>
+          </w:tcPr>
+          <w:p>
+            <w:pPr>
+              <w:jc w:val="center"/>
               <w:rPr>
                 <w:rFonts w:ascii="Arial" w:hAnsi="Arial" w:cs="Arial"/>
                 <w:sz w:val="24"/>
@@ -1093,43 +891,55 @@
                 <w:sz w:val="24"/>
                 <w:szCs w:val="24"/>
               </w:rPr>
-              <w:t xml:space="preserve">Lokasi </w:t>
-            </w:r>
-            <w:proofErr w:type="spellStart"/>
-            <w:r>
+              <w:t>:</w:t>
+            </w:r>
+          </w:p>
+        </w:tc>
+        <w:tc>
+          <w:tcPr>
+            <w:tcW w:w="5953" w:type="dxa"/>
+          </w:tcPr>
+          <w:p>
+            <w:pPr>
+              <w:jc w:val="both"/>
               <w:rPr>
                 <w:rFonts w:ascii="Arial" w:hAnsi="Arial" w:cs="Arial"/>
                 <w:sz w:val="24"/>
                 <w:szCs w:val="24"/>
               </w:rPr>
-              <w:t>Rencana</w:t>
-            </w:r>
-            <w:proofErr w:type="spellEnd"/>
+            </w:pPr>
             <w:r>
               <w:rPr>
                 <w:rFonts w:ascii="Arial" w:hAnsi="Arial" w:cs="Arial"/>
                 <w:sz w:val="24"/>
                 <w:szCs w:val="24"/>
               </w:rPr>
-              <w:t xml:space="preserve"> </w:t>
-            </w:r>
-            <w:proofErr w:type="spellStart"/>
-            <w:r>
+              <w:t>{nama_pemrakarsa}</w:t>
+            </w:r>
+          </w:p>
+        </w:tc>
+      </w:tr>
+      <w:tr>
+        <w:tc>
+          <w:tcPr>
+            <w:tcW w:w="3397" w:type="dxa"/>
+          </w:tcPr>
+          <w:p>
+            <w:pPr>
+              <w:jc w:val="both"/>
               <w:rPr>
                 <w:rFonts w:ascii="Arial" w:hAnsi="Arial" w:cs="Arial"/>
                 <w:sz w:val="24"/>
                 <w:szCs w:val="24"/>
               </w:rPr>
-              <w:t>Kegiatan</w:t>
-            </w:r>
-            <w:proofErr w:type="spellEnd"/>
+            </w:pPr>
             <w:r>
               <w:rPr>
                 <w:rFonts w:ascii="Arial" w:hAnsi="Arial" w:cs="Arial"/>
                 <w:sz w:val="24"/>
                 <w:szCs w:val="24"/>
               </w:rPr>
-              <w:t xml:space="preserve"> </w:t>
+              <w:t>Telp.</w:t>
             </w:r>
           </w:p>
         </w:tc>
@@ -1176,305 +986,7 @@
                 <w:sz w:val="24"/>
                 <w:szCs w:val="24"/>
               </w:rPr>
-              <w:t>{</w:t>
-            </w:r>
-            <w:proofErr w:type="spellStart"/>
-            <w:r>
-              <w:rPr>
-                <w:rFonts w:ascii="Arial" w:hAnsi="Arial" w:cs="Arial"/>
-                <w:sz w:val="24"/>
-                <w:szCs w:val="24"/>
-              </w:rPr>
-              <w:t>lokasi_kegiatan</w:t>
-            </w:r>
-            <w:proofErr w:type="spellEnd"/>
-            <w:r>
-              <w:rPr>
-                <w:rFonts w:ascii="Arial" w:hAnsi="Arial" w:cs="Arial"/>
-                <w:sz w:val="24"/>
-                <w:szCs w:val="24"/>
-              </w:rPr>
-              <w:t>}</w:t>
-            </w:r>
-          </w:p>
-        </w:tc>
-      </w:tr>
-      <w:tr>
-        <w:tc>
-          <w:tcPr>
-            <w:tcW w:w="3397" w:type="dxa"/>
-          </w:tcPr>
-          <w:p>
-            <w:pPr>
-              <w:jc w:val="both"/>
-              <w:rPr>
-                <w:rFonts w:ascii="Arial" w:hAnsi="Arial" w:cs="Arial"/>
-                <w:sz w:val="24"/>
-                <w:szCs w:val="24"/>
-              </w:rPr>
-            </w:pPr>
-            <w:r>
-              <w:rPr>
-                <w:rFonts w:ascii="Arial" w:hAnsi="Arial" w:cs="Arial"/>
-                <w:sz w:val="24"/>
-                <w:szCs w:val="24"/>
-              </w:rPr>
-              <w:t>KBLI</w:t>
-            </w:r>
-          </w:p>
-        </w:tc>
-        <w:tc>
-          <w:tcPr>
-            <w:tcW w:w="284" w:type="dxa"/>
-            <w:vAlign w:val="center"/>
-          </w:tcPr>
-          <w:p>
-            <w:pPr>
-              <w:jc w:val="center"/>
-              <w:rPr>
-                <w:rFonts w:ascii="Arial" w:hAnsi="Arial" w:cs="Arial"/>
-                <w:sz w:val="24"/>
-                <w:szCs w:val="24"/>
-              </w:rPr>
-            </w:pPr>
-            <w:r>
-              <w:rPr>
-                <w:rFonts w:ascii="Arial" w:hAnsi="Arial" w:cs="Arial"/>
-                <w:sz w:val="24"/>
-                <w:szCs w:val="24"/>
-              </w:rPr>
-              <w:t>:</w:t>
-            </w:r>
-          </w:p>
-        </w:tc>
-        <w:tc>
-          <w:tcPr>
-            <w:tcW w:w="5953" w:type="dxa"/>
-          </w:tcPr>
-          <w:p>
-            <w:pPr>
-              <w:jc w:val="both"/>
-              <w:rPr>
-                <w:rFonts w:ascii="Arial" w:hAnsi="Arial" w:cs="Arial"/>
-                <w:sz w:val="24"/>
-                <w:szCs w:val="24"/>
-              </w:rPr>
-            </w:pPr>
-            <w:r>
-              <w:rPr>
-                <w:rFonts w:ascii="Arial" w:hAnsi="Arial" w:cs="Arial"/>
-                <w:sz w:val="24"/>
-                <w:szCs w:val="24"/>
-              </w:rPr>
-              <w:t>{</w:t>
-            </w:r>
-            <w:proofErr w:type="spellStart"/>
-            <w:r>
-              <w:rPr>
-                <w:rFonts w:ascii="Arial" w:hAnsi="Arial" w:cs="Arial"/>
-                <w:sz w:val="24"/>
-                <w:szCs w:val="24"/>
-              </w:rPr>
-              <w:t>kbli</w:t>
-            </w:r>
-            <w:proofErr w:type="spellEnd"/>
-            <w:r>
-              <w:rPr>
-                <w:rFonts w:ascii="Arial" w:hAnsi="Arial" w:cs="Arial"/>
-                <w:sz w:val="24"/>
-                <w:szCs w:val="24"/>
-              </w:rPr>
-              <w:t>}</w:t>
-            </w:r>
-          </w:p>
-        </w:tc>
-      </w:tr>
-      <w:tr>
-        <w:tc>
-          <w:tcPr>
-            <w:tcW w:w="3397" w:type="dxa"/>
-          </w:tcPr>
-          <w:p>
-            <w:pPr>
-              <w:jc w:val="both"/>
-              <w:rPr>
-                <w:rFonts w:ascii="Arial" w:hAnsi="Arial" w:cs="Arial"/>
-                <w:sz w:val="24"/>
-                <w:szCs w:val="24"/>
-              </w:rPr>
-            </w:pPr>
-            <w:r>
-              <w:rPr>
-                <w:rFonts w:ascii="Arial" w:hAnsi="Arial" w:cs="Arial"/>
-                <w:sz w:val="24"/>
-                <w:szCs w:val="24"/>
-              </w:rPr>
-              <w:t xml:space="preserve">Nama </w:t>
-            </w:r>
-            <w:proofErr w:type="spellStart"/>
-            <w:r>
-              <w:rPr>
-                <w:rFonts w:ascii="Arial" w:hAnsi="Arial" w:cs="Arial"/>
-                <w:sz w:val="24"/>
-                <w:szCs w:val="24"/>
-              </w:rPr>
-              <w:t>Pemrakarsa</w:t>
-            </w:r>
-            <w:proofErr w:type="spellEnd"/>
-          </w:p>
-        </w:tc>
-        <w:tc>
-          <w:tcPr>
-            <w:tcW w:w="284" w:type="dxa"/>
-            <w:vAlign w:val="center"/>
-          </w:tcPr>
-          <w:p>
-            <w:pPr>
-              <w:jc w:val="center"/>
-              <w:rPr>
-                <w:rFonts w:ascii="Arial" w:hAnsi="Arial" w:cs="Arial"/>
-                <w:sz w:val="24"/>
-                <w:szCs w:val="24"/>
-              </w:rPr>
-            </w:pPr>
-            <w:r>
-              <w:rPr>
-                <w:rFonts w:ascii="Arial" w:hAnsi="Arial" w:cs="Arial"/>
-                <w:sz w:val="24"/>
-                <w:szCs w:val="24"/>
-              </w:rPr>
-              <w:t>:</w:t>
-            </w:r>
-          </w:p>
-        </w:tc>
-        <w:tc>
-          <w:tcPr>
-            <w:tcW w:w="5953" w:type="dxa"/>
-          </w:tcPr>
-          <w:p>
-            <w:pPr>
-              <w:jc w:val="both"/>
-              <w:rPr>
-                <w:rFonts w:ascii="Arial" w:hAnsi="Arial" w:cs="Arial"/>
-                <w:sz w:val="24"/>
-                <w:szCs w:val="24"/>
-              </w:rPr>
-            </w:pPr>
-            <w:r>
-              <w:rPr>
-                <w:rFonts w:ascii="Arial" w:hAnsi="Arial" w:cs="Arial"/>
-                <w:sz w:val="24"/>
-                <w:szCs w:val="24"/>
-              </w:rPr>
-              <w:t>{</w:t>
-            </w:r>
-            <w:proofErr w:type="spellStart"/>
-            <w:r>
-              <w:rPr>
-                <w:rFonts w:ascii="Arial" w:hAnsi="Arial" w:cs="Arial"/>
-                <w:sz w:val="24"/>
-                <w:szCs w:val="24"/>
-              </w:rPr>
-              <w:t>nama_pemrakarsa</w:t>
-            </w:r>
-            <w:proofErr w:type="spellEnd"/>
-            <w:r>
-              <w:rPr>
-                <w:rFonts w:ascii="Arial" w:hAnsi="Arial" w:cs="Arial"/>
-                <w:sz w:val="24"/>
-                <w:szCs w:val="24"/>
-              </w:rPr>
-              <w:t>}</w:t>
-            </w:r>
-          </w:p>
-        </w:tc>
-      </w:tr>
-      <w:tr>
-        <w:tc>
-          <w:tcPr>
-            <w:tcW w:w="3397" w:type="dxa"/>
-          </w:tcPr>
-          <w:p>
-            <w:pPr>
-              <w:jc w:val="both"/>
-              <w:rPr>
-                <w:rFonts w:ascii="Arial" w:hAnsi="Arial" w:cs="Arial"/>
-                <w:sz w:val="24"/>
-                <w:szCs w:val="24"/>
-              </w:rPr>
-            </w:pPr>
-            <w:r>
-              <w:rPr>
-                <w:rFonts w:ascii="Arial" w:hAnsi="Arial" w:cs="Arial"/>
-                <w:sz w:val="24"/>
-                <w:szCs w:val="24"/>
-              </w:rPr>
-              <w:t>Telp.</w:t>
-            </w:r>
-          </w:p>
-        </w:tc>
-        <w:tc>
-          <w:tcPr>
-            <w:tcW w:w="284" w:type="dxa"/>
-            <w:vAlign w:val="center"/>
-          </w:tcPr>
-          <w:p>
-            <w:pPr>
-              <w:jc w:val="center"/>
-              <w:rPr>
-                <w:rFonts w:ascii="Arial" w:hAnsi="Arial" w:cs="Arial"/>
-                <w:sz w:val="24"/>
-                <w:szCs w:val="24"/>
-              </w:rPr>
-            </w:pPr>
-            <w:r>
-              <w:rPr>
-                <w:rFonts w:ascii="Arial" w:hAnsi="Arial" w:cs="Arial"/>
-                <w:sz w:val="24"/>
-                <w:szCs w:val="24"/>
-              </w:rPr>
-              <w:t>:</w:t>
-            </w:r>
-          </w:p>
-        </w:tc>
-        <w:tc>
-          <w:tcPr>
-            <w:tcW w:w="5953" w:type="dxa"/>
-          </w:tcPr>
-          <w:p>
-            <w:pPr>
-              <w:jc w:val="both"/>
-              <w:rPr>
-                <w:rFonts w:ascii="Arial" w:hAnsi="Arial" w:cs="Arial"/>
-                <w:sz w:val="24"/>
-                <w:szCs w:val="24"/>
-              </w:rPr>
-            </w:pPr>
-            <w:r>
-              <w:rPr>
-                <w:rFonts w:ascii="Arial" w:hAnsi="Arial" w:cs="Arial"/>
-                <w:sz w:val="24"/>
-                <w:szCs w:val="24"/>
-              </w:rPr>
-              <w:t>{</w:t>
-            </w:r>
-            <w:proofErr w:type="spellStart"/>
-            <w:r>
-              <w:rPr>
-                <w:rFonts w:ascii="Arial" w:hAnsi="Arial" w:cs="Arial"/>
-                <w:sz w:val="24"/>
-                <w:szCs w:val="24"/>
-              </w:rPr>
-              <w:t>telepon_pemrakarsa</w:t>
-            </w:r>
-            <w:proofErr w:type="spellEnd"/>
-            <w:r>
-              <w:rPr>
-                <w:rFonts w:ascii="Arial" w:hAnsi="Arial" w:cs="Arial"/>
-                <w:sz w:val="24"/>
-                <w:szCs w:val="24"/>
-              </w:rPr>
-              <w:t>}</w:t>
+              <w:t>{telepon_pemrakarsa}</w:t>
             </w:r>
           </w:p>
         </w:tc>
@@ -1521,169 +1033,7 @@
           <w:sz w:val="24"/>
           <w:szCs w:val="24"/>
         </w:rPr>
-        <w:t xml:space="preserve"> </w:t>
-      </w:r>
-      <w:proofErr w:type="spellStart"/>
-      <w:r>
-        <w:rPr>
-          <w:rFonts w:ascii="Arial" w:hAnsi="Arial" w:cs="Arial"/>
-          <w:sz w:val="24"/>
-          <w:szCs w:val="24"/>
-        </w:rPr>
-        <w:t>Administrasi</w:t>
-      </w:r>
-      <w:proofErr w:type="spellEnd"/>
-      <w:r>
-        <w:rPr>
-          <w:rFonts w:ascii="Arial" w:hAnsi="Arial" w:cs="Arial"/>
-          <w:sz w:val="24"/>
-          <w:szCs w:val="24"/>
-        </w:rPr>
-        <w:t xml:space="preserve"> </w:t>
-      </w:r>
-      <w:proofErr w:type="spellStart"/>
-      <w:r>
-        <w:rPr>
-          <w:rFonts w:ascii="Arial" w:hAnsi="Arial" w:cs="Arial"/>
-          <w:sz w:val="24"/>
-          <w:szCs w:val="24"/>
-        </w:rPr>
-        <w:t>Dokumen</w:t>
-      </w:r>
-      <w:proofErr w:type="spellEnd"/>
-      <w:r>
-        <w:rPr>
-          <w:rFonts w:ascii="Arial" w:hAnsi="Arial" w:cs="Arial"/>
-          <w:sz w:val="24"/>
-          <w:szCs w:val="24"/>
-        </w:rPr>
-        <w:t xml:space="preserve"> </w:t>
-      </w:r>
-      <w:proofErr w:type="spellStart"/>
-      <w:r>
-        <w:rPr>
-          <w:rFonts w:ascii="Arial" w:hAnsi="Arial" w:cs="Arial"/>
-          <w:sz w:val="24"/>
-          <w:szCs w:val="24"/>
-        </w:rPr>
-        <w:t>Lingkungan</w:t>
-      </w:r>
-      <w:proofErr w:type="spellEnd"/>
-      <w:r>
-        <w:rPr>
-          <w:rFonts w:ascii="Arial" w:hAnsi="Arial" w:cs="Arial"/>
-          <w:sz w:val="24"/>
-          <w:szCs w:val="24"/>
-        </w:rPr>
-        <w:t xml:space="preserve"> </w:t>
-      </w:r>
-      <w:proofErr w:type="spellStart"/>
-      <w:r>
-        <w:rPr>
-          <w:rFonts w:ascii="Arial" w:hAnsi="Arial" w:cs="Arial"/>
-          <w:sz w:val="24"/>
-          <w:szCs w:val="24"/>
-        </w:rPr>
-        <w:t>telah</w:t>
-      </w:r>
-      <w:proofErr w:type="spellEnd"/>
-      <w:r>
-        <w:rPr>
-          <w:rFonts w:ascii="Arial" w:hAnsi="Arial" w:cs="Arial"/>
-          <w:sz w:val="24"/>
-          <w:szCs w:val="24"/>
-        </w:rPr>
-        <w:t xml:space="preserve"> </w:t>
-      </w:r>
-      <w:proofErr w:type="spellStart"/>
-      <w:r>
-        <w:rPr>
-          <w:rFonts w:ascii="Arial" w:hAnsi="Arial" w:cs="Arial"/>
-          <w:sz w:val="24"/>
-          <w:szCs w:val="24"/>
-        </w:rPr>
-        <w:t>melakukan</w:t>
-      </w:r>
-      <w:proofErr w:type="spellEnd"/>
-      <w:r>
-        <w:rPr>
-          <w:rFonts w:ascii="Arial" w:hAnsi="Arial" w:cs="Arial"/>
-          <w:sz w:val="24"/>
-          <w:szCs w:val="24"/>
-        </w:rPr>
-        <w:t xml:space="preserve"> </w:t>
-      </w:r>
-      <w:proofErr w:type="spellStart"/>
-      <w:r>
-        <w:rPr>
-          <w:rFonts w:ascii="Arial" w:hAnsi="Arial" w:cs="Arial"/>
-          <w:sz w:val="24"/>
-          <w:szCs w:val="24"/>
-        </w:rPr>
-        <w:t>pemeriksaan</w:t>
-      </w:r>
-      <w:proofErr w:type="spellEnd"/>
-      <w:r>
-        <w:rPr>
-          <w:rFonts w:ascii="Arial" w:hAnsi="Arial" w:cs="Arial"/>
-          <w:sz w:val="24"/>
-          <w:szCs w:val="24"/>
-        </w:rPr>
-        <w:t xml:space="preserve"> </w:t>
-      </w:r>
-      <w:proofErr w:type="spellStart"/>
-      <w:r>
-        <w:rPr>
-          <w:rFonts w:ascii="Arial" w:hAnsi="Arial" w:cs="Arial"/>
-          <w:sz w:val="24"/>
-          <w:szCs w:val="24"/>
-        </w:rPr>
-        <w:t>berkas</w:t>
-      </w:r>
-      <w:proofErr w:type="spellEnd"/>
-      <w:r>
-        <w:rPr>
-          <w:rFonts w:ascii="Arial" w:hAnsi="Arial" w:cs="Arial"/>
-          <w:sz w:val="24"/>
-          <w:szCs w:val="24"/>
-        </w:rPr>
-        <w:t xml:space="preserve"> </w:t>
-      </w:r>
-      <w:proofErr w:type="spellStart"/>
-      <w:r>
-        <w:rPr>
-          <w:rFonts w:ascii="Arial" w:hAnsi="Arial" w:cs="Arial"/>
-          <w:sz w:val="24"/>
-          <w:szCs w:val="24"/>
-        </w:rPr>
-        <w:t>administrasi</w:t>
-      </w:r>
-      <w:proofErr w:type="spellEnd"/>
-      <w:r>
-        <w:rPr>
-          <w:rFonts w:ascii="Arial" w:hAnsi="Arial" w:cs="Arial"/>
-          <w:sz w:val="24"/>
-          <w:szCs w:val="24"/>
-        </w:rPr>
-        <w:t xml:space="preserve"> </w:t>
-      </w:r>
-      <w:proofErr w:type="spellStart"/>
-      <w:r>
-        <w:rPr>
-          <w:rFonts w:ascii="Arial" w:hAnsi="Arial" w:cs="Arial"/>
-          <w:sz w:val="24"/>
-          <w:szCs w:val="24"/>
-        </w:rPr>
-        <w:t>dokumen</w:t>
-      </w:r>
-      <w:proofErr w:type="spellEnd"/>
-      <w:r>
-        <w:rPr>
-          <w:rFonts w:ascii="Arial" w:hAnsi="Arial" w:cs="Arial"/>
-          <w:sz w:val="24"/>
-          <w:szCs w:val="24"/>
-        </w:rPr>
-        <w:t xml:space="preserve"> </w:t>
+        <w:t xml:space="preserve"> Administrasi Dokumen Lingkungan telah melakukan pemeriksaan </w:t>
       </w:r>
       <w:r>
         <w:rPr>
@@ -1691,25 +1041,23 @@
           <w:sz w:val="24"/>
           <w:szCs w:val="24"/>
         </w:rPr>
-        <w:t>{</w:t>
+        <w:t>berkas administrasi</w:t>
       </w:r>
-      <w:proofErr w:type="spellStart"/>
       <w:r>
         <w:rPr>
           <w:rFonts w:ascii="Arial" w:hAnsi="Arial" w:cs="Arial"/>
           <w:sz w:val="24"/>
           <w:szCs w:val="24"/>
         </w:rPr>
-        <w:t>nama_kegiatan</w:t>
+        <w:t xml:space="preserve"> dokumen </w:t>
       </w:r>
-      <w:proofErr w:type="spellEnd"/>
       <w:r>
         <w:rPr>
           <w:rFonts w:ascii="Arial" w:hAnsi="Arial" w:cs="Arial"/>
           <w:sz w:val="24"/>
           <w:szCs w:val="24"/>
         </w:rPr>
-        <w:t>}</w:t>
+        <w:t>{nama_kegiatan}</w:t>
       </w:r>
       <w:r>
         <w:rPr>
@@ -1725,25 +1073,7 @@
           <w:sz w:val="24"/>
           <w:szCs w:val="24"/>
         </w:rPr>
-        <w:t>{</w:t>
-      </w:r>
-      <w:proofErr w:type="spellStart"/>
-      <w:r>
-        <w:rPr>
-          <w:rFonts w:ascii="Arial" w:hAnsi="Arial" w:cs="Arial"/>
-          <w:sz w:val="24"/>
-          <w:szCs w:val="24"/>
-        </w:rPr>
-        <w:t>lokasi_kegiatan</w:t>
-      </w:r>
-      <w:proofErr w:type="spellEnd"/>
-      <w:r>
-        <w:rPr>
-          <w:rFonts w:ascii="Arial" w:hAnsi="Arial" w:cs="Arial"/>
-          <w:sz w:val="24"/>
-          <w:szCs w:val="24"/>
-        </w:rPr>
-        <w:t xml:space="preserve">} </w:t>
+        <w:t xml:space="preserve">{lokasi_kegiatan} </w:t>
       </w:r>
       <w:r>
         <w:rPr>
@@ -1767,61 +1097,7 @@
           <w:sz w:val="24"/>
           <w:szCs w:val="24"/>
         </w:rPr>
-        <w:t>{</w:t>
-      </w:r>
-      <w:proofErr w:type="spellStart"/>
-      <w:r>
-        <w:rPr>
-          <w:rFonts w:ascii="Arial" w:hAnsi="Arial" w:cs="Arial"/>
-          <w:sz w:val="24"/>
-          <w:szCs w:val="24"/>
-        </w:rPr>
-        <w:t>nama_pemrakarsa</w:t>
-      </w:r>
-      <w:proofErr w:type="spellEnd"/>
-      <w:r>
-        <w:rPr>
-          <w:rFonts w:ascii="Arial" w:hAnsi="Arial" w:cs="Arial"/>
-          <w:sz w:val="24"/>
-          <w:szCs w:val="24"/>
-        </w:rPr>
-        <w:t xml:space="preserve">} </w:t>
-      </w:r>
-      <w:proofErr w:type="spellStart"/>
-      <w:r>
-        <w:rPr>
-          <w:rFonts w:ascii="Arial" w:hAnsi="Arial" w:cs="Arial"/>
-          <w:sz w:val="24"/>
-          <w:szCs w:val="24"/>
-        </w:rPr>
-        <w:t>selaku</w:t>
-      </w:r>
-      <w:proofErr w:type="spellEnd"/>
-      <w:r>
-        <w:rPr>
-          <w:rFonts w:ascii="Arial" w:hAnsi="Arial" w:cs="Arial"/>
-          <w:sz w:val="24"/>
-          <w:szCs w:val="24"/>
-        </w:rPr>
-        <w:t xml:space="preserve"> </w:t>
-      </w:r>
-      <w:proofErr w:type="spellStart"/>
-      <w:r>
-        <w:rPr>
-          <w:rFonts w:ascii="Arial" w:hAnsi="Arial" w:cs="Arial"/>
-          <w:sz w:val="24"/>
-          <w:szCs w:val="24"/>
-        </w:rPr>
-        <w:t>Pemilik</w:t>
-      </w:r>
-      <w:proofErr w:type="spellEnd"/>
-      <w:r>
-        <w:rPr>
-          <w:rFonts w:ascii="Arial" w:hAnsi="Arial" w:cs="Arial"/>
-          <w:sz w:val="24"/>
-          <w:szCs w:val="24"/>
-        </w:rPr>
-        <w:t xml:space="preserve"> Usaha</w:t>
+        <w:t xml:space="preserve">{nama_pemrakarsa} </w:t>
       </w:r>
       <w:r>
         <w:rPr>
@@ -1829,64 +1105,16 @@
           <w:sz w:val="24"/>
           <w:szCs w:val="24"/>
         </w:rPr>
-        <w:t xml:space="preserve"> </w:t>
+        <w:t>selaku Pemilik Usaha</w:t>
       </w:r>
-      <w:proofErr w:type="spellStart"/>
       <w:r>
         <w:rPr>
           <w:rFonts w:ascii="Arial" w:hAnsi="Arial" w:cs="Arial"/>
           <w:sz w:val="24"/>
           <w:szCs w:val="24"/>
         </w:rPr>
-        <w:t>hasil</w:t>
+        <w:t xml:space="preserve"> hasil sebagai berikut :</w:t>
       </w:r>
-      <w:proofErr w:type="spellEnd"/>
-      <w:r>
-        <w:rPr>
-          <w:rFonts w:ascii="Arial" w:hAnsi="Arial" w:cs="Arial"/>
-          <w:sz w:val="24"/>
-          <w:szCs w:val="24"/>
-        </w:rPr>
-        <w:t xml:space="preserve"> </w:t>
-      </w:r>
-      <w:proofErr w:type="spellStart"/>
-      <w:r>
-        <w:rPr>
-          <w:rFonts w:ascii="Arial" w:hAnsi="Arial" w:cs="Arial"/>
-          <w:sz w:val="24"/>
-          <w:szCs w:val="24"/>
-        </w:rPr>
-        <w:t>sebagai</w:t>
-      </w:r>
-      <w:proofErr w:type="spellEnd"/>
-      <w:r>
-        <w:rPr>
-          <w:rFonts w:ascii="Arial" w:hAnsi="Arial" w:cs="Arial"/>
-          <w:sz w:val="24"/>
-          <w:szCs w:val="24"/>
-        </w:rPr>
-        <w:t xml:space="preserve"> </w:t>
-      </w:r>
-      <w:proofErr w:type="spellStart"/>
-      <w:proofErr w:type="gramStart"/>
-      <w:r>
-        <w:rPr>
-          <w:rFonts w:ascii="Arial" w:hAnsi="Arial" w:cs="Arial"/>
-          <w:sz w:val="24"/>
-          <w:szCs w:val="24"/>
-        </w:rPr>
-        <w:t>berikut</w:t>
-      </w:r>
-      <w:proofErr w:type="spellEnd"/>
-      <w:r>
-        <w:rPr>
-          <w:rFonts w:ascii="Arial" w:hAnsi="Arial" w:cs="Arial"/>
-          <w:sz w:val="24"/>
-          <w:szCs w:val="24"/>
-        </w:rPr>
-        <w:t xml:space="preserve"> :</w:t>
-      </w:r>
-      <w:proofErr w:type="gramEnd"/>
     </w:p>
     <w:tbl>
       <w:tblPr>
@@ -1895,30 +1123,32 @@
         <w:tblLook w:val="04A0" w:firstRow="1" w:lastRow="0" w:firstColumn="1" w:lastColumn="0" w:noHBand="0" w:noVBand="1"/>
       </w:tblPr>
       <w:tblGrid>
-        <w:gridCol w:w="439"/>
-        <w:gridCol w:w="366"/>
-        <w:gridCol w:w="3018"/>
+        <w:gridCol w:w="730"/>
+        <w:gridCol w:w="577"/>
+        <w:gridCol w:w="2441"/>
+        <w:gridCol w:w="577"/>
         <w:gridCol w:w="338"/>
-        <w:gridCol w:w="679"/>
+        <w:gridCol w:w="102"/>
         <w:gridCol w:w="1396"/>
         <w:gridCol w:w="1262"/>
         <w:gridCol w:w="1640"/>
-        <w:gridCol w:w="1634"/>
-        <w:gridCol w:w="227"/>
-        <w:gridCol w:w="264"/>
-        <w:gridCol w:w="745"/>
+        <w:gridCol w:w="1455"/>
+        <w:gridCol w:w="577"/>
+        <w:gridCol w:w="224"/>
+        <w:gridCol w:w="240"/>
+        <w:gridCol w:w="449"/>
       </w:tblGrid>
       <w:tr>
         <w:trPr>
-          <w:gridAfter w:val="3"/>
-          <w:wAfter w:w="1236" w:type="dxa"/>
+          <w:gridAfter w:val="4"/>
+          <w:wAfter w:w="1490" w:type="dxa"/>
           <w:trHeight w:val="300"/>
           <w:tblHeader/>
         </w:trPr>
         <w:tc>
           <w:tcPr>
-            <w:tcW w:w="10772" w:type="dxa"/>
-            <w:gridSpan w:val="9"/>
+            <w:tcW w:w="10518" w:type="dxa"/>
+            <w:gridSpan w:val="10"/>
             <w:tcBorders>
               <w:top w:val="single" w:sz="4" w:space="0" w:color="auto"/>
               <w:left w:val="single" w:sz="4" w:space="0" w:color="auto"/>
@@ -1959,15 +1189,14 @@
       </w:tr>
       <w:tr>
         <w:trPr>
-          <w:gridAfter w:val="3"/>
-          <w:wAfter w:w="1236" w:type="dxa"/>
+          <w:gridAfter w:val="4"/>
+          <w:wAfter w:w="1490" w:type="dxa"/>
           <w:trHeight w:val="300"/>
           <w:tblHeader/>
         </w:trPr>
         <w:tc>
           <w:tcPr>
-            <w:tcW w:w="805" w:type="dxa"/>
-            <w:gridSpan w:val="2"/>
+            <w:tcW w:w="730" w:type="dxa"/>
             <w:tcBorders>
               <w:top w:val="single" w:sz="4" w:space="0" w:color="auto"/>
               <w:left w:val="single" w:sz="4" w:space="0" w:color="auto"/>
@@ -2008,6 +1237,7 @@
         <w:tc>
           <w:tcPr>
             <w:tcW w:w="3018" w:type="dxa"/>
+            <w:gridSpan w:val="2"/>
             <w:tcBorders>
               <w:top w:val="single" w:sz="4" w:space="0" w:color="auto"/>
               <w:left w:val="nil"/>
@@ -2031,7 +1261,6 @@
                 <w14:ligatures w14:val="none"/>
               </w:rPr>
             </w:pPr>
-            <w:proofErr w:type="spellStart"/>
             <w:r>
               <w:rPr>
                 <w:rFonts w:ascii="Arial" w:eastAsia="Times New Roman" w:hAnsi="Arial" w:cs="Arial"/>
@@ -2042,10 +1271,27 @@
                 <w:szCs w:val="20"/>
                 <w14:ligatures w14:val="none"/>
               </w:rPr>
-              <w:t>Kelengkapan</w:t>
-            </w:r>
-            <w:proofErr w:type="spellEnd"/>
-            <w:r>
+              <w:t>Kelengkapan Administrasi</w:t>
+            </w:r>
+          </w:p>
+        </w:tc>
+        <w:tc>
+          <w:tcPr>
+            <w:tcW w:w="1017" w:type="dxa"/>
+            <w:gridSpan w:val="3"/>
+            <w:tcBorders>
+              <w:top w:val="single" w:sz="4" w:space="0" w:color="auto"/>
+              <w:left w:val="nil"/>
+              <w:bottom w:val="single" w:sz="4" w:space="0" w:color="auto"/>
+              <w:right w:val="single" w:sz="4" w:space="0" w:color="auto"/>
+            </w:tcBorders>
+            <w:shd w:val="clear" w:color="000000" w:fill="B5E6A2"/>
+            <w:vAlign w:val="center"/>
+          </w:tcPr>
+          <w:p>
+            <w:pPr>
+              <w:spacing w:after="0" w:line="240" w:lineRule="auto"/>
+              <w:jc w:val="center"/>
               <w:rPr>
                 <w:rFonts w:ascii="Arial" w:eastAsia="Times New Roman" w:hAnsi="Arial" w:cs="Arial"/>
                 <w:b/>
@@ -2055,9 +1301,7 @@
                 <w:szCs w:val="20"/>
                 <w14:ligatures w14:val="none"/>
               </w:rPr>
-              <w:t xml:space="preserve"> </w:t>
-            </w:r>
-            <w:proofErr w:type="spellStart"/>
+            </w:pPr>
             <w:r>
               <w:rPr>
                 <w:rFonts w:ascii="Arial" w:eastAsia="Times New Roman" w:hAnsi="Arial" w:cs="Arial"/>
@@ -2068,15 +1312,13 @@
                 <w:szCs w:val="20"/>
                 <w14:ligatures w14:val="none"/>
               </w:rPr>
-              <w:t>Administrasi</w:t>
-            </w:r>
-            <w:proofErr w:type="spellEnd"/>
-          </w:p>
-        </w:tc>
-        <w:tc>
-          <w:tcPr>
-            <w:tcW w:w="1017" w:type="dxa"/>
-            <w:gridSpan w:val="2"/>
+              <w:t>Ada</w:t>
+            </w:r>
+          </w:p>
+        </w:tc>
+        <w:tc>
+          <w:tcPr>
+            <w:tcW w:w="1396" w:type="dxa"/>
             <w:tcBorders>
               <w:top w:val="single" w:sz="4" w:space="0" w:color="auto"/>
               <w:left w:val="nil"/>
@@ -2110,16 +1352,16 @@
                 <w:szCs w:val="20"/>
                 <w14:ligatures w14:val="none"/>
               </w:rPr>
-              <w:t>Ada</w:t>
-            </w:r>
-          </w:p>
-        </w:tc>
-        <w:tc>
-          <w:tcPr>
-            <w:tcW w:w="1396" w:type="dxa"/>
+              <w:t>Tidak Ada</w:t>
+            </w:r>
+          </w:p>
+        </w:tc>
+        <w:tc>
+          <w:tcPr>
+            <w:tcW w:w="1262" w:type="dxa"/>
             <w:tcBorders>
               <w:top w:val="single" w:sz="4" w:space="0" w:color="auto"/>
-              <w:left w:val="nil"/>
+              <w:left w:val="single" w:sz="4" w:space="0" w:color="auto"/>
               <w:bottom w:val="single" w:sz="4" w:space="0" w:color="auto"/>
               <w:right w:val="single" w:sz="4" w:space="0" w:color="auto"/>
             </w:tcBorders>
@@ -2140,7 +1382,6 @@
                 <w14:ligatures w14:val="none"/>
               </w:rPr>
             </w:pPr>
-            <w:proofErr w:type="spellStart"/>
             <w:r>
               <w:rPr>
                 <w:rFonts w:ascii="Arial" w:eastAsia="Times New Roman" w:hAnsi="Arial" w:cs="Arial"/>
@@ -2151,10 +1392,26 @@
                 <w:szCs w:val="20"/>
                 <w14:ligatures w14:val="none"/>
               </w:rPr>
-              <w:t>Tidak</w:t>
-            </w:r>
-            <w:proofErr w:type="spellEnd"/>
-            <w:r>
+              <w:t>Sesuai</w:t>
+            </w:r>
+          </w:p>
+        </w:tc>
+        <w:tc>
+          <w:tcPr>
+            <w:tcW w:w="1640" w:type="dxa"/>
+            <w:tcBorders>
+              <w:top w:val="single" w:sz="4" w:space="0" w:color="auto"/>
+              <w:left w:val="single" w:sz="4" w:space="0" w:color="auto"/>
+              <w:bottom w:val="single" w:sz="4" w:space="0" w:color="auto"/>
+              <w:right w:val="single" w:sz="4" w:space="0" w:color="auto"/>
+            </w:tcBorders>
+            <w:shd w:val="clear" w:color="000000" w:fill="B5E6A2"/>
+            <w:vAlign w:val="center"/>
+          </w:tcPr>
+          <w:p>
+            <w:pPr>
+              <w:spacing w:after="0" w:line="240" w:lineRule="auto"/>
+              <w:jc w:val="center"/>
               <w:rPr>
                 <w:rFonts w:ascii="Arial" w:eastAsia="Times New Roman" w:hAnsi="Arial" w:cs="Arial"/>
                 <w:b/>
@@ -2164,13 +1421,24 @@
                 <w:szCs w:val="20"/>
                 <w14:ligatures w14:val="none"/>
               </w:rPr>
-              <w:t xml:space="preserve"> Ada</w:t>
-            </w:r>
-          </w:p>
-        </w:tc>
-        <w:tc>
-          <w:tcPr>
-            <w:tcW w:w="1262" w:type="dxa"/>
+            </w:pPr>
+            <w:r>
+              <w:rPr>
+                <w:rFonts w:ascii="Arial" w:eastAsia="Times New Roman" w:hAnsi="Arial" w:cs="Arial"/>
+                <w:b/>
+                <w:bCs/>
+                <w:kern w:val="0"/>
+                <w:sz w:val="20"/>
+                <w:szCs w:val="20"/>
+                <w14:ligatures w14:val="none"/>
+              </w:rPr>
+              <w:t>Tidak Sesuai</w:t>
+            </w:r>
+          </w:p>
+        </w:tc>
+        <w:tc>
+          <w:tcPr>
+            <w:tcW w:w="1455" w:type="dxa"/>
             <w:tcBorders>
               <w:top w:val="single" w:sz="4" w:space="0" w:color="auto"/>
               <w:left w:val="single" w:sz="4" w:space="0" w:color="auto"/>
@@ -2194,7 +1462,6 @@
                 <w14:ligatures w14:val="none"/>
               </w:rPr>
             </w:pPr>
-            <w:proofErr w:type="spellStart"/>
             <w:r>
               <w:rPr>
                 <w:rFonts w:ascii="Arial" w:eastAsia="Times New Roman" w:hAnsi="Arial" w:cs="Arial"/>
@@ -2205,131 +1472,20 @@
                 <w:szCs w:val="20"/>
                 <w14:ligatures w14:val="none"/>
               </w:rPr>
-              <w:t>Sesuai</w:t>
-            </w:r>
-            <w:proofErr w:type="spellEnd"/>
-          </w:p>
-        </w:tc>
-        <w:tc>
-          <w:tcPr>
-            <w:tcW w:w="1640" w:type="dxa"/>
-            <w:tcBorders>
-              <w:top w:val="single" w:sz="4" w:space="0" w:color="auto"/>
-              <w:left w:val="single" w:sz="4" w:space="0" w:color="auto"/>
-              <w:bottom w:val="single" w:sz="4" w:space="0" w:color="auto"/>
-              <w:right w:val="single" w:sz="4" w:space="0" w:color="auto"/>
-            </w:tcBorders>
-            <w:shd w:val="clear" w:color="000000" w:fill="B5E6A2"/>
-            <w:vAlign w:val="center"/>
-          </w:tcPr>
-          <w:p>
-            <w:pPr>
-              <w:spacing w:after="0" w:line="240" w:lineRule="auto"/>
-              <w:jc w:val="center"/>
-              <w:rPr>
-                <w:rFonts w:ascii="Arial" w:eastAsia="Times New Roman" w:hAnsi="Arial" w:cs="Arial"/>
-                <w:b/>
-                <w:bCs/>
-                <w:kern w:val="0"/>
-                <w:sz w:val="20"/>
-                <w:szCs w:val="20"/>
-                <w14:ligatures w14:val="none"/>
-              </w:rPr>
-            </w:pPr>
-            <w:proofErr w:type="spellStart"/>
-            <w:r>
-              <w:rPr>
-                <w:rFonts w:ascii="Arial" w:eastAsia="Times New Roman" w:hAnsi="Arial" w:cs="Arial"/>
-                <w:b/>
-                <w:bCs/>
-                <w:kern w:val="0"/>
-                <w:sz w:val="20"/>
-                <w:szCs w:val="20"/>
-                <w14:ligatures w14:val="none"/>
-              </w:rPr>
-              <w:t>Tidak</w:t>
-            </w:r>
-            <w:proofErr w:type="spellEnd"/>
-            <w:r>
-              <w:rPr>
-                <w:rFonts w:ascii="Arial" w:eastAsia="Times New Roman" w:hAnsi="Arial" w:cs="Arial"/>
-                <w:b/>
-                <w:bCs/>
-                <w:kern w:val="0"/>
-                <w:sz w:val="20"/>
-                <w:szCs w:val="20"/>
-                <w14:ligatures w14:val="none"/>
-              </w:rPr>
-              <w:t xml:space="preserve"> </w:t>
-            </w:r>
-            <w:proofErr w:type="spellStart"/>
-            <w:r>
-              <w:rPr>
-                <w:rFonts w:ascii="Arial" w:eastAsia="Times New Roman" w:hAnsi="Arial" w:cs="Arial"/>
-                <w:b/>
-                <w:bCs/>
-                <w:kern w:val="0"/>
-                <w:sz w:val="20"/>
-                <w:szCs w:val="20"/>
-                <w14:ligatures w14:val="none"/>
-              </w:rPr>
-              <w:t>Sesuai</w:t>
-            </w:r>
-            <w:proofErr w:type="spellEnd"/>
-          </w:p>
-        </w:tc>
-        <w:tc>
-          <w:tcPr>
-            <w:tcW w:w="1634" w:type="dxa"/>
-            <w:tcBorders>
-              <w:top w:val="single" w:sz="4" w:space="0" w:color="auto"/>
-              <w:left w:val="single" w:sz="4" w:space="0" w:color="auto"/>
-              <w:bottom w:val="single" w:sz="4" w:space="0" w:color="auto"/>
-              <w:right w:val="single" w:sz="4" w:space="0" w:color="auto"/>
-            </w:tcBorders>
-            <w:shd w:val="clear" w:color="000000" w:fill="B5E6A2"/>
-            <w:vAlign w:val="center"/>
-          </w:tcPr>
-          <w:p>
-            <w:pPr>
-              <w:spacing w:after="0" w:line="240" w:lineRule="auto"/>
-              <w:jc w:val="center"/>
-              <w:rPr>
-                <w:rFonts w:ascii="Arial" w:eastAsia="Times New Roman" w:hAnsi="Arial" w:cs="Arial"/>
-                <w:b/>
-                <w:bCs/>
-                <w:kern w:val="0"/>
-                <w:sz w:val="20"/>
-                <w:szCs w:val="20"/>
-                <w14:ligatures w14:val="none"/>
-              </w:rPr>
-            </w:pPr>
-            <w:proofErr w:type="spellStart"/>
-            <w:r>
-              <w:rPr>
-                <w:rFonts w:ascii="Arial" w:eastAsia="Times New Roman" w:hAnsi="Arial" w:cs="Arial"/>
-                <w:b/>
-                <w:bCs/>
-                <w:kern w:val="0"/>
-                <w:sz w:val="20"/>
-                <w:szCs w:val="20"/>
-                <w14:ligatures w14:val="none"/>
-              </w:rPr>
               <w:t>Keterangan</w:t>
             </w:r>
-            <w:proofErr w:type="spellEnd"/>
           </w:p>
         </w:tc>
       </w:tr>
       <w:tr>
         <w:trPr>
-          <w:gridAfter w:val="3"/>
-          <w:wAfter w:w="1236" w:type="dxa"/>
+          <w:gridAfter w:val="4"/>
+          <w:wAfter w:w="1490" w:type="dxa"/>
           <w:trHeight w:val="567"/>
         </w:trPr>
         <w:tc>
           <w:tcPr>
-            <w:tcW w:w="439" w:type="dxa"/>
+            <w:tcW w:w="730" w:type="dxa"/>
             <w:tcBorders>
               <w:top w:val="nil"/>
               <w:left w:val="single" w:sz="4" w:space="0" w:color="auto"/>
@@ -2366,7 +1522,8 @@
         </w:tc>
         <w:tc>
           <w:tcPr>
-            <w:tcW w:w="366" w:type="dxa"/>
+            <w:tcW w:w="3018" w:type="dxa"/>
+            <w:gridSpan w:val="2"/>
             <w:tcBorders>
               <w:top w:val="nil"/>
               <w:left w:val="nil"/>
@@ -2380,43 +1537,6 @@
           <w:p>
             <w:pPr>
               <w:spacing w:after="0" w:line="240" w:lineRule="auto"/>
-              <w:jc w:val="center"/>
-              <w:rPr>
-                <w:rFonts w:ascii="Arial" w:eastAsia="Times New Roman" w:hAnsi="Arial" w:cs="Arial"/>
-                <w:kern w:val="0"/>
-                <w:sz w:val="20"/>
-                <w:szCs w:val="20"/>
-                <w14:ligatures w14:val="none"/>
-              </w:rPr>
-            </w:pPr>
-            <w:r>
-              <w:rPr>
-                <w:rFonts w:ascii="Arial" w:eastAsia="Times New Roman" w:hAnsi="Arial" w:cs="Arial"/>
-                <w:kern w:val="0"/>
-                <w:sz w:val="20"/>
-                <w:szCs w:val="20"/>
-                <w14:ligatures w14:val="none"/>
-              </w:rPr>
-              <w:t> </w:t>
-            </w:r>
-          </w:p>
-        </w:tc>
-        <w:tc>
-          <w:tcPr>
-            <w:tcW w:w="3018" w:type="dxa"/>
-            <w:tcBorders>
-              <w:top w:val="nil"/>
-              <w:left w:val="nil"/>
-              <w:bottom w:val="single" w:sz="4" w:space="0" w:color="auto"/>
-              <w:right w:val="single" w:sz="4" w:space="0" w:color="auto"/>
-            </w:tcBorders>
-            <w:shd w:val="clear" w:color="auto" w:fill="auto"/>
-            <w:vAlign w:val="center"/>
-            <w:hideMark/>
-          </w:tcPr>
-          <w:p>
-            <w:pPr>
-              <w:spacing w:after="0" w:line="240" w:lineRule="auto"/>
               <w:jc w:val="both"/>
               <w:rPr>
                 <w:rFonts w:ascii="Arial" w:eastAsia="Times New Roman" w:hAnsi="Arial" w:cs="Arial"/>
@@ -2434,80 +1554,14 @@
                 <w:szCs w:val="20"/>
                 <w14:ligatures w14:val="none"/>
               </w:rPr>
-              <w:t xml:space="preserve">Surat </w:t>
-            </w:r>
-            <w:proofErr w:type="spellStart"/>
-            <w:r>
-              <w:rPr>
-                <w:rFonts w:ascii="Arial" w:eastAsia="Times New Roman" w:hAnsi="Arial" w:cs="Arial"/>
-                <w:kern w:val="0"/>
-                <w:sz w:val="20"/>
-                <w:szCs w:val="20"/>
-                <w14:ligatures w14:val="none"/>
-              </w:rPr>
-              <w:t>Permohonan</w:t>
-            </w:r>
-            <w:proofErr w:type="spellEnd"/>
-            <w:r>
-              <w:rPr>
-                <w:rFonts w:ascii="Arial" w:eastAsia="Times New Roman" w:hAnsi="Arial" w:cs="Arial"/>
-                <w:kern w:val="0"/>
-                <w:sz w:val="20"/>
-                <w:szCs w:val="20"/>
-                <w14:ligatures w14:val="none"/>
-              </w:rPr>
-              <w:t xml:space="preserve"> </w:t>
-            </w:r>
-            <w:proofErr w:type="spellStart"/>
-            <w:r>
-              <w:rPr>
-                <w:rFonts w:ascii="Arial" w:eastAsia="Times New Roman" w:hAnsi="Arial" w:cs="Arial"/>
-                <w:kern w:val="0"/>
-                <w:sz w:val="20"/>
-                <w:szCs w:val="20"/>
-                <w14:ligatures w14:val="none"/>
-              </w:rPr>
-              <w:t>Pemeriksaan</w:t>
-            </w:r>
-            <w:proofErr w:type="spellEnd"/>
-            <w:r>
-              <w:rPr>
-                <w:rFonts w:ascii="Arial" w:eastAsia="Times New Roman" w:hAnsi="Arial" w:cs="Arial"/>
-                <w:kern w:val="0"/>
-                <w:sz w:val="20"/>
-                <w:szCs w:val="20"/>
-                <w14:ligatures w14:val="none"/>
-              </w:rPr>
-              <w:t xml:space="preserve"> </w:t>
-            </w:r>
-            <w:proofErr w:type="spellStart"/>
-            <w:r>
-              <w:rPr>
-                <w:rFonts w:ascii="Arial" w:eastAsia="Times New Roman" w:hAnsi="Arial" w:cs="Arial"/>
-                <w:kern w:val="0"/>
-                <w:sz w:val="20"/>
-                <w:szCs w:val="20"/>
-                <w14:ligatures w14:val="none"/>
-              </w:rPr>
-              <w:t>Dokumen</w:t>
-            </w:r>
-            <w:proofErr w:type="spellEnd"/>
-            <w:r>
-              <w:rPr>
-                <w:rFonts w:ascii="Arial" w:eastAsia="Times New Roman" w:hAnsi="Arial" w:cs="Arial"/>
-                <w:kern w:val="0"/>
-                <w:sz w:val="20"/>
-                <w:szCs w:val="20"/>
-                <w14:ligatures w14:val="none"/>
-              </w:rPr>
-              <w:t xml:space="preserve"> UKL-UPL / SPPL</w:t>
+              <w:t>Surat Permohonan Pemeriksaan Dokumen UKL-UPL / SPPL</w:t>
             </w:r>
           </w:p>
         </w:tc>
         <w:tc>
           <w:tcPr>
             <w:tcW w:w="1017" w:type="dxa"/>
-            <w:gridSpan w:val="2"/>
+            <w:gridSpan w:val="3"/>
             <w:tcBorders>
               <w:top w:val="nil"/>
               <w:left w:val="nil"/>
@@ -2649,7 +1703,7 @@
         </w:tc>
         <w:tc>
           <w:tcPr>
-            <w:tcW w:w="1634" w:type="dxa"/>
+            <w:tcW w:w="1455" w:type="dxa"/>
             <w:tcBorders>
               <w:top w:val="nil"/>
               <w:left w:val="single" w:sz="4" w:space="0" w:color="auto"/>
@@ -2679,30 +1733,20 @@
                 <w:szCs w:val="20"/>
                 <w14:ligatures w14:val="none"/>
               </w:rPr>
-              <w:t> </w:t>
-            </w:r>
-            <w:r>
-              <w:rPr>
-                <w:rFonts w:ascii="Arial" w:eastAsia="Times New Roman" w:hAnsi="Arial" w:cs="Arial"/>
-                <w:kern w:val="0"/>
-                <w:sz w:val="20"/>
-                <w:szCs w:val="20"/>
-                <w14:ligatures w14:val="none"/>
-              </w:rPr>
-              <w:t>{ket_1}</w:t>
+              <w:t> {ket_1}</w:t>
             </w:r>
           </w:p>
         </w:tc>
       </w:tr>
       <w:tr>
         <w:trPr>
-          <w:gridAfter w:val="3"/>
-          <w:wAfter w:w="1236" w:type="dxa"/>
+          <w:gridAfter w:val="4"/>
+          <w:wAfter w:w="1490" w:type="dxa"/>
           <w:trHeight w:val="567"/>
         </w:trPr>
         <w:tc>
           <w:tcPr>
-            <w:tcW w:w="439" w:type="dxa"/>
+            <w:tcW w:w="730" w:type="dxa"/>
             <w:tcBorders>
               <w:top w:val="nil"/>
               <w:left w:val="single" w:sz="4" w:space="0" w:color="auto"/>
@@ -2739,7 +1783,8 @@
         </w:tc>
         <w:tc>
           <w:tcPr>
-            <w:tcW w:w="366" w:type="dxa"/>
+            <w:tcW w:w="3018" w:type="dxa"/>
+            <w:gridSpan w:val="2"/>
             <w:tcBorders>
               <w:top w:val="nil"/>
               <w:left w:val="nil"/>
@@ -2753,43 +1798,6 @@
           <w:p>
             <w:pPr>
               <w:spacing w:after="0" w:line="240" w:lineRule="auto"/>
-              <w:jc w:val="center"/>
-              <w:rPr>
-                <w:rFonts w:ascii="Arial" w:eastAsia="Times New Roman" w:hAnsi="Arial" w:cs="Arial"/>
-                <w:kern w:val="0"/>
-                <w:sz w:val="20"/>
-                <w:szCs w:val="20"/>
-                <w14:ligatures w14:val="none"/>
-              </w:rPr>
-            </w:pPr>
-            <w:r>
-              <w:rPr>
-                <w:rFonts w:ascii="Arial" w:eastAsia="Times New Roman" w:hAnsi="Arial" w:cs="Arial"/>
-                <w:kern w:val="0"/>
-                <w:sz w:val="20"/>
-                <w:szCs w:val="20"/>
-                <w14:ligatures w14:val="none"/>
-              </w:rPr>
-              <w:t> </w:t>
-            </w:r>
-          </w:p>
-        </w:tc>
-        <w:tc>
-          <w:tcPr>
-            <w:tcW w:w="3018" w:type="dxa"/>
-            <w:tcBorders>
-              <w:top w:val="nil"/>
-              <w:left w:val="nil"/>
-              <w:bottom w:val="single" w:sz="4" w:space="0" w:color="auto"/>
-              <w:right w:val="single" w:sz="4" w:space="0" w:color="auto"/>
-            </w:tcBorders>
-            <w:shd w:val="clear" w:color="auto" w:fill="auto"/>
-            <w:vAlign w:val="center"/>
-            <w:hideMark/>
-          </w:tcPr>
-          <w:p>
-            <w:pPr>
-              <w:spacing w:after="0" w:line="240" w:lineRule="auto"/>
               <w:jc w:val="both"/>
               <w:rPr>
                 <w:rFonts w:ascii="Arial" w:eastAsia="Times New Roman" w:hAnsi="Arial" w:cs="Arial"/>
@@ -2799,122 +1807,22 @@
                 <w14:ligatures w14:val="none"/>
               </w:rPr>
             </w:pPr>
-            <w:proofErr w:type="spellStart"/>
-            <w:r>
-              <w:rPr>
-                <w:rFonts w:ascii="Arial" w:eastAsia="Times New Roman" w:hAnsi="Arial" w:cs="Arial"/>
-                <w:kern w:val="0"/>
-                <w:sz w:val="20"/>
-                <w:szCs w:val="20"/>
-                <w14:ligatures w14:val="none"/>
-              </w:rPr>
-              <w:t>Pernyataan</w:t>
-            </w:r>
-            <w:proofErr w:type="spellEnd"/>
-            <w:r>
-              <w:rPr>
-                <w:rFonts w:ascii="Arial" w:eastAsia="Times New Roman" w:hAnsi="Arial" w:cs="Arial"/>
-                <w:kern w:val="0"/>
-                <w:sz w:val="20"/>
-                <w:szCs w:val="20"/>
-                <w14:ligatures w14:val="none"/>
-              </w:rPr>
-              <w:t xml:space="preserve"> </w:t>
-            </w:r>
-            <w:proofErr w:type="spellStart"/>
-            <w:r>
-              <w:rPr>
-                <w:rFonts w:ascii="Arial" w:eastAsia="Times New Roman" w:hAnsi="Arial" w:cs="Arial"/>
-                <w:kern w:val="0"/>
-                <w:sz w:val="20"/>
-                <w:szCs w:val="20"/>
-                <w14:ligatures w14:val="none"/>
-              </w:rPr>
-              <w:t>Pengelolaan</w:t>
-            </w:r>
-            <w:proofErr w:type="spellEnd"/>
-            <w:r>
-              <w:rPr>
-                <w:rFonts w:ascii="Arial" w:eastAsia="Times New Roman" w:hAnsi="Arial" w:cs="Arial"/>
-                <w:kern w:val="0"/>
-                <w:sz w:val="20"/>
-                <w:szCs w:val="20"/>
-                <w14:ligatures w14:val="none"/>
-              </w:rPr>
-              <w:t xml:space="preserve"> dan </w:t>
-            </w:r>
-            <w:proofErr w:type="spellStart"/>
-            <w:r>
-              <w:rPr>
-                <w:rFonts w:ascii="Arial" w:eastAsia="Times New Roman" w:hAnsi="Arial" w:cs="Arial"/>
-                <w:kern w:val="0"/>
-                <w:sz w:val="20"/>
-                <w:szCs w:val="20"/>
-                <w14:ligatures w14:val="none"/>
-              </w:rPr>
-              <w:t>Pemantauan</w:t>
-            </w:r>
-            <w:proofErr w:type="spellEnd"/>
-            <w:r>
-              <w:rPr>
-                <w:rFonts w:ascii="Arial" w:eastAsia="Times New Roman" w:hAnsi="Arial" w:cs="Arial"/>
-                <w:kern w:val="0"/>
-                <w:sz w:val="20"/>
-                <w:szCs w:val="20"/>
-                <w14:ligatures w14:val="none"/>
-              </w:rPr>
-              <w:t xml:space="preserve"> </w:t>
-            </w:r>
-            <w:proofErr w:type="spellStart"/>
-            <w:r>
-              <w:rPr>
-                <w:rFonts w:ascii="Arial" w:eastAsia="Times New Roman" w:hAnsi="Arial" w:cs="Arial"/>
-                <w:kern w:val="0"/>
-                <w:sz w:val="20"/>
-                <w:szCs w:val="20"/>
-                <w14:ligatures w14:val="none"/>
-              </w:rPr>
-              <w:t>Lingkungan</w:t>
-            </w:r>
-            <w:proofErr w:type="spellEnd"/>
-            <w:r>
-              <w:rPr>
-                <w:rFonts w:ascii="Arial" w:eastAsia="Times New Roman" w:hAnsi="Arial" w:cs="Arial"/>
-                <w:kern w:val="0"/>
-                <w:sz w:val="20"/>
-                <w:szCs w:val="20"/>
-                <w14:ligatures w14:val="none"/>
-              </w:rPr>
-              <w:t xml:space="preserve"> (</w:t>
-            </w:r>
-            <w:proofErr w:type="spellStart"/>
-            <w:r>
-              <w:rPr>
-                <w:rFonts w:ascii="Arial" w:eastAsia="Times New Roman" w:hAnsi="Arial" w:cs="Arial"/>
-                <w:kern w:val="0"/>
-                <w:sz w:val="20"/>
-                <w:szCs w:val="20"/>
-                <w14:ligatures w14:val="none"/>
-              </w:rPr>
-              <w:t>Bermaterai</w:t>
-            </w:r>
-            <w:proofErr w:type="spellEnd"/>
-            <w:r>
-              <w:rPr>
-                <w:rFonts w:ascii="Arial" w:eastAsia="Times New Roman" w:hAnsi="Arial" w:cs="Arial"/>
-                <w:kern w:val="0"/>
-                <w:sz w:val="20"/>
-                <w:szCs w:val="20"/>
-                <w14:ligatures w14:val="none"/>
-              </w:rPr>
-              <w:t>)</w:t>
+            <w:r>
+              <w:rPr>
+                <w:rFonts w:ascii="Arial" w:eastAsia="Times New Roman" w:hAnsi="Arial" w:cs="Arial"/>
+                <w:kern w:val="0"/>
+                <w:sz w:val="20"/>
+                <w:szCs w:val="20"/>
+                <w14:ligatures w14:val="none"/>
+              </w:rPr>
+              <w:t>Pernyataan Pengelolaan dan Pemantauan Lingkungan (Bermaterai)</w:t>
             </w:r>
           </w:p>
         </w:tc>
         <w:tc>
           <w:tcPr>
             <w:tcW w:w="1017" w:type="dxa"/>
-            <w:gridSpan w:val="2"/>
+            <w:gridSpan w:val="3"/>
             <w:tcBorders>
               <w:top w:val="nil"/>
               <w:left w:val="nil"/>
@@ -2980,27 +1888,7 @@
                 <w:szCs w:val="20"/>
                 <w14:ligatures w14:val="none"/>
               </w:rPr>
-              <w:t>{tdk_ada_</w:t>
-            </w:r>
-            <w:r>
-              <w:rPr>
-                <w:rFonts w:ascii="Arial" w:eastAsia="Times New Roman" w:hAnsi="Arial" w:cs="Arial"/>
-                <w:kern w:val="0"/>
-                <w:sz w:val="20"/>
-                <w:szCs w:val="20"/>
-                <w14:ligatures w14:val="none"/>
-              </w:rPr>
-              <w:t>2</w:t>
-            </w:r>
-            <w:r>
-              <w:rPr>
-                <w:rFonts w:ascii="Arial" w:eastAsia="Times New Roman" w:hAnsi="Arial" w:cs="Arial"/>
-                <w:kern w:val="0"/>
-                <w:sz w:val="20"/>
-                <w:szCs w:val="20"/>
-                <w14:ligatures w14:val="none"/>
-              </w:rPr>
-              <w:t>}</w:t>
+              <w:t>{tdk_ada_2}</w:t>
             </w:r>
           </w:p>
         </w:tc>
@@ -3035,27 +1923,7 @@
                 <w:szCs w:val="20"/>
                 <w14:ligatures w14:val="none"/>
               </w:rPr>
-              <w:t>{sesuai_</w:t>
-            </w:r>
-            <w:r>
-              <w:rPr>
-                <w:rFonts w:ascii="Arial" w:eastAsia="Times New Roman" w:hAnsi="Arial" w:cs="Arial"/>
-                <w:kern w:val="0"/>
-                <w:sz w:val="20"/>
-                <w:szCs w:val="20"/>
-                <w14:ligatures w14:val="none"/>
-              </w:rPr>
-              <w:t>2</w:t>
-            </w:r>
-            <w:r>
-              <w:rPr>
-                <w:rFonts w:ascii="Arial" w:eastAsia="Times New Roman" w:hAnsi="Arial" w:cs="Arial"/>
-                <w:kern w:val="0"/>
-                <w:sz w:val="20"/>
-                <w:szCs w:val="20"/>
-                <w14:ligatures w14:val="none"/>
-              </w:rPr>
-              <w:t>}</w:t>
+              <w:t>{sesuai_2}</w:t>
             </w:r>
           </w:p>
         </w:tc>
@@ -3090,33 +1958,13 @@
                 <w:szCs w:val="20"/>
                 <w14:ligatures w14:val="none"/>
               </w:rPr>
-              <w:t>{tdk_sesuai_</w:t>
-            </w:r>
-            <w:r>
-              <w:rPr>
-                <w:rFonts w:ascii="Arial" w:eastAsia="Times New Roman" w:hAnsi="Arial" w:cs="Arial"/>
-                <w:kern w:val="0"/>
-                <w:sz w:val="20"/>
-                <w:szCs w:val="20"/>
-                <w14:ligatures w14:val="none"/>
-              </w:rPr>
-              <w:t>2</w:t>
-            </w:r>
-            <w:r>
-              <w:rPr>
-                <w:rFonts w:ascii="Arial" w:eastAsia="Times New Roman" w:hAnsi="Arial" w:cs="Arial"/>
-                <w:kern w:val="0"/>
-                <w:sz w:val="20"/>
-                <w:szCs w:val="20"/>
-                <w14:ligatures w14:val="none"/>
-              </w:rPr>
-              <w:t>}</w:t>
-            </w:r>
-          </w:p>
-        </w:tc>
-        <w:tc>
-          <w:tcPr>
-            <w:tcW w:w="1634" w:type="dxa"/>
+              <w:t>{tdk_sesuai_2}</w:t>
+            </w:r>
+          </w:p>
+        </w:tc>
+        <w:tc>
+          <w:tcPr>
+            <w:tcW w:w="1455" w:type="dxa"/>
             <w:tcBorders>
               <w:top w:val="nil"/>
               <w:left w:val="single" w:sz="4" w:space="0" w:color="auto"/>
@@ -3146,40 +1994,20 @@
                 <w:szCs w:val="20"/>
                 <w14:ligatures w14:val="none"/>
               </w:rPr>
-              <w:t> {ket_</w:t>
-            </w:r>
-            <w:r>
-              <w:rPr>
-                <w:rFonts w:ascii="Arial" w:eastAsia="Times New Roman" w:hAnsi="Arial" w:cs="Arial"/>
-                <w:kern w:val="0"/>
-                <w:sz w:val="20"/>
-                <w:szCs w:val="20"/>
-                <w14:ligatures w14:val="none"/>
-              </w:rPr>
-              <w:t>2</w:t>
-            </w:r>
-            <w:r>
-              <w:rPr>
-                <w:rFonts w:ascii="Arial" w:eastAsia="Times New Roman" w:hAnsi="Arial" w:cs="Arial"/>
-                <w:kern w:val="0"/>
-                <w:sz w:val="20"/>
-                <w:szCs w:val="20"/>
-                <w14:ligatures w14:val="none"/>
-              </w:rPr>
-              <w:t>}</w:t>
+              <w:t> {ket_2}</w:t>
             </w:r>
           </w:p>
         </w:tc>
       </w:tr>
       <w:tr>
         <w:trPr>
-          <w:gridAfter w:val="3"/>
-          <w:wAfter w:w="1236" w:type="dxa"/>
+          <w:gridAfter w:val="4"/>
+          <w:wAfter w:w="1490" w:type="dxa"/>
           <w:trHeight w:val="567"/>
         </w:trPr>
         <w:tc>
           <w:tcPr>
-            <w:tcW w:w="439" w:type="dxa"/>
+            <w:tcW w:w="730" w:type="dxa"/>
             <w:tcBorders>
               <w:top w:val="nil"/>
               <w:left w:val="single" w:sz="4" w:space="0" w:color="auto"/>
@@ -3216,7 +2044,8 @@
         </w:tc>
         <w:tc>
           <w:tcPr>
-            <w:tcW w:w="366" w:type="dxa"/>
+            <w:tcW w:w="3018" w:type="dxa"/>
+            <w:gridSpan w:val="2"/>
             <w:tcBorders>
               <w:top w:val="nil"/>
               <w:left w:val="nil"/>
@@ -3230,43 +2059,6 @@
           <w:p>
             <w:pPr>
               <w:spacing w:after="0" w:line="240" w:lineRule="auto"/>
-              <w:jc w:val="center"/>
-              <w:rPr>
-                <w:rFonts w:ascii="Arial" w:eastAsia="Times New Roman" w:hAnsi="Arial" w:cs="Arial"/>
-                <w:kern w:val="0"/>
-                <w:sz w:val="20"/>
-                <w:szCs w:val="20"/>
-                <w14:ligatures w14:val="none"/>
-              </w:rPr>
-            </w:pPr>
-            <w:r>
-              <w:rPr>
-                <w:rFonts w:ascii="Arial" w:eastAsia="Times New Roman" w:hAnsi="Arial" w:cs="Arial"/>
-                <w:kern w:val="0"/>
-                <w:sz w:val="20"/>
-                <w:szCs w:val="20"/>
-                <w14:ligatures w14:val="none"/>
-              </w:rPr>
-              <w:t> </w:t>
-            </w:r>
-          </w:p>
-        </w:tc>
-        <w:tc>
-          <w:tcPr>
-            <w:tcW w:w="3018" w:type="dxa"/>
-            <w:tcBorders>
-              <w:top w:val="nil"/>
-              <w:left w:val="nil"/>
-              <w:bottom w:val="single" w:sz="4" w:space="0" w:color="auto"/>
-              <w:right w:val="single" w:sz="4" w:space="0" w:color="auto"/>
-            </w:tcBorders>
-            <w:shd w:val="clear" w:color="auto" w:fill="auto"/>
-            <w:vAlign w:val="center"/>
-            <w:hideMark/>
-          </w:tcPr>
-          <w:p>
-            <w:pPr>
-              <w:spacing w:after="0" w:line="240" w:lineRule="auto"/>
               <w:jc w:val="both"/>
               <w:rPr>
                 <w:rFonts w:ascii="Arial" w:eastAsia="Times New Roman" w:hAnsi="Arial" w:cs="Arial"/>
@@ -3276,46 +2068,22 @@
                 <w14:ligatures w14:val="none"/>
               </w:rPr>
             </w:pPr>
-            <w:proofErr w:type="spellStart"/>
-            <w:r>
-              <w:rPr>
-                <w:rFonts w:ascii="Arial" w:eastAsia="Times New Roman" w:hAnsi="Arial" w:cs="Arial"/>
-                <w:kern w:val="0"/>
-                <w:sz w:val="20"/>
-                <w:szCs w:val="20"/>
-                <w14:ligatures w14:val="none"/>
-              </w:rPr>
-              <w:t>Dokumen</w:t>
-            </w:r>
-            <w:proofErr w:type="spellEnd"/>
-            <w:r>
-              <w:rPr>
-                <w:rFonts w:ascii="Arial" w:eastAsia="Times New Roman" w:hAnsi="Arial" w:cs="Arial"/>
-                <w:kern w:val="0"/>
-                <w:sz w:val="20"/>
-                <w:szCs w:val="20"/>
-                <w14:ligatures w14:val="none"/>
-              </w:rPr>
-              <w:t xml:space="preserve"> </w:t>
-            </w:r>
-            <w:proofErr w:type="spellStart"/>
-            <w:r>
-              <w:rPr>
-                <w:rFonts w:ascii="Arial" w:eastAsia="Times New Roman" w:hAnsi="Arial" w:cs="Arial"/>
-                <w:kern w:val="0"/>
-                <w:sz w:val="20"/>
-                <w:szCs w:val="20"/>
-                <w14:ligatures w14:val="none"/>
-              </w:rPr>
-              <w:t>Lingkungan</w:t>
-            </w:r>
-            <w:proofErr w:type="spellEnd"/>
+            <w:r>
+              <w:rPr>
+                <w:rFonts w:ascii="Arial" w:eastAsia="Times New Roman" w:hAnsi="Arial" w:cs="Arial"/>
+                <w:kern w:val="0"/>
+                <w:sz w:val="20"/>
+                <w:szCs w:val="20"/>
+                <w14:ligatures w14:val="none"/>
+              </w:rPr>
+              <w:t>Dokumen Lingkungan</w:t>
+            </w:r>
           </w:p>
         </w:tc>
         <w:tc>
           <w:tcPr>
             <w:tcW w:w="1017" w:type="dxa"/>
-            <w:gridSpan w:val="2"/>
+            <w:gridSpan w:val="3"/>
             <w:tcBorders>
               <w:top w:val="nil"/>
               <w:left w:val="nil"/>
@@ -3381,27 +2149,7 @@
                 <w:szCs w:val="20"/>
                 <w14:ligatures w14:val="none"/>
               </w:rPr>
-              <w:t>{tdk_ada_</w:t>
-            </w:r>
-            <w:r>
-              <w:rPr>
-                <w:rFonts w:ascii="Arial" w:eastAsia="Times New Roman" w:hAnsi="Arial" w:cs="Arial"/>
-                <w:kern w:val="0"/>
-                <w:sz w:val="20"/>
-                <w:szCs w:val="20"/>
-                <w14:ligatures w14:val="none"/>
-              </w:rPr>
-              <w:t>3</w:t>
-            </w:r>
-            <w:r>
-              <w:rPr>
-                <w:rFonts w:ascii="Arial" w:eastAsia="Times New Roman" w:hAnsi="Arial" w:cs="Arial"/>
-                <w:kern w:val="0"/>
-                <w:sz w:val="20"/>
-                <w:szCs w:val="20"/>
-                <w14:ligatures w14:val="none"/>
-              </w:rPr>
-              <w:t>}</w:t>
+              <w:t>{tdk_ada_3}</w:t>
             </w:r>
           </w:p>
         </w:tc>
@@ -3436,27 +2184,7 @@
                 <w:szCs w:val="20"/>
                 <w14:ligatures w14:val="none"/>
               </w:rPr>
-              <w:t>{sesuai_</w:t>
-            </w:r>
-            <w:r>
-              <w:rPr>
-                <w:rFonts w:ascii="Arial" w:eastAsia="Times New Roman" w:hAnsi="Arial" w:cs="Arial"/>
-                <w:kern w:val="0"/>
-                <w:sz w:val="20"/>
-                <w:szCs w:val="20"/>
-                <w14:ligatures w14:val="none"/>
-              </w:rPr>
-              <w:t>3</w:t>
-            </w:r>
-            <w:r>
-              <w:rPr>
-                <w:rFonts w:ascii="Arial" w:eastAsia="Times New Roman" w:hAnsi="Arial" w:cs="Arial"/>
-                <w:kern w:val="0"/>
-                <w:sz w:val="20"/>
-                <w:szCs w:val="20"/>
-                <w14:ligatures w14:val="none"/>
-              </w:rPr>
-              <w:t>}</w:t>
+              <w:t>{sesuai_3}</w:t>
             </w:r>
           </w:p>
         </w:tc>
@@ -3491,33 +2219,13 @@
                 <w:szCs w:val="20"/>
                 <w14:ligatures w14:val="none"/>
               </w:rPr>
-              <w:t>{tdk_sesuai_</w:t>
-            </w:r>
-            <w:r>
-              <w:rPr>
-                <w:rFonts w:ascii="Arial" w:eastAsia="Times New Roman" w:hAnsi="Arial" w:cs="Arial"/>
-                <w:kern w:val="0"/>
-                <w:sz w:val="20"/>
-                <w:szCs w:val="20"/>
-                <w14:ligatures w14:val="none"/>
-              </w:rPr>
-              <w:t>3</w:t>
-            </w:r>
-            <w:r>
-              <w:rPr>
-                <w:rFonts w:ascii="Arial" w:eastAsia="Times New Roman" w:hAnsi="Arial" w:cs="Arial"/>
-                <w:kern w:val="0"/>
-                <w:sz w:val="20"/>
-                <w:szCs w:val="20"/>
-                <w14:ligatures w14:val="none"/>
-              </w:rPr>
-              <w:t>}</w:t>
-            </w:r>
-          </w:p>
-        </w:tc>
-        <w:tc>
-          <w:tcPr>
-            <w:tcW w:w="1634" w:type="dxa"/>
+              <w:t>{tdk_sesuai_3}</w:t>
+            </w:r>
+          </w:p>
+        </w:tc>
+        <w:tc>
+          <w:tcPr>
+            <w:tcW w:w="1455" w:type="dxa"/>
             <w:tcBorders>
               <w:top w:val="nil"/>
               <w:left w:val="single" w:sz="4" w:space="0" w:color="auto"/>
@@ -3547,40 +2255,20 @@
                 <w:szCs w:val="20"/>
                 <w14:ligatures w14:val="none"/>
               </w:rPr>
-              <w:t> {ket_</w:t>
-            </w:r>
-            <w:r>
-              <w:rPr>
-                <w:rFonts w:ascii="Arial" w:eastAsia="Times New Roman" w:hAnsi="Arial" w:cs="Arial"/>
-                <w:kern w:val="0"/>
-                <w:sz w:val="20"/>
-                <w:szCs w:val="20"/>
-                <w14:ligatures w14:val="none"/>
-              </w:rPr>
-              <w:t>3</w:t>
-            </w:r>
-            <w:r>
-              <w:rPr>
-                <w:rFonts w:ascii="Arial" w:eastAsia="Times New Roman" w:hAnsi="Arial" w:cs="Arial"/>
-                <w:kern w:val="0"/>
-                <w:sz w:val="20"/>
-                <w:szCs w:val="20"/>
-                <w14:ligatures w14:val="none"/>
-              </w:rPr>
-              <w:t>}</w:t>
+              <w:t> {ket_3}</w:t>
             </w:r>
           </w:p>
         </w:tc>
       </w:tr>
       <w:tr>
         <w:trPr>
-          <w:gridAfter w:val="3"/>
-          <w:wAfter w:w="1236" w:type="dxa"/>
+          <w:gridAfter w:val="4"/>
+          <w:wAfter w:w="1490" w:type="dxa"/>
           <w:trHeight w:val="567"/>
         </w:trPr>
         <w:tc>
           <w:tcPr>
-            <w:tcW w:w="439" w:type="dxa"/>
+            <w:tcW w:w="730" w:type="dxa"/>
             <w:tcBorders>
               <w:top w:val="nil"/>
               <w:left w:val="single" w:sz="4" w:space="0" w:color="auto"/>
@@ -3617,7 +2305,8 @@
         </w:tc>
         <w:tc>
           <w:tcPr>
-            <w:tcW w:w="366" w:type="dxa"/>
+            <w:tcW w:w="3018" w:type="dxa"/>
+            <w:gridSpan w:val="2"/>
             <w:tcBorders>
               <w:top w:val="nil"/>
               <w:left w:val="nil"/>
@@ -3631,43 +2320,6 @@
           <w:p>
             <w:pPr>
               <w:spacing w:after="0" w:line="240" w:lineRule="auto"/>
-              <w:jc w:val="center"/>
-              <w:rPr>
-                <w:rFonts w:ascii="Arial" w:eastAsia="Times New Roman" w:hAnsi="Arial" w:cs="Arial"/>
-                <w:kern w:val="0"/>
-                <w:sz w:val="20"/>
-                <w:szCs w:val="20"/>
-                <w14:ligatures w14:val="none"/>
-              </w:rPr>
-            </w:pPr>
-            <w:r>
-              <w:rPr>
-                <w:rFonts w:ascii="Arial" w:eastAsia="Times New Roman" w:hAnsi="Arial" w:cs="Arial"/>
-                <w:kern w:val="0"/>
-                <w:sz w:val="20"/>
-                <w:szCs w:val="20"/>
-                <w14:ligatures w14:val="none"/>
-              </w:rPr>
-              <w:t>a</w:t>
-            </w:r>
-          </w:p>
-        </w:tc>
-        <w:tc>
-          <w:tcPr>
-            <w:tcW w:w="3018" w:type="dxa"/>
-            <w:tcBorders>
-              <w:top w:val="nil"/>
-              <w:left w:val="nil"/>
-              <w:bottom w:val="single" w:sz="4" w:space="0" w:color="auto"/>
-              <w:right w:val="single" w:sz="4" w:space="0" w:color="auto"/>
-            </w:tcBorders>
-            <w:shd w:val="clear" w:color="auto" w:fill="auto"/>
-            <w:vAlign w:val="center"/>
-            <w:hideMark/>
-          </w:tcPr>
-          <w:p>
-            <w:pPr>
-              <w:spacing w:after="0" w:line="240" w:lineRule="auto"/>
               <w:jc w:val="both"/>
               <w:rPr>
                 <w:rFonts w:ascii="Arial" w:eastAsia="Times New Roman" w:hAnsi="Arial" w:cs="Arial"/>
@@ -3685,48 +2337,14 @@
                 <w:szCs w:val="20"/>
                 <w14:ligatures w14:val="none"/>
               </w:rPr>
-              <w:t xml:space="preserve">Peta </w:t>
-            </w:r>
-            <w:proofErr w:type="spellStart"/>
-            <w:r>
-              <w:rPr>
-                <w:rFonts w:ascii="Arial" w:eastAsia="Times New Roman" w:hAnsi="Arial" w:cs="Arial"/>
-                <w:kern w:val="0"/>
-                <w:sz w:val="20"/>
-                <w:szCs w:val="20"/>
-                <w14:ligatures w14:val="none"/>
-              </w:rPr>
-              <w:t>Tapak</w:t>
-            </w:r>
-            <w:proofErr w:type="spellEnd"/>
-            <w:r>
-              <w:rPr>
-                <w:rFonts w:ascii="Arial" w:eastAsia="Times New Roman" w:hAnsi="Arial" w:cs="Arial"/>
-                <w:kern w:val="0"/>
-                <w:sz w:val="20"/>
-                <w:szCs w:val="20"/>
-                <w14:ligatures w14:val="none"/>
-              </w:rPr>
-              <w:t xml:space="preserve"> </w:t>
-            </w:r>
-            <w:proofErr w:type="spellStart"/>
-            <w:r>
-              <w:rPr>
-                <w:rFonts w:ascii="Arial" w:eastAsia="Times New Roman" w:hAnsi="Arial" w:cs="Arial"/>
-                <w:kern w:val="0"/>
-                <w:sz w:val="20"/>
-                <w:szCs w:val="20"/>
-                <w14:ligatures w14:val="none"/>
-              </w:rPr>
-              <w:t>Proyek</w:t>
-            </w:r>
-            <w:proofErr w:type="spellEnd"/>
+              <w:t>Peta Tapak Proyek</w:t>
+            </w:r>
           </w:p>
         </w:tc>
         <w:tc>
           <w:tcPr>
             <w:tcW w:w="1017" w:type="dxa"/>
-            <w:gridSpan w:val="2"/>
+            <w:gridSpan w:val="3"/>
             <w:tcBorders>
               <w:top w:val="nil"/>
               <w:left w:val="nil"/>
@@ -3792,27 +2410,7 @@
                 <w:szCs w:val="20"/>
                 <w14:ligatures w14:val="none"/>
               </w:rPr>
-              <w:t>{tdk_ada_</w:t>
-            </w:r>
-            <w:r>
-              <w:rPr>
-                <w:rFonts w:ascii="Arial" w:eastAsia="Times New Roman" w:hAnsi="Arial" w:cs="Arial"/>
-                <w:kern w:val="0"/>
-                <w:sz w:val="20"/>
-                <w:szCs w:val="20"/>
-                <w14:ligatures w14:val="none"/>
-              </w:rPr>
-              <w:t>4</w:t>
-            </w:r>
-            <w:r>
-              <w:rPr>
-                <w:rFonts w:ascii="Arial" w:eastAsia="Times New Roman" w:hAnsi="Arial" w:cs="Arial"/>
-                <w:kern w:val="0"/>
-                <w:sz w:val="20"/>
-                <w:szCs w:val="20"/>
-                <w14:ligatures w14:val="none"/>
-              </w:rPr>
-              <w:t>}</w:t>
+              <w:t>{tdk_ada_4}</w:t>
             </w:r>
           </w:p>
         </w:tc>
@@ -3847,27 +2445,7 @@
                 <w:szCs w:val="20"/>
                 <w14:ligatures w14:val="none"/>
               </w:rPr>
-              <w:t>{sesuai_</w:t>
-            </w:r>
-            <w:r>
-              <w:rPr>
-                <w:rFonts w:ascii="Arial" w:eastAsia="Times New Roman" w:hAnsi="Arial" w:cs="Arial"/>
-                <w:kern w:val="0"/>
-                <w:sz w:val="20"/>
-                <w:szCs w:val="20"/>
-                <w14:ligatures w14:val="none"/>
-              </w:rPr>
-              <w:t>4</w:t>
-            </w:r>
-            <w:r>
-              <w:rPr>
-                <w:rFonts w:ascii="Arial" w:eastAsia="Times New Roman" w:hAnsi="Arial" w:cs="Arial"/>
-                <w:kern w:val="0"/>
-                <w:sz w:val="20"/>
-                <w:szCs w:val="20"/>
-                <w14:ligatures w14:val="none"/>
-              </w:rPr>
-              <w:t>}</w:t>
+              <w:t>{sesuai_4}</w:t>
             </w:r>
           </w:p>
         </w:tc>
@@ -3902,33 +2480,13 @@
                 <w:szCs w:val="20"/>
                 <w14:ligatures w14:val="none"/>
               </w:rPr>
-              <w:t>{tdk_sesuai_</w:t>
-            </w:r>
-            <w:r>
-              <w:rPr>
-                <w:rFonts w:ascii="Arial" w:eastAsia="Times New Roman" w:hAnsi="Arial" w:cs="Arial"/>
-                <w:kern w:val="0"/>
-                <w:sz w:val="20"/>
-                <w:szCs w:val="20"/>
-                <w14:ligatures w14:val="none"/>
-              </w:rPr>
-              <w:t>4</w:t>
-            </w:r>
-            <w:r>
-              <w:rPr>
-                <w:rFonts w:ascii="Arial" w:eastAsia="Times New Roman" w:hAnsi="Arial" w:cs="Arial"/>
-                <w:kern w:val="0"/>
-                <w:sz w:val="20"/>
-                <w:szCs w:val="20"/>
-                <w14:ligatures w14:val="none"/>
-              </w:rPr>
-              <w:t>}</w:t>
-            </w:r>
-          </w:p>
-        </w:tc>
-        <w:tc>
-          <w:tcPr>
-            <w:tcW w:w="1634" w:type="dxa"/>
+              <w:t>{tdk_sesuai_4}</w:t>
+            </w:r>
+          </w:p>
+        </w:tc>
+        <w:tc>
+          <w:tcPr>
+            <w:tcW w:w="1455" w:type="dxa"/>
             <w:tcBorders>
               <w:top w:val="nil"/>
               <w:left w:val="single" w:sz="4" w:space="0" w:color="auto"/>
@@ -3958,40 +2516,20 @@
                 <w:szCs w:val="20"/>
                 <w14:ligatures w14:val="none"/>
               </w:rPr>
-              <w:t> {ket_</w:t>
-            </w:r>
-            <w:r>
-              <w:rPr>
-                <w:rFonts w:ascii="Arial" w:eastAsia="Times New Roman" w:hAnsi="Arial" w:cs="Arial"/>
-                <w:kern w:val="0"/>
-                <w:sz w:val="20"/>
-                <w:szCs w:val="20"/>
-                <w14:ligatures w14:val="none"/>
-              </w:rPr>
-              <w:t>4</w:t>
-            </w:r>
-            <w:r>
-              <w:rPr>
-                <w:rFonts w:ascii="Arial" w:eastAsia="Times New Roman" w:hAnsi="Arial" w:cs="Arial"/>
-                <w:kern w:val="0"/>
-                <w:sz w:val="20"/>
-                <w:szCs w:val="20"/>
-                <w14:ligatures w14:val="none"/>
-              </w:rPr>
-              <w:t>}</w:t>
+              <w:t> {ket_4}</w:t>
             </w:r>
           </w:p>
         </w:tc>
       </w:tr>
       <w:tr>
         <w:trPr>
-          <w:gridAfter w:val="3"/>
-          <w:wAfter w:w="1236" w:type="dxa"/>
+          <w:gridAfter w:val="4"/>
+          <w:wAfter w:w="1490" w:type="dxa"/>
           <w:trHeight w:val="567"/>
         </w:trPr>
         <w:tc>
           <w:tcPr>
-            <w:tcW w:w="439" w:type="dxa"/>
+            <w:tcW w:w="730" w:type="dxa"/>
             <w:tcBorders>
               <w:top w:val="nil"/>
               <w:left w:val="single" w:sz="4" w:space="0" w:color="auto"/>
@@ -4022,13 +2560,24 @@
                 <w:szCs w:val="20"/>
                 <w14:ligatures w14:val="none"/>
               </w:rPr>
+              <w:t>5</w:t>
+            </w:r>
+            <w:r>
+              <w:rPr>
+                <w:rFonts w:ascii="Arial" w:eastAsia="Times New Roman" w:hAnsi="Arial" w:cs="Arial"/>
+                <w:kern w:val="0"/>
+                <w:sz w:val="20"/>
+                <w:szCs w:val="20"/>
+                <w14:ligatures w14:val="none"/>
+              </w:rPr>
               <w:t> </w:t>
             </w:r>
           </w:p>
         </w:tc>
         <w:tc>
           <w:tcPr>
-            <w:tcW w:w="366" w:type="dxa"/>
+            <w:tcW w:w="3018" w:type="dxa"/>
+            <w:gridSpan w:val="2"/>
             <w:tcBorders>
               <w:top w:val="nil"/>
               <w:left w:val="nil"/>
@@ -4042,43 +2591,6 @@
           <w:p>
             <w:pPr>
               <w:spacing w:after="0" w:line="240" w:lineRule="auto"/>
-              <w:jc w:val="center"/>
-              <w:rPr>
-                <w:rFonts w:ascii="Arial" w:eastAsia="Times New Roman" w:hAnsi="Arial" w:cs="Arial"/>
-                <w:kern w:val="0"/>
-                <w:sz w:val="20"/>
-                <w:szCs w:val="20"/>
-                <w14:ligatures w14:val="none"/>
-              </w:rPr>
-            </w:pPr>
-            <w:r>
-              <w:rPr>
-                <w:rFonts w:ascii="Arial" w:eastAsia="Times New Roman" w:hAnsi="Arial" w:cs="Arial"/>
-                <w:kern w:val="0"/>
-                <w:sz w:val="20"/>
-                <w:szCs w:val="20"/>
-                <w14:ligatures w14:val="none"/>
-              </w:rPr>
-              <w:t>b</w:t>
-            </w:r>
-          </w:p>
-        </w:tc>
-        <w:tc>
-          <w:tcPr>
-            <w:tcW w:w="3018" w:type="dxa"/>
-            <w:tcBorders>
-              <w:top w:val="nil"/>
-              <w:left w:val="nil"/>
-              <w:bottom w:val="single" w:sz="4" w:space="0" w:color="auto"/>
-              <w:right w:val="single" w:sz="4" w:space="0" w:color="auto"/>
-            </w:tcBorders>
-            <w:shd w:val="clear" w:color="auto" w:fill="auto"/>
-            <w:vAlign w:val="center"/>
-            <w:hideMark/>
-          </w:tcPr>
-          <w:p>
-            <w:pPr>
-              <w:spacing w:after="0" w:line="240" w:lineRule="auto"/>
               <w:jc w:val="both"/>
               <w:rPr>
                 <w:rFonts w:ascii="Arial" w:eastAsia="Times New Roman" w:hAnsi="Arial" w:cs="Arial"/>
@@ -4096,48 +2608,34 @@
                 <w:szCs w:val="20"/>
                 <w14:ligatures w14:val="none"/>
               </w:rPr>
-              <w:t xml:space="preserve">Peta </w:t>
-            </w:r>
-            <w:proofErr w:type="spellStart"/>
-            <w:r>
-              <w:rPr>
-                <w:rFonts w:ascii="Arial" w:eastAsia="Times New Roman" w:hAnsi="Arial" w:cs="Arial"/>
-                <w:kern w:val="0"/>
-                <w:sz w:val="20"/>
-                <w:szCs w:val="20"/>
-                <w14:ligatures w14:val="none"/>
-              </w:rPr>
-              <w:t>Pengelolaan</w:t>
-            </w:r>
-            <w:proofErr w:type="spellEnd"/>
-            <w:r>
-              <w:rPr>
-                <w:rFonts w:ascii="Arial" w:eastAsia="Times New Roman" w:hAnsi="Arial" w:cs="Arial"/>
-                <w:kern w:val="0"/>
-                <w:sz w:val="20"/>
-                <w:szCs w:val="20"/>
-                <w14:ligatures w14:val="none"/>
-              </w:rPr>
-              <w:t xml:space="preserve"> </w:t>
-            </w:r>
-            <w:proofErr w:type="spellStart"/>
-            <w:r>
-              <w:rPr>
-                <w:rFonts w:ascii="Arial" w:eastAsia="Times New Roman" w:hAnsi="Arial" w:cs="Arial"/>
-                <w:kern w:val="0"/>
-                <w:sz w:val="20"/>
-                <w:szCs w:val="20"/>
-                <w14:ligatures w14:val="none"/>
-              </w:rPr>
-              <w:t>Lingkungan</w:t>
-            </w:r>
-            <w:proofErr w:type="spellEnd"/>
+              <w:t>Peta Pengelolaan</w:t>
+            </w:r>
+            <w:r>
+              <w:rPr>
+                <w:rFonts w:ascii="Arial" w:eastAsia="Times New Roman" w:hAnsi="Arial" w:cs="Arial"/>
+                <w:kern w:val="0"/>
+                <w:sz w:val="20"/>
+                <w:szCs w:val="20"/>
+                <w14:ligatures w14:val="none"/>
+              </w:rPr>
+              <w:t xml:space="preserve"> dan </w:t>
+            </w:r>
+            <w:r>
+              <w:rPr>
+                <w:rFonts w:ascii="Arial" w:eastAsia="Times New Roman" w:hAnsi="Arial" w:cs="Arial"/>
+                <w:kern w:val="0"/>
+                <w:sz w:val="20"/>
+                <w:szCs w:val="20"/>
+                <w14:ligatures w14:val="none"/>
+              </w:rPr>
+              <w:t>Pemantauan Lingkungan</w:t>
+            </w:r>
           </w:p>
         </w:tc>
         <w:tc>
           <w:tcPr>
             <w:tcW w:w="1017" w:type="dxa"/>
-            <w:gridSpan w:val="2"/>
+            <w:gridSpan w:val="3"/>
             <w:tcBorders>
               <w:top w:val="nil"/>
               <w:left w:val="nil"/>
@@ -4203,27 +2701,7 @@
                 <w:szCs w:val="20"/>
                 <w14:ligatures w14:val="none"/>
               </w:rPr>
-              <w:t>{tdk_ada_</w:t>
-            </w:r>
-            <w:r>
-              <w:rPr>
-                <w:rFonts w:ascii="Arial" w:eastAsia="Times New Roman" w:hAnsi="Arial" w:cs="Arial"/>
-                <w:kern w:val="0"/>
-                <w:sz w:val="20"/>
-                <w:szCs w:val="20"/>
-                <w14:ligatures w14:val="none"/>
-              </w:rPr>
-              <w:t>5</w:t>
-            </w:r>
-            <w:r>
-              <w:rPr>
-                <w:rFonts w:ascii="Arial" w:eastAsia="Times New Roman" w:hAnsi="Arial" w:cs="Arial"/>
-                <w:kern w:val="0"/>
-                <w:sz w:val="20"/>
-                <w:szCs w:val="20"/>
-                <w14:ligatures w14:val="none"/>
-              </w:rPr>
-              <w:t>}</w:t>
+              <w:t>{tdk_ada_5}</w:t>
             </w:r>
           </w:p>
         </w:tc>
@@ -4258,27 +2736,7 @@
                 <w:szCs w:val="20"/>
                 <w14:ligatures w14:val="none"/>
               </w:rPr>
-              <w:t>{sesuai_</w:t>
-            </w:r>
-            <w:r>
-              <w:rPr>
-                <w:rFonts w:ascii="Arial" w:eastAsia="Times New Roman" w:hAnsi="Arial" w:cs="Arial"/>
-                <w:kern w:val="0"/>
-                <w:sz w:val="20"/>
-                <w:szCs w:val="20"/>
-                <w14:ligatures w14:val="none"/>
-              </w:rPr>
-              <w:t>5</w:t>
-            </w:r>
-            <w:r>
-              <w:rPr>
-                <w:rFonts w:ascii="Arial" w:eastAsia="Times New Roman" w:hAnsi="Arial" w:cs="Arial"/>
-                <w:kern w:val="0"/>
-                <w:sz w:val="20"/>
-                <w:szCs w:val="20"/>
-                <w14:ligatures w14:val="none"/>
-              </w:rPr>
-              <w:t>}</w:t>
+              <w:t>{sesuai_5}</w:t>
             </w:r>
           </w:p>
         </w:tc>
@@ -4313,33 +2771,13 @@
                 <w:szCs w:val="20"/>
                 <w14:ligatures w14:val="none"/>
               </w:rPr>
-              <w:t>{tdk_sesuai_</w:t>
-            </w:r>
-            <w:r>
-              <w:rPr>
-                <w:rFonts w:ascii="Arial" w:eastAsia="Times New Roman" w:hAnsi="Arial" w:cs="Arial"/>
-                <w:kern w:val="0"/>
-                <w:sz w:val="20"/>
-                <w:szCs w:val="20"/>
-                <w14:ligatures w14:val="none"/>
-              </w:rPr>
-              <w:t>5</w:t>
-            </w:r>
-            <w:r>
-              <w:rPr>
-                <w:rFonts w:ascii="Arial" w:eastAsia="Times New Roman" w:hAnsi="Arial" w:cs="Arial"/>
-                <w:kern w:val="0"/>
-                <w:sz w:val="20"/>
-                <w:szCs w:val="20"/>
-                <w14:ligatures w14:val="none"/>
-              </w:rPr>
-              <w:t>}</w:t>
-            </w:r>
-          </w:p>
-        </w:tc>
-        <w:tc>
-          <w:tcPr>
-            <w:tcW w:w="1634" w:type="dxa"/>
+              <w:t>{tdk_sesuai_5}</w:t>
+            </w:r>
+          </w:p>
+        </w:tc>
+        <w:tc>
+          <w:tcPr>
+            <w:tcW w:w="1455" w:type="dxa"/>
             <w:tcBorders>
               <w:top w:val="nil"/>
               <w:left w:val="single" w:sz="4" w:space="0" w:color="auto"/>
@@ -4369,40 +2807,20 @@
                 <w:szCs w:val="20"/>
                 <w14:ligatures w14:val="none"/>
               </w:rPr>
-              <w:t> {ket_</w:t>
-            </w:r>
-            <w:r>
-              <w:rPr>
-                <w:rFonts w:ascii="Arial" w:eastAsia="Times New Roman" w:hAnsi="Arial" w:cs="Arial"/>
-                <w:kern w:val="0"/>
-                <w:sz w:val="20"/>
-                <w:szCs w:val="20"/>
-                <w14:ligatures w14:val="none"/>
-              </w:rPr>
-              <w:t>5</w:t>
-            </w:r>
-            <w:r>
-              <w:rPr>
-                <w:rFonts w:ascii="Arial" w:eastAsia="Times New Roman" w:hAnsi="Arial" w:cs="Arial"/>
-                <w:kern w:val="0"/>
-                <w:sz w:val="20"/>
-                <w:szCs w:val="20"/>
-                <w14:ligatures w14:val="none"/>
-              </w:rPr>
-              <w:t>}</w:t>
+              <w:t> {ket_5}</w:t>
             </w:r>
           </w:p>
         </w:tc>
       </w:tr>
       <w:tr>
         <w:trPr>
-          <w:gridAfter w:val="3"/>
-          <w:wAfter w:w="1236" w:type="dxa"/>
+          <w:gridAfter w:val="4"/>
+          <w:wAfter w:w="1490" w:type="dxa"/>
           <w:trHeight w:val="567"/>
         </w:trPr>
         <w:tc>
           <w:tcPr>
-            <w:tcW w:w="439" w:type="dxa"/>
+            <w:tcW w:w="730" w:type="dxa"/>
             <w:tcBorders>
               <w:top w:val="nil"/>
               <w:left w:val="single" w:sz="4" w:space="0" w:color="auto"/>
@@ -4433,13 +2851,14 @@
                 <w:szCs w:val="20"/>
                 <w14:ligatures w14:val="none"/>
               </w:rPr>
-              <w:t> </w:t>
-            </w:r>
-          </w:p>
-        </w:tc>
-        <w:tc>
-          <w:tcPr>
-            <w:tcW w:w="366" w:type="dxa"/>
+              <w:t>6</w:t>
+            </w:r>
+          </w:p>
+        </w:tc>
+        <w:tc>
+          <w:tcPr>
+            <w:tcW w:w="3018" w:type="dxa"/>
+            <w:gridSpan w:val="2"/>
             <w:tcBorders>
               <w:top w:val="nil"/>
               <w:left w:val="nil"/>
@@ -4453,43 +2872,6 @@
           <w:p>
             <w:pPr>
               <w:spacing w:after="0" w:line="240" w:lineRule="auto"/>
-              <w:jc w:val="center"/>
-              <w:rPr>
-                <w:rFonts w:ascii="Arial" w:eastAsia="Times New Roman" w:hAnsi="Arial" w:cs="Arial"/>
-                <w:kern w:val="0"/>
-                <w:sz w:val="20"/>
-                <w:szCs w:val="20"/>
-                <w14:ligatures w14:val="none"/>
-              </w:rPr>
-            </w:pPr>
-            <w:r>
-              <w:rPr>
-                <w:rFonts w:ascii="Arial" w:eastAsia="Times New Roman" w:hAnsi="Arial" w:cs="Arial"/>
-                <w:kern w:val="0"/>
-                <w:sz w:val="20"/>
-                <w:szCs w:val="20"/>
-                <w14:ligatures w14:val="none"/>
-              </w:rPr>
-              <w:t>c</w:t>
-            </w:r>
-          </w:p>
-        </w:tc>
-        <w:tc>
-          <w:tcPr>
-            <w:tcW w:w="3018" w:type="dxa"/>
-            <w:tcBorders>
-              <w:top w:val="nil"/>
-              <w:left w:val="nil"/>
-              <w:bottom w:val="single" w:sz="4" w:space="0" w:color="auto"/>
-              <w:right w:val="single" w:sz="4" w:space="0" w:color="auto"/>
-            </w:tcBorders>
-            <w:shd w:val="clear" w:color="auto" w:fill="auto"/>
-            <w:vAlign w:val="center"/>
-            <w:hideMark/>
-          </w:tcPr>
-          <w:p>
-            <w:pPr>
-              <w:spacing w:after="0" w:line="240" w:lineRule="auto"/>
               <w:jc w:val="both"/>
               <w:rPr>
                 <w:rFonts w:ascii="Arial" w:eastAsia="Times New Roman" w:hAnsi="Arial" w:cs="Arial"/>
@@ -4509,46 +2891,22 @@
               </w:rPr>
               <w:t xml:space="preserve">Peta </w:t>
             </w:r>
-            <w:proofErr w:type="spellStart"/>
-            <w:r>
-              <w:rPr>
-                <w:rFonts w:ascii="Arial" w:eastAsia="Times New Roman" w:hAnsi="Arial" w:cs="Arial"/>
-                <w:kern w:val="0"/>
-                <w:sz w:val="20"/>
-                <w:szCs w:val="20"/>
-                <w14:ligatures w14:val="none"/>
-              </w:rPr>
-              <w:t>Pemantauan</w:t>
-            </w:r>
-            <w:proofErr w:type="spellEnd"/>
-            <w:r>
-              <w:rPr>
-                <w:rFonts w:ascii="Arial" w:eastAsia="Times New Roman" w:hAnsi="Arial" w:cs="Arial"/>
-                <w:kern w:val="0"/>
-                <w:sz w:val="20"/>
-                <w:szCs w:val="20"/>
-                <w14:ligatures w14:val="none"/>
-              </w:rPr>
-              <w:t xml:space="preserve"> </w:t>
-            </w:r>
-            <w:proofErr w:type="spellStart"/>
-            <w:r>
-              <w:rPr>
-                <w:rFonts w:ascii="Arial" w:eastAsia="Times New Roman" w:hAnsi="Arial" w:cs="Arial"/>
-                <w:kern w:val="0"/>
-                <w:sz w:val="20"/>
-                <w:szCs w:val="20"/>
-                <w14:ligatures w14:val="none"/>
-              </w:rPr>
-              <w:t>Lingkungan</w:t>
-            </w:r>
-            <w:proofErr w:type="spellEnd"/>
+            <w:r>
+              <w:rPr>
+                <w:rFonts w:ascii="Arial" w:eastAsia="Times New Roman" w:hAnsi="Arial" w:cs="Arial"/>
+                <w:kern w:val="0"/>
+                <w:sz w:val="20"/>
+                <w:szCs w:val="20"/>
+                <w14:ligatures w14:val="none"/>
+              </w:rPr>
+              <w:t>Siteplan di A3</w:t>
+            </w:r>
           </w:p>
         </w:tc>
         <w:tc>
           <w:tcPr>
             <w:tcW w:w="1017" w:type="dxa"/>
-            <w:gridSpan w:val="2"/>
+            <w:gridSpan w:val="3"/>
             <w:tcBorders>
               <w:top w:val="nil"/>
               <w:left w:val="nil"/>
@@ -4614,27 +2972,7 @@
                 <w:szCs w:val="20"/>
                 <w14:ligatures w14:val="none"/>
               </w:rPr>
-              <w:t>{tdk_ada_</w:t>
-            </w:r>
-            <w:r>
-              <w:rPr>
-                <w:rFonts w:ascii="Arial" w:eastAsia="Times New Roman" w:hAnsi="Arial" w:cs="Arial"/>
-                <w:kern w:val="0"/>
-                <w:sz w:val="20"/>
-                <w:szCs w:val="20"/>
-                <w14:ligatures w14:val="none"/>
-              </w:rPr>
-              <w:t>6</w:t>
-            </w:r>
-            <w:r>
-              <w:rPr>
-                <w:rFonts w:ascii="Arial" w:eastAsia="Times New Roman" w:hAnsi="Arial" w:cs="Arial"/>
-                <w:kern w:val="0"/>
-                <w:sz w:val="20"/>
-                <w:szCs w:val="20"/>
-                <w14:ligatures w14:val="none"/>
-              </w:rPr>
-              <w:t>}</w:t>
+              <w:t>{tdk_ada_6}</w:t>
             </w:r>
           </w:p>
         </w:tc>
@@ -4669,27 +3007,7 @@
                 <w:szCs w:val="20"/>
                 <w14:ligatures w14:val="none"/>
               </w:rPr>
-              <w:t>{sesuai_</w:t>
-            </w:r>
-            <w:r>
-              <w:rPr>
-                <w:rFonts w:ascii="Arial" w:eastAsia="Times New Roman" w:hAnsi="Arial" w:cs="Arial"/>
-                <w:kern w:val="0"/>
-                <w:sz w:val="20"/>
-                <w:szCs w:val="20"/>
-                <w14:ligatures w14:val="none"/>
-              </w:rPr>
-              <w:t>6</w:t>
-            </w:r>
-            <w:r>
-              <w:rPr>
-                <w:rFonts w:ascii="Arial" w:eastAsia="Times New Roman" w:hAnsi="Arial" w:cs="Arial"/>
-                <w:kern w:val="0"/>
-                <w:sz w:val="20"/>
-                <w:szCs w:val="20"/>
-                <w14:ligatures w14:val="none"/>
-              </w:rPr>
-              <w:t>}</w:t>
+              <w:t>{sesuai_6}</w:t>
             </w:r>
           </w:p>
         </w:tc>
@@ -4724,33 +3042,13 @@
                 <w:szCs w:val="20"/>
                 <w14:ligatures w14:val="none"/>
               </w:rPr>
-              <w:t>{tdk_sesuai_</w:t>
-            </w:r>
-            <w:r>
-              <w:rPr>
-                <w:rFonts w:ascii="Arial" w:eastAsia="Times New Roman" w:hAnsi="Arial" w:cs="Arial"/>
-                <w:kern w:val="0"/>
-                <w:sz w:val="20"/>
-                <w:szCs w:val="20"/>
-                <w14:ligatures w14:val="none"/>
-              </w:rPr>
-              <w:t>6</w:t>
-            </w:r>
-            <w:r>
-              <w:rPr>
-                <w:rFonts w:ascii="Arial" w:eastAsia="Times New Roman" w:hAnsi="Arial" w:cs="Arial"/>
-                <w:kern w:val="0"/>
-                <w:sz w:val="20"/>
-                <w:szCs w:val="20"/>
-                <w14:ligatures w14:val="none"/>
-              </w:rPr>
-              <w:t>}</w:t>
-            </w:r>
-          </w:p>
-        </w:tc>
-        <w:tc>
-          <w:tcPr>
-            <w:tcW w:w="1634" w:type="dxa"/>
+              <w:t>{tdk_sesuai_6}</w:t>
+            </w:r>
+          </w:p>
+        </w:tc>
+        <w:tc>
+          <w:tcPr>
+            <w:tcW w:w="1455" w:type="dxa"/>
             <w:tcBorders>
               <w:top w:val="nil"/>
               <w:left w:val="single" w:sz="4" w:space="0" w:color="auto"/>
@@ -4780,40 +3078,20 @@
                 <w:szCs w:val="20"/>
                 <w14:ligatures w14:val="none"/>
               </w:rPr>
-              <w:t> {ket_</w:t>
-            </w:r>
-            <w:r>
-              <w:rPr>
-                <w:rFonts w:ascii="Arial" w:eastAsia="Times New Roman" w:hAnsi="Arial" w:cs="Arial"/>
-                <w:kern w:val="0"/>
-                <w:sz w:val="20"/>
-                <w:szCs w:val="20"/>
-                <w14:ligatures w14:val="none"/>
-              </w:rPr>
-              <w:t>6</w:t>
-            </w:r>
-            <w:r>
-              <w:rPr>
-                <w:rFonts w:ascii="Arial" w:eastAsia="Times New Roman" w:hAnsi="Arial" w:cs="Arial"/>
-                <w:kern w:val="0"/>
-                <w:sz w:val="20"/>
-                <w:szCs w:val="20"/>
-                <w14:ligatures w14:val="none"/>
-              </w:rPr>
-              <w:t>}</w:t>
+              <w:t> {ket_6}</w:t>
             </w:r>
           </w:p>
         </w:tc>
       </w:tr>
       <w:tr>
         <w:trPr>
-          <w:gridAfter w:val="3"/>
-          <w:wAfter w:w="1236" w:type="dxa"/>
+          <w:gridAfter w:val="4"/>
+          <w:wAfter w:w="1490" w:type="dxa"/>
           <w:trHeight w:val="567"/>
         </w:trPr>
         <w:tc>
           <w:tcPr>
-            <w:tcW w:w="439" w:type="dxa"/>
+            <w:tcW w:w="730" w:type="dxa"/>
             <w:tcBorders>
               <w:top w:val="nil"/>
               <w:left w:val="single" w:sz="4" w:space="0" w:color="auto"/>
@@ -4822,40 +3100,40 @@
             </w:tcBorders>
             <w:shd w:val="clear" w:color="auto" w:fill="auto"/>
             <w:vAlign w:val="center"/>
-            <w:hideMark/>
-          </w:tcPr>
-          <w:p>
-            <w:pPr>
-              <w:spacing w:after="0" w:line="240" w:lineRule="auto"/>
-              <w:jc w:val="center"/>
-              <w:rPr>
-                <w:rFonts w:ascii="Arial" w:eastAsia="Times New Roman" w:hAnsi="Arial" w:cs="Arial"/>
-                <w:kern w:val="0"/>
-                <w:sz w:val="20"/>
-                <w:szCs w:val="20"/>
-                <w14:ligatures w14:val="none"/>
-              </w:rPr>
-            </w:pPr>
-            <w:r>
-              <w:rPr>
-                <w:rFonts w:ascii="Arial" w:eastAsia="Times New Roman" w:hAnsi="Arial" w:cs="Arial"/>
-                <w:kern w:val="0"/>
-                <w:sz w:val="20"/>
-                <w:szCs w:val="20"/>
-                <w14:ligatures w14:val="none"/>
-              </w:rPr>
-              <w:t>5</w:t>
-            </w:r>
-          </w:p>
-        </w:tc>
-        <w:tc>
-          <w:tcPr>
-            <w:tcW w:w="366" w:type="dxa"/>
+          </w:tcPr>
+          <w:p>
+            <w:pPr>
+              <w:spacing w:after="0" w:line="240" w:lineRule="auto"/>
+              <w:jc w:val="center"/>
+              <w:rPr>
+                <w:rFonts w:ascii="Arial" w:eastAsia="Times New Roman" w:hAnsi="Arial" w:cs="Arial"/>
+                <w:kern w:val="0"/>
+                <w:sz w:val="20"/>
+                <w:szCs w:val="20"/>
+                <w14:ligatures w14:val="none"/>
+              </w:rPr>
+            </w:pPr>
+            <w:r>
+              <w:rPr>
+                <w:rFonts w:ascii="Arial" w:eastAsia="Times New Roman" w:hAnsi="Arial" w:cs="Arial"/>
+                <w:kern w:val="0"/>
+                <w:sz w:val="20"/>
+                <w:szCs w:val="20"/>
+                <w14:ligatures w14:val="none"/>
+              </w:rPr>
+              <w:t>7</w:t>
+            </w:r>
+          </w:p>
+        </w:tc>
+        <w:tc>
+          <w:tcPr>
+            <w:tcW w:w="3018" w:type="dxa"/>
+            <w:gridSpan w:val="2"/>
             <w:tcBorders>
               <w:top w:val="single" w:sz="4" w:space="0" w:color="auto"/>
               <w:left w:val="nil"/>
               <w:bottom w:val="single" w:sz="4" w:space="0" w:color="auto"/>
-              <w:right w:val="single" w:sz="4" w:space="0" w:color="auto"/>
+              <w:right w:val="nil"/>
             </w:tcBorders>
             <w:shd w:val="clear" w:color="auto" w:fill="auto"/>
             <w:vAlign w:val="center"/>
@@ -4864,35 +3142,178 @@
           <w:p>
             <w:pPr>
               <w:spacing w:after="0" w:line="240" w:lineRule="auto"/>
-              <w:jc w:val="center"/>
-              <w:rPr>
-                <w:rFonts w:ascii="Arial" w:eastAsia="Times New Roman" w:hAnsi="Arial" w:cs="Arial"/>
-                <w:kern w:val="0"/>
-                <w:sz w:val="20"/>
-                <w:szCs w:val="20"/>
-                <w14:ligatures w14:val="none"/>
-              </w:rPr>
-            </w:pPr>
-            <w:r>
-              <w:rPr>
-                <w:rFonts w:ascii="Arial" w:eastAsia="Times New Roman" w:hAnsi="Arial" w:cs="Arial"/>
-                <w:kern w:val="0"/>
-                <w:sz w:val="20"/>
-                <w:szCs w:val="20"/>
-                <w14:ligatures w14:val="none"/>
-              </w:rPr>
-              <w:t> </w:t>
-            </w:r>
-          </w:p>
-        </w:tc>
-        <w:tc>
-          <w:tcPr>
-            <w:tcW w:w="3018" w:type="dxa"/>
+              <w:jc w:val="both"/>
+              <w:rPr>
+                <w:rFonts w:ascii="Arial" w:eastAsia="Times New Roman" w:hAnsi="Arial" w:cs="Arial"/>
+                <w:kern w:val="0"/>
+                <w:sz w:val="20"/>
+                <w:szCs w:val="20"/>
+                <w14:ligatures w14:val="none"/>
+              </w:rPr>
+            </w:pPr>
+            <w:r>
+              <w:rPr>
+                <w:rFonts w:ascii="Arial" w:eastAsia="Times New Roman" w:hAnsi="Arial" w:cs="Arial"/>
+                <w:kern w:val="0"/>
+                <w:sz w:val="20"/>
+                <w:szCs w:val="20"/>
+                <w14:ligatures w14:val="none"/>
+              </w:rPr>
+              <w:t>PKKPR</w:t>
+            </w:r>
+          </w:p>
+        </w:tc>
+        <w:tc>
+          <w:tcPr>
+            <w:tcW w:w="1017" w:type="dxa"/>
+            <w:gridSpan w:val="3"/>
+            <w:tcBorders>
+              <w:top w:val="nil"/>
+              <w:left w:val="single" w:sz="4" w:space="0" w:color="auto"/>
+              <w:bottom w:val="single" w:sz="4" w:space="0" w:color="auto"/>
+              <w:right w:val="single" w:sz="4" w:space="0" w:color="auto"/>
+            </w:tcBorders>
+            <w:shd w:val="clear" w:color="auto" w:fill="auto"/>
+            <w:vAlign w:val="center"/>
+            <w:hideMark/>
+          </w:tcPr>
+          <w:p>
+            <w:pPr>
+              <w:spacing w:after="0" w:line="240" w:lineRule="auto"/>
+              <w:jc w:val="center"/>
+              <w:rPr>
+                <w:rFonts w:ascii="Arial" w:eastAsia="Times New Roman" w:hAnsi="Arial" w:cs="Arial"/>
+                <w:kern w:val="0"/>
+                <w:sz w:val="20"/>
+                <w:szCs w:val="20"/>
+                <w14:ligatures w14:val="none"/>
+              </w:rPr>
+            </w:pPr>
+            <w:r>
+              <w:rPr>
+                <w:rFonts w:ascii="Arial" w:eastAsia="Times New Roman" w:hAnsi="Arial" w:cs="Arial"/>
+                <w:kern w:val="0"/>
+                <w:sz w:val="20"/>
+                <w:szCs w:val="20"/>
+                <w14:ligatures w14:val="none"/>
+              </w:rPr>
+              <w:t>{ada_7}</w:t>
+            </w:r>
+          </w:p>
+        </w:tc>
+        <w:tc>
+          <w:tcPr>
+            <w:tcW w:w="1396" w:type="dxa"/>
             <w:tcBorders>
               <w:top w:val="single" w:sz="4" w:space="0" w:color="auto"/>
               <w:left w:val="nil"/>
               <w:bottom w:val="single" w:sz="4" w:space="0" w:color="auto"/>
-              <w:right w:val="nil"/>
+              <w:right w:val="single" w:sz="4" w:space="0" w:color="auto"/>
+            </w:tcBorders>
+            <w:vAlign w:val="center"/>
+          </w:tcPr>
+          <w:p>
+            <w:pPr>
+              <w:spacing w:after="0" w:line="240" w:lineRule="auto"/>
+              <w:jc w:val="center"/>
+              <w:rPr>
+                <w:rFonts w:ascii="Arial" w:eastAsia="Times New Roman" w:hAnsi="Arial" w:cs="Arial"/>
+                <w:kern w:val="0"/>
+                <w:sz w:val="20"/>
+                <w:szCs w:val="20"/>
+                <w14:ligatures w14:val="none"/>
+              </w:rPr>
+            </w:pPr>
+            <w:r>
+              <w:rPr>
+                <w:rFonts w:ascii="Arial" w:eastAsia="Times New Roman" w:hAnsi="Arial" w:cs="Arial"/>
+                <w:kern w:val="0"/>
+                <w:sz w:val="20"/>
+                <w:szCs w:val="20"/>
+                <w14:ligatures w14:val="none"/>
+              </w:rPr>
+              <w:t>{tdk_ada_7}</w:t>
+            </w:r>
+          </w:p>
+        </w:tc>
+        <w:tc>
+          <w:tcPr>
+            <w:tcW w:w="1262" w:type="dxa"/>
+            <w:tcBorders>
+              <w:top w:val="nil"/>
+              <w:left w:val="single" w:sz="4" w:space="0" w:color="auto"/>
+              <w:bottom w:val="single" w:sz="4" w:space="0" w:color="auto"/>
+              <w:right w:val="single" w:sz="4" w:space="0" w:color="auto"/>
+            </w:tcBorders>
+            <w:vAlign w:val="center"/>
+          </w:tcPr>
+          <w:p>
+            <w:pPr>
+              <w:spacing w:after="0" w:line="240" w:lineRule="auto"/>
+              <w:jc w:val="center"/>
+              <w:rPr>
+                <w:rFonts w:ascii="Arial" w:eastAsia="Times New Roman" w:hAnsi="Arial" w:cs="Arial"/>
+                <w:kern w:val="0"/>
+                <w:sz w:val="20"/>
+                <w:szCs w:val="20"/>
+                <w14:ligatures w14:val="none"/>
+              </w:rPr>
+            </w:pPr>
+            <w:r>
+              <w:rPr>
+                <w:rFonts w:ascii="Arial" w:eastAsia="Times New Roman" w:hAnsi="Arial" w:cs="Arial"/>
+                <w:kern w:val="0"/>
+                <w:sz w:val="20"/>
+                <w:szCs w:val="20"/>
+                <w14:ligatures w14:val="none"/>
+              </w:rPr>
+              <w:t>{sesuai_7}</w:t>
+            </w:r>
+          </w:p>
+        </w:tc>
+        <w:tc>
+          <w:tcPr>
+            <w:tcW w:w="1640" w:type="dxa"/>
+            <w:tcBorders>
+              <w:top w:val="nil"/>
+              <w:left w:val="single" w:sz="4" w:space="0" w:color="auto"/>
+              <w:bottom w:val="single" w:sz="4" w:space="0" w:color="auto"/>
+              <w:right w:val="single" w:sz="4" w:space="0" w:color="auto"/>
+            </w:tcBorders>
+            <w:vAlign w:val="center"/>
+          </w:tcPr>
+          <w:p>
+            <w:pPr>
+              <w:spacing w:after="0" w:line="240" w:lineRule="auto"/>
+              <w:jc w:val="center"/>
+              <w:rPr>
+                <w:rFonts w:ascii="Arial" w:eastAsia="Times New Roman" w:hAnsi="Arial" w:cs="Arial"/>
+                <w:kern w:val="0"/>
+                <w:sz w:val="20"/>
+                <w:szCs w:val="20"/>
+                <w14:ligatures w14:val="none"/>
+              </w:rPr>
+            </w:pPr>
+            <w:r>
+              <w:rPr>
+                <w:rFonts w:ascii="Arial" w:eastAsia="Times New Roman" w:hAnsi="Arial" w:cs="Arial"/>
+                <w:kern w:val="0"/>
+                <w:sz w:val="20"/>
+                <w:szCs w:val="20"/>
+                <w14:ligatures w14:val="none"/>
+              </w:rPr>
+              <w:t>{tdk_sesuai_7}</w:t>
+            </w:r>
+          </w:p>
+        </w:tc>
+        <w:tc>
+          <w:tcPr>
+            <w:tcW w:w="1455" w:type="dxa"/>
+            <w:tcBorders>
+              <w:top w:val="nil"/>
+              <w:left w:val="single" w:sz="4" w:space="0" w:color="auto"/>
+              <w:bottom w:val="single" w:sz="4" w:space="0" w:color="auto"/>
+              <w:right w:val="single" w:sz="4" w:space="0" w:color="auto"/>
             </w:tcBorders>
             <w:shd w:val="clear" w:color="auto" w:fill="auto"/>
             <w:vAlign w:val="center"/>
@@ -4901,296 +3322,36 @@
           <w:p>
             <w:pPr>
               <w:spacing w:after="0" w:line="240" w:lineRule="auto"/>
-              <w:jc w:val="both"/>
-              <w:rPr>
-                <w:rFonts w:ascii="Arial" w:eastAsia="Times New Roman" w:hAnsi="Arial" w:cs="Arial"/>
-                <w:kern w:val="0"/>
-                <w:sz w:val="20"/>
-                <w:szCs w:val="20"/>
-                <w14:ligatures w14:val="none"/>
-              </w:rPr>
-            </w:pPr>
-            <w:r>
-              <w:rPr>
-                <w:rFonts w:ascii="Arial" w:eastAsia="Times New Roman" w:hAnsi="Arial" w:cs="Arial"/>
-                <w:kern w:val="0"/>
-                <w:sz w:val="20"/>
-                <w:szCs w:val="20"/>
-                <w14:ligatures w14:val="none"/>
-              </w:rPr>
-              <w:t>PKKPR</w:t>
-            </w:r>
-          </w:p>
-        </w:tc>
-        <w:tc>
-          <w:tcPr>
-            <w:tcW w:w="1017" w:type="dxa"/>
-            <w:gridSpan w:val="2"/>
-            <w:tcBorders>
-              <w:top w:val="nil"/>
-              <w:left w:val="single" w:sz="4" w:space="0" w:color="auto"/>
-              <w:bottom w:val="single" w:sz="4" w:space="0" w:color="auto"/>
-              <w:right w:val="single" w:sz="4" w:space="0" w:color="auto"/>
-            </w:tcBorders>
-            <w:shd w:val="clear" w:color="auto" w:fill="auto"/>
-            <w:vAlign w:val="center"/>
-            <w:hideMark/>
-          </w:tcPr>
-          <w:p>
-            <w:pPr>
-              <w:spacing w:after="0" w:line="240" w:lineRule="auto"/>
-              <w:jc w:val="center"/>
-              <w:rPr>
-                <w:rFonts w:ascii="Arial" w:eastAsia="Times New Roman" w:hAnsi="Arial" w:cs="Arial"/>
-                <w:kern w:val="0"/>
-                <w:sz w:val="20"/>
-                <w:szCs w:val="20"/>
-                <w14:ligatures w14:val="none"/>
-              </w:rPr>
-            </w:pPr>
-            <w:r>
-              <w:rPr>
-                <w:rFonts w:ascii="Arial" w:eastAsia="Times New Roman" w:hAnsi="Arial" w:cs="Arial"/>
-                <w:kern w:val="0"/>
-                <w:sz w:val="20"/>
-                <w:szCs w:val="20"/>
-                <w14:ligatures w14:val="none"/>
-              </w:rPr>
-              <w:t>{ada_7}</w:t>
-            </w:r>
-          </w:p>
-        </w:tc>
-        <w:tc>
-          <w:tcPr>
-            <w:tcW w:w="1396" w:type="dxa"/>
-            <w:tcBorders>
-              <w:top w:val="single" w:sz="4" w:space="0" w:color="auto"/>
-              <w:left w:val="nil"/>
-              <w:bottom w:val="single" w:sz="4" w:space="0" w:color="auto"/>
-              <w:right w:val="single" w:sz="4" w:space="0" w:color="auto"/>
-            </w:tcBorders>
-            <w:vAlign w:val="center"/>
-          </w:tcPr>
-          <w:p>
-            <w:pPr>
-              <w:spacing w:after="0" w:line="240" w:lineRule="auto"/>
-              <w:jc w:val="center"/>
-              <w:rPr>
-                <w:rFonts w:ascii="Arial" w:eastAsia="Times New Roman" w:hAnsi="Arial" w:cs="Arial"/>
-                <w:kern w:val="0"/>
-                <w:sz w:val="20"/>
-                <w:szCs w:val="20"/>
-                <w14:ligatures w14:val="none"/>
-              </w:rPr>
-            </w:pPr>
-            <w:r>
-              <w:rPr>
-                <w:rFonts w:ascii="Arial" w:eastAsia="Times New Roman" w:hAnsi="Arial" w:cs="Arial"/>
-                <w:kern w:val="0"/>
-                <w:sz w:val="20"/>
-                <w:szCs w:val="20"/>
-                <w14:ligatures w14:val="none"/>
-              </w:rPr>
-              <w:t>{tdk_ada_</w:t>
-            </w:r>
-            <w:r>
-              <w:rPr>
-                <w:rFonts w:ascii="Arial" w:eastAsia="Times New Roman" w:hAnsi="Arial" w:cs="Arial"/>
-                <w:kern w:val="0"/>
-                <w:sz w:val="20"/>
-                <w:szCs w:val="20"/>
-                <w14:ligatures w14:val="none"/>
-              </w:rPr>
-              <w:t>7</w:t>
-            </w:r>
-            <w:r>
-              <w:rPr>
-                <w:rFonts w:ascii="Arial" w:eastAsia="Times New Roman" w:hAnsi="Arial" w:cs="Arial"/>
-                <w:kern w:val="0"/>
-                <w:sz w:val="20"/>
-                <w:szCs w:val="20"/>
-                <w14:ligatures w14:val="none"/>
-              </w:rPr>
-              <w:t>}</w:t>
-            </w:r>
-          </w:p>
-        </w:tc>
-        <w:tc>
-          <w:tcPr>
-            <w:tcW w:w="1262" w:type="dxa"/>
-            <w:tcBorders>
-              <w:top w:val="nil"/>
-              <w:left w:val="single" w:sz="4" w:space="0" w:color="auto"/>
-              <w:bottom w:val="single" w:sz="4" w:space="0" w:color="auto"/>
-              <w:right w:val="single" w:sz="4" w:space="0" w:color="auto"/>
-            </w:tcBorders>
-            <w:vAlign w:val="center"/>
-          </w:tcPr>
-          <w:p>
-            <w:pPr>
-              <w:spacing w:after="0" w:line="240" w:lineRule="auto"/>
-              <w:jc w:val="center"/>
-              <w:rPr>
-                <w:rFonts w:ascii="Arial" w:eastAsia="Times New Roman" w:hAnsi="Arial" w:cs="Arial"/>
-                <w:kern w:val="0"/>
-                <w:sz w:val="20"/>
-                <w:szCs w:val="20"/>
-                <w14:ligatures w14:val="none"/>
-              </w:rPr>
-            </w:pPr>
-            <w:r>
-              <w:rPr>
-                <w:rFonts w:ascii="Arial" w:eastAsia="Times New Roman" w:hAnsi="Arial" w:cs="Arial"/>
-                <w:kern w:val="0"/>
-                <w:sz w:val="20"/>
-                <w:szCs w:val="20"/>
-                <w14:ligatures w14:val="none"/>
-              </w:rPr>
-              <w:t>{sesuai_</w:t>
-            </w:r>
-            <w:r>
-              <w:rPr>
-                <w:rFonts w:ascii="Arial" w:eastAsia="Times New Roman" w:hAnsi="Arial" w:cs="Arial"/>
-                <w:kern w:val="0"/>
-                <w:sz w:val="20"/>
-                <w:szCs w:val="20"/>
-                <w14:ligatures w14:val="none"/>
-              </w:rPr>
-              <w:t>7</w:t>
-            </w:r>
-            <w:r>
-              <w:rPr>
-                <w:rFonts w:ascii="Arial" w:eastAsia="Times New Roman" w:hAnsi="Arial" w:cs="Arial"/>
-                <w:kern w:val="0"/>
-                <w:sz w:val="20"/>
-                <w:szCs w:val="20"/>
-                <w14:ligatures w14:val="none"/>
-              </w:rPr>
-              <w:t>}</w:t>
-            </w:r>
-          </w:p>
-        </w:tc>
-        <w:tc>
-          <w:tcPr>
-            <w:tcW w:w="1640" w:type="dxa"/>
-            <w:tcBorders>
-              <w:top w:val="nil"/>
-              <w:left w:val="single" w:sz="4" w:space="0" w:color="auto"/>
-              <w:bottom w:val="single" w:sz="4" w:space="0" w:color="auto"/>
-              <w:right w:val="single" w:sz="4" w:space="0" w:color="auto"/>
-            </w:tcBorders>
-            <w:vAlign w:val="center"/>
-          </w:tcPr>
-          <w:p>
-            <w:pPr>
-              <w:spacing w:after="0" w:line="240" w:lineRule="auto"/>
-              <w:jc w:val="center"/>
-              <w:rPr>
-                <w:rFonts w:ascii="Arial" w:eastAsia="Times New Roman" w:hAnsi="Arial" w:cs="Arial"/>
-                <w:kern w:val="0"/>
-                <w:sz w:val="20"/>
-                <w:szCs w:val="20"/>
-                <w14:ligatures w14:val="none"/>
-              </w:rPr>
-            </w:pPr>
-            <w:r>
-              <w:rPr>
-                <w:rFonts w:ascii="Arial" w:eastAsia="Times New Roman" w:hAnsi="Arial" w:cs="Arial"/>
-                <w:kern w:val="0"/>
-                <w:sz w:val="20"/>
-                <w:szCs w:val="20"/>
-                <w14:ligatures w14:val="none"/>
-              </w:rPr>
-              <w:t>{tdk_sesuai_</w:t>
-            </w:r>
-            <w:r>
-              <w:rPr>
-                <w:rFonts w:ascii="Arial" w:eastAsia="Times New Roman" w:hAnsi="Arial" w:cs="Arial"/>
-                <w:kern w:val="0"/>
-                <w:sz w:val="20"/>
-                <w:szCs w:val="20"/>
-                <w14:ligatures w14:val="none"/>
-              </w:rPr>
-              <w:t>7</w:t>
-            </w:r>
-            <w:r>
-              <w:rPr>
-                <w:rFonts w:ascii="Arial" w:eastAsia="Times New Roman" w:hAnsi="Arial" w:cs="Arial"/>
-                <w:kern w:val="0"/>
-                <w:sz w:val="20"/>
-                <w:szCs w:val="20"/>
-                <w14:ligatures w14:val="none"/>
-              </w:rPr>
-              <w:t>}</w:t>
-            </w:r>
-          </w:p>
-        </w:tc>
-        <w:tc>
-          <w:tcPr>
-            <w:tcW w:w="1634" w:type="dxa"/>
-            <w:tcBorders>
-              <w:top w:val="nil"/>
-              <w:left w:val="single" w:sz="4" w:space="0" w:color="auto"/>
-              <w:bottom w:val="single" w:sz="4" w:space="0" w:color="auto"/>
-              <w:right w:val="single" w:sz="4" w:space="0" w:color="auto"/>
-            </w:tcBorders>
-            <w:shd w:val="clear" w:color="auto" w:fill="auto"/>
-            <w:vAlign w:val="center"/>
-            <w:hideMark/>
-          </w:tcPr>
-          <w:p>
-            <w:pPr>
-              <w:spacing w:after="0" w:line="240" w:lineRule="auto"/>
-              <w:rPr>
-                <w:rFonts w:ascii="Arial" w:eastAsia="Times New Roman" w:hAnsi="Arial" w:cs="Arial"/>
-                <w:kern w:val="0"/>
-                <w:sz w:val="20"/>
-                <w:szCs w:val="20"/>
-                <w14:ligatures w14:val="none"/>
-              </w:rPr>
-            </w:pPr>
-            <w:r>
-              <w:rPr>
-                <w:rFonts w:ascii="Arial" w:eastAsia="Times New Roman" w:hAnsi="Arial" w:cs="Arial"/>
-                <w:kern w:val="0"/>
-                <w:sz w:val="20"/>
-                <w:szCs w:val="20"/>
-                <w14:ligatures w14:val="none"/>
-              </w:rPr>
-              <w:t> {ket_</w:t>
-            </w:r>
-            <w:r>
-              <w:rPr>
-                <w:rFonts w:ascii="Arial" w:eastAsia="Times New Roman" w:hAnsi="Arial" w:cs="Arial"/>
-                <w:kern w:val="0"/>
-                <w:sz w:val="20"/>
-                <w:szCs w:val="20"/>
-                <w14:ligatures w14:val="none"/>
-              </w:rPr>
-              <w:t>7</w:t>
-            </w:r>
-            <w:r>
-              <w:rPr>
-                <w:rFonts w:ascii="Arial" w:eastAsia="Times New Roman" w:hAnsi="Arial" w:cs="Arial"/>
-                <w:kern w:val="0"/>
-                <w:sz w:val="20"/>
-                <w:szCs w:val="20"/>
-                <w14:ligatures w14:val="none"/>
-              </w:rPr>
-              <w:t>}</w:t>
+              <w:rPr>
+                <w:rFonts w:ascii="Arial" w:eastAsia="Times New Roman" w:hAnsi="Arial" w:cs="Arial"/>
+                <w:kern w:val="0"/>
+                <w:sz w:val="20"/>
+                <w:szCs w:val="20"/>
+                <w14:ligatures w14:val="none"/>
+              </w:rPr>
+            </w:pPr>
+            <w:r>
+              <w:rPr>
+                <w:rFonts w:ascii="Arial" w:eastAsia="Times New Roman" w:hAnsi="Arial" w:cs="Arial"/>
+                <w:kern w:val="0"/>
+                <w:sz w:val="20"/>
+                <w:szCs w:val="20"/>
+                <w14:ligatures w14:val="none"/>
+              </w:rPr>
+              <w:t> {ket_7}</w:t>
             </w:r>
           </w:p>
         </w:tc>
       </w:tr>
       <w:tr>
         <w:trPr>
-          <w:gridAfter w:val="3"/>
-          <w:wAfter w:w="1236" w:type="dxa"/>
+          <w:gridAfter w:val="4"/>
+          <w:wAfter w:w="1490" w:type="dxa"/>
           <w:trHeight w:val="567"/>
         </w:trPr>
         <w:tc>
           <w:tcPr>
-            <w:tcW w:w="439" w:type="dxa"/>
+            <w:tcW w:w="730" w:type="dxa"/>
             <w:tcBorders>
               <w:top w:val="nil"/>
               <w:left w:val="single" w:sz="4" w:space="0" w:color="auto"/>
@@ -5199,35 +3360,35 @@
             </w:tcBorders>
             <w:shd w:val="clear" w:color="auto" w:fill="auto"/>
             <w:vAlign w:val="center"/>
-            <w:hideMark/>
-          </w:tcPr>
-          <w:p>
-            <w:pPr>
-              <w:spacing w:after="0" w:line="240" w:lineRule="auto"/>
-              <w:jc w:val="center"/>
-              <w:rPr>
-                <w:rFonts w:ascii="Arial" w:eastAsia="Times New Roman" w:hAnsi="Arial" w:cs="Arial"/>
-                <w:kern w:val="0"/>
-                <w:sz w:val="20"/>
-                <w:szCs w:val="20"/>
-                <w14:ligatures w14:val="none"/>
-              </w:rPr>
-            </w:pPr>
-            <w:r>
-              <w:rPr>
-                <w:rFonts w:ascii="Arial" w:eastAsia="Times New Roman" w:hAnsi="Arial" w:cs="Arial"/>
-                <w:kern w:val="0"/>
-                <w:sz w:val="20"/>
-                <w:szCs w:val="20"/>
-                <w14:ligatures w14:val="none"/>
-              </w:rPr>
-              <w:t>6</w:t>
-            </w:r>
-          </w:p>
-        </w:tc>
-        <w:tc>
-          <w:tcPr>
-            <w:tcW w:w="366" w:type="dxa"/>
+          </w:tcPr>
+          <w:p>
+            <w:pPr>
+              <w:spacing w:after="0" w:line="240" w:lineRule="auto"/>
+              <w:jc w:val="center"/>
+              <w:rPr>
+                <w:rFonts w:ascii="Arial" w:eastAsia="Times New Roman" w:hAnsi="Arial" w:cs="Arial"/>
+                <w:kern w:val="0"/>
+                <w:sz w:val="20"/>
+                <w:szCs w:val="20"/>
+                <w14:ligatures w14:val="none"/>
+              </w:rPr>
+            </w:pPr>
+            <w:r>
+              <w:rPr>
+                <w:rFonts w:ascii="Arial" w:eastAsia="Times New Roman" w:hAnsi="Arial" w:cs="Arial"/>
+                <w:kern w:val="0"/>
+                <w:sz w:val="20"/>
+                <w:szCs w:val="20"/>
+                <w14:ligatures w14:val="none"/>
+              </w:rPr>
+              <w:t>8</w:t>
+            </w:r>
+          </w:p>
+        </w:tc>
+        <w:tc>
+          <w:tcPr>
+            <w:tcW w:w="3018" w:type="dxa"/>
+            <w:gridSpan w:val="2"/>
             <w:tcBorders>
               <w:top w:val="single" w:sz="4" w:space="0" w:color="auto"/>
               <w:left w:val="nil"/>
@@ -5241,36 +3402,179 @@
           <w:p>
             <w:pPr>
               <w:spacing w:after="0" w:line="240" w:lineRule="auto"/>
-              <w:jc w:val="center"/>
-              <w:rPr>
-                <w:rFonts w:ascii="Arial" w:eastAsia="Times New Roman" w:hAnsi="Arial" w:cs="Arial"/>
-                <w:kern w:val="0"/>
-                <w:sz w:val="20"/>
-                <w:szCs w:val="20"/>
-                <w14:ligatures w14:val="none"/>
-              </w:rPr>
-            </w:pPr>
-            <w:r>
-              <w:rPr>
-                <w:rFonts w:ascii="Arial" w:eastAsia="Times New Roman" w:hAnsi="Arial" w:cs="Arial"/>
-                <w:kern w:val="0"/>
-                <w:sz w:val="20"/>
-                <w:szCs w:val="20"/>
-                <w14:ligatures w14:val="none"/>
-              </w:rPr>
-              <w:t> </w:t>
-            </w:r>
-          </w:p>
-        </w:tc>
-        <w:tc>
-          <w:tcPr>
-            <w:tcW w:w="3018" w:type="dxa"/>
+              <w:jc w:val="both"/>
+              <w:rPr>
+                <w:rFonts w:ascii="Arial" w:eastAsia="Times New Roman" w:hAnsi="Arial" w:cs="Arial"/>
+                <w:kern w:val="0"/>
+                <w:sz w:val="20"/>
+                <w:szCs w:val="20"/>
+                <w14:ligatures w14:val="none"/>
+              </w:rPr>
+            </w:pPr>
+            <w:r>
+              <w:rPr>
+                <w:rFonts w:ascii="Arial" w:eastAsia="Times New Roman" w:hAnsi="Arial" w:cs="Arial"/>
+                <w:kern w:val="0"/>
+                <w:sz w:val="20"/>
+                <w:szCs w:val="20"/>
+                <w14:ligatures w14:val="none"/>
+              </w:rPr>
+              <w:t>NIB</w:t>
+            </w:r>
+          </w:p>
+        </w:tc>
+        <w:tc>
+          <w:tcPr>
+            <w:tcW w:w="1017" w:type="dxa"/>
+            <w:gridSpan w:val="3"/>
+            <w:tcBorders>
+              <w:top w:val="nil"/>
+              <w:left w:val="nil"/>
+              <w:bottom w:val="single" w:sz="4" w:space="0" w:color="auto"/>
+              <w:right w:val="single" w:sz="4" w:space="0" w:color="auto"/>
+            </w:tcBorders>
+            <w:shd w:val="clear" w:color="auto" w:fill="auto"/>
+            <w:vAlign w:val="center"/>
+            <w:hideMark/>
+          </w:tcPr>
+          <w:p>
+            <w:pPr>
+              <w:spacing w:after="0" w:line="240" w:lineRule="auto"/>
+              <w:jc w:val="center"/>
+              <w:rPr>
+                <w:rFonts w:ascii="Arial" w:eastAsia="Times New Roman" w:hAnsi="Arial" w:cs="Arial"/>
+                <w:kern w:val="0"/>
+                <w:sz w:val="20"/>
+                <w:szCs w:val="20"/>
+                <w14:ligatures w14:val="none"/>
+              </w:rPr>
+            </w:pPr>
+            <w:r>
+              <w:rPr>
+                <w:rFonts w:ascii="Arial" w:eastAsia="Times New Roman" w:hAnsi="Arial" w:cs="Arial"/>
+                <w:kern w:val="0"/>
+                <w:sz w:val="20"/>
+                <w:szCs w:val="20"/>
+                <w14:ligatures w14:val="none"/>
+              </w:rPr>
+              <w:t>{ada_8}</w:t>
+            </w:r>
+          </w:p>
+        </w:tc>
+        <w:tc>
+          <w:tcPr>
+            <w:tcW w:w="1396" w:type="dxa"/>
             <w:tcBorders>
               <w:top w:val="single" w:sz="4" w:space="0" w:color="auto"/>
               <w:left w:val="nil"/>
               <w:bottom w:val="single" w:sz="4" w:space="0" w:color="auto"/>
               <w:right w:val="single" w:sz="4" w:space="0" w:color="auto"/>
             </w:tcBorders>
+            <w:vAlign w:val="center"/>
+          </w:tcPr>
+          <w:p>
+            <w:pPr>
+              <w:spacing w:after="0" w:line="240" w:lineRule="auto"/>
+              <w:jc w:val="center"/>
+              <w:rPr>
+                <w:rFonts w:ascii="Arial" w:eastAsia="Times New Roman" w:hAnsi="Arial" w:cs="Arial"/>
+                <w:kern w:val="0"/>
+                <w:sz w:val="20"/>
+                <w:szCs w:val="20"/>
+                <w14:ligatures w14:val="none"/>
+              </w:rPr>
+            </w:pPr>
+            <w:r>
+              <w:rPr>
+                <w:rFonts w:ascii="Arial" w:eastAsia="Times New Roman" w:hAnsi="Arial" w:cs="Arial"/>
+                <w:kern w:val="0"/>
+                <w:sz w:val="20"/>
+                <w:szCs w:val="20"/>
+                <w14:ligatures w14:val="none"/>
+              </w:rPr>
+              <w:t>{tdk_ada_8}</w:t>
+            </w:r>
+          </w:p>
+        </w:tc>
+        <w:tc>
+          <w:tcPr>
+            <w:tcW w:w="1262" w:type="dxa"/>
+            <w:tcBorders>
+              <w:top w:val="nil"/>
+              <w:left w:val="single" w:sz="4" w:space="0" w:color="auto"/>
+              <w:bottom w:val="single" w:sz="4" w:space="0" w:color="auto"/>
+              <w:right w:val="single" w:sz="4" w:space="0" w:color="auto"/>
+            </w:tcBorders>
+            <w:vAlign w:val="center"/>
+          </w:tcPr>
+          <w:p>
+            <w:pPr>
+              <w:spacing w:after="0" w:line="240" w:lineRule="auto"/>
+              <w:jc w:val="center"/>
+              <w:rPr>
+                <w:rFonts w:ascii="Arial" w:eastAsia="Times New Roman" w:hAnsi="Arial" w:cs="Arial"/>
+                <w:kern w:val="0"/>
+                <w:sz w:val="20"/>
+                <w:szCs w:val="20"/>
+                <w14:ligatures w14:val="none"/>
+              </w:rPr>
+            </w:pPr>
+            <w:r>
+              <w:rPr>
+                <w:rFonts w:ascii="Arial" w:eastAsia="Times New Roman" w:hAnsi="Arial" w:cs="Arial"/>
+                <w:kern w:val="0"/>
+                <w:sz w:val="20"/>
+                <w:szCs w:val="20"/>
+                <w14:ligatures w14:val="none"/>
+              </w:rPr>
+              <w:t>{sesuai_8}</w:t>
+            </w:r>
+          </w:p>
+        </w:tc>
+        <w:tc>
+          <w:tcPr>
+            <w:tcW w:w="1640" w:type="dxa"/>
+            <w:tcBorders>
+              <w:top w:val="nil"/>
+              <w:left w:val="single" w:sz="4" w:space="0" w:color="auto"/>
+              <w:bottom w:val="single" w:sz="4" w:space="0" w:color="auto"/>
+              <w:right w:val="single" w:sz="4" w:space="0" w:color="auto"/>
+            </w:tcBorders>
+            <w:vAlign w:val="center"/>
+          </w:tcPr>
+          <w:p>
+            <w:pPr>
+              <w:spacing w:after="0" w:line="240" w:lineRule="auto"/>
+              <w:jc w:val="center"/>
+              <w:rPr>
+                <w:rFonts w:ascii="Arial" w:eastAsia="Times New Roman" w:hAnsi="Arial" w:cs="Arial"/>
+                <w:kern w:val="0"/>
+                <w:sz w:val="20"/>
+                <w:szCs w:val="20"/>
+                <w14:ligatures w14:val="none"/>
+              </w:rPr>
+            </w:pPr>
+            <w:r>
+              <w:rPr>
+                <w:rFonts w:ascii="Arial" w:eastAsia="Times New Roman" w:hAnsi="Arial" w:cs="Arial"/>
+                <w:kern w:val="0"/>
+                <w:sz w:val="20"/>
+                <w:szCs w:val="20"/>
+                <w14:ligatures w14:val="none"/>
+              </w:rPr>
+              <w:t>{tdk_sesuai_8}</w:t>
+            </w:r>
+          </w:p>
+        </w:tc>
+        <w:tc>
+          <w:tcPr>
+            <w:tcW w:w="1455" w:type="dxa"/>
+            <w:tcBorders>
+              <w:top w:val="nil"/>
+              <w:left w:val="single" w:sz="4" w:space="0" w:color="auto"/>
+              <w:bottom w:val="single" w:sz="4" w:space="0" w:color="auto"/>
+              <w:right w:val="single" w:sz="4" w:space="0" w:color="auto"/>
+            </w:tcBorders>
             <w:shd w:val="clear" w:color="auto" w:fill="auto"/>
             <w:vAlign w:val="center"/>
             <w:hideMark/>
@@ -5278,296 +3582,36 @@
           <w:p>
             <w:pPr>
               <w:spacing w:after="0" w:line="240" w:lineRule="auto"/>
-              <w:jc w:val="both"/>
-              <w:rPr>
-                <w:rFonts w:ascii="Arial" w:eastAsia="Times New Roman" w:hAnsi="Arial" w:cs="Arial"/>
-                <w:kern w:val="0"/>
-                <w:sz w:val="20"/>
-                <w:szCs w:val="20"/>
-                <w14:ligatures w14:val="none"/>
-              </w:rPr>
-            </w:pPr>
-            <w:r>
-              <w:rPr>
-                <w:rFonts w:ascii="Arial" w:eastAsia="Times New Roman" w:hAnsi="Arial" w:cs="Arial"/>
-                <w:kern w:val="0"/>
-                <w:sz w:val="20"/>
-                <w:szCs w:val="20"/>
-                <w14:ligatures w14:val="none"/>
-              </w:rPr>
-              <w:t>NIB</w:t>
-            </w:r>
-          </w:p>
-        </w:tc>
-        <w:tc>
-          <w:tcPr>
-            <w:tcW w:w="1017" w:type="dxa"/>
-            <w:gridSpan w:val="2"/>
-            <w:tcBorders>
-              <w:top w:val="nil"/>
-              <w:left w:val="nil"/>
-              <w:bottom w:val="single" w:sz="4" w:space="0" w:color="auto"/>
-              <w:right w:val="single" w:sz="4" w:space="0" w:color="auto"/>
-            </w:tcBorders>
-            <w:shd w:val="clear" w:color="auto" w:fill="auto"/>
-            <w:vAlign w:val="center"/>
-            <w:hideMark/>
-          </w:tcPr>
-          <w:p>
-            <w:pPr>
-              <w:spacing w:after="0" w:line="240" w:lineRule="auto"/>
-              <w:jc w:val="center"/>
-              <w:rPr>
-                <w:rFonts w:ascii="Arial" w:eastAsia="Times New Roman" w:hAnsi="Arial" w:cs="Arial"/>
-                <w:kern w:val="0"/>
-                <w:sz w:val="20"/>
-                <w:szCs w:val="20"/>
-                <w14:ligatures w14:val="none"/>
-              </w:rPr>
-            </w:pPr>
-            <w:r>
-              <w:rPr>
-                <w:rFonts w:ascii="Arial" w:eastAsia="Times New Roman" w:hAnsi="Arial" w:cs="Arial"/>
-                <w:kern w:val="0"/>
-                <w:sz w:val="20"/>
-                <w:szCs w:val="20"/>
-                <w14:ligatures w14:val="none"/>
-              </w:rPr>
-              <w:t>{ada_8}</w:t>
-            </w:r>
-          </w:p>
-        </w:tc>
-        <w:tc>
-          <w:tcPr>
-            <w:tcW w:w="1396" w:type="dxa"/>
-            <w:tcBorders>
-              <w:top w:val="single" w:sz="4" w:space="0" w:color="auto"/>
-              <w:left w:val="nil"/>
-              <w:bottom w:val="single" w:sz="4" w:space="0" w:color="auto"/>
-              <w:right w:val="single" w:sz="4" w:space="0" w:color="auto"/>
-            </w:tcBorders>
-            <w:vAlign w:val="center"/>
-          </w:tcPr>
-          <w:p>
-            <w:pPr>
-              <w:spacing w:after="0" w:line="240" w:lineRule="auto"/>
-              <w:jc w:val="center"/>
-              <w:rPr>
-                <w:rFonts w:ascii="Arial" w:eastAsia="Times New Roman" w:hAnsi="Arial" w:cs="Arial"/>
-                <w:kern w:val="0"/>
-                <w:sz w:val="20"/>
-                <w:szCs w:val="20"/>
-                <w14:ligatures w14:val="none"/>
-              </w:rPr>
-            </w:pPr>
-            <w:r>
-              <w:rPr>
-                <w:rFonts w:ascii="Arial" w:eastAsia="Times New Roman" w:hAnsi="Arial" w:cs="Arial"/>
-                <w:kern w:val="0"/>
-                <w:sz w:val="20"/>
-                <w:szCs w:val="20"/>
-                <w14:ligatures w14:val="none"/>
-              </w:rPr>
-              <w:t>{tdk_ada_</w:t>
-            </w:r>
-            <w:r>
-              <w:rPr>
-                <w:rFonts w:ascii="Arial" w:eastAsia="Times New Roman" w:hAnsi="Arial" w:cs="Arial"/>
-                <w:kern w:val="0"/>
-                <w:sz w:val="20"/>
-                <w:szCs w:val="20"/>
-                <w14:ligatures w14:val="none"/>
-              </w:rPr>
-              <w:t>8</w:t>
-            </w:r>
-            <w:r>
-              <w:rPr>
-                <w:rFonts w:ascii="Arial" w:eastAsia="Times New Roman" w:hAnsi="Arial" w:cs="Arial"/>
-                <w:kern w:val="0"/>
-                <w:sz w:val="20"/>
-                <w:szCs w:val="20"/>
-                <w14:ligatures w14:val="none"/>
-              </w:rPr>
-              <w:t>}</w:t>
-            </w:r>
-          </w:p>
-        </w:tc>
-        <w:tc>
-          <w:tcPr>
-            <w:tcW w:w="1262" w:type="dxa"/>
-            <w:tcBorders>
-              <w:top w:val="nil"/>
-              <w:left w:val="single" w:sz="4" w:space="0" w:color="auto"/>
-              <w:bottom w:val="single" w:sz="4" w:space="0" w:color="auto"/>
-              <w:right w:val="single" w:sz="4" w:space="0" w:color="auto"/>
-            </w:tcBorders>
-            <w:vAlign w:val="center"/>
-          </w:tcPr>
-          <w:p>
-            <w:pPr>
-              <w:spacing w:after="0" w:line="240" w:lineRule="auto"/>
-              <w:jc w:val="center"/>
-              <w:rPr>
-                <w:rFonts w:ascii="Arial" w:eastAsia="Times New Roman" w:hAnsi="Arial" w:cs="Arial"/>
-                <w:kern w:val="0"/>
-                <w:sz w:val="20"/>
-                <w:szCs w:val="20"/>
-                <w14:ligatures w14:val="none"/>
-              </w:rPr>
-            </w:pPr>
-            <w:r>
-              <w:rPr>
-                <w:rFonts w:ascii="Arial" w:eastAsia="Times New Roman" w:hAnsi="Arial" w:cs="Arial"/>
-                <w:kern w:val="0"/>
-                <w:sz w:val="20"/>
-                <w:szCs w:val="20"/>
-                <w14:ligatures w14:val="none"/>
-              </w:rPr>
-              <w:t>{sesuai_</w:t>
-            </w:r>
-            <w:r>
-              <w:rPr>
-                <w:rFonts w:ascii="Arial" w:eastAsia="Times New Roman" w:hAnsi="Arial" w:cs="Arial"/>
-                <w:kern w:val="0"/>
-                <w:sz w:val="20"/>
-                <w:szCs w:val="20"/>
-                <w14:ligatures w14:val="none"/>
-              </w:rPr>
-              <w:t>8</w:t>
-            </w:r>
-            <w:r>
-              <w:rPr>
-                <w:rFonts w:ascii="Arial" w:eastAsia="Times New Roman" w:hAnsi="Arial" w:cs="Arial"/>
-                <w:kern w:val="0"/>
-                <w:sz w:val="20"/>
-                <w:szCs w:val="20"/>
-                <w14:ligatures w14:val="none"/>
-              </w:rPr>
-              <w:t>}</w:t>
-            </w:r>
-          </w:p>
-        </w:tc>
-        <w:tc>
-          <w:tcPr>
-            <w:tcW w:w="1640" w:type="dxa"/>
-            <w:tcBorders>
-              <w:top w:val="nil"/>
-              <w:left w:val="single" w:sz="4" w:space="0" w:color="auto"/>
-              <w:bottom w:val="single" w:sz="4" w:space="0" w:color="auto"/>
-              <w:right w:val="single" w:sz="4" w:space="0" w:color="auto"/>
-            </w:tcBorders>
-            <w:vAlign w:val="center"/>
-          </w:tcPr>
-          <w:p>
-            <w:pPr>
-              <w:spacing w:after="0" w:line="240" w:lineRule="auto"/>
-              <w:jc w:val="center"/>
-              <w:rPr>
-                <w:rFonts w:ascii="Arial" w:eastAsia="Times New Roman" w:hAnsi="Arial" w:cs="Arial"/>
-                <w:kern w:val="0"/>
-                <w:sz w:val="20"/>
-                <w:szCs w:val="20"/>
-                <w14:ligatures w14:val="none"/>
-              </w:rPr>
-            </w:pPr>
-            <w:r>
-              <w:rPr>
-                <w:rFonts w:ascii="Arial" w:eastAsia="Times New Roman" w:hAnsi="Arial" w:cs="Arial"/>
-                <w:kern w:val="0"/>
-                <w:sz w:val="20"/>
-                <w:szCs w:val="20"/>
-                <w14:ligatures w14:val="none"/>
-              </w:rPr>
-              <w:t>{tdk_sesuai_</w:t>
-            </w:r>
-            <w:r>
-              <w:rPr>
-                <w:rFonts w:ascii="Arial" w:eastAsia="Times New Roman" w:hAnsi="Arial" w:cs="Arial"/>
-                <w:kern w:val="0"/>
-                <w:sz w:val="20"/>
-                <w:szCs w:val="20"/>
-                <w14:ligatures w14:val="none"/>
-              </w:rPr>
-              <w:t>8</w:t>
-            </w:r>
-            <w:r>
-              <w:rPr>
-                <w:rFonts w:ascii="Arial" w:eastAsia="Times New Roman" w:hAnsi="Arial" w:cs="Arial"/>
-                <w:kern w:val="0"/>
-                <w:sz w:val="20"/>
-                <w:szCs w:val="20"/>
-                <w14:ligatures w14:val="none"/>
-              </w:rPr>
-              <w:t>}</w:t>
-            </w:r>
-          </w:p>
-        </w:tc>
-        <w:tc>
-          <w:tcPr>
-            <w:tcW w:w="1634" w:type="dxa"/>
-            <w:tcBorders>
-              <w:top w:val="nil"/>
-              <w:left w:val="single" w:sz="4" w:space="0" w:color="auto"/>
-              <w:bottom w:val="single" w:sz="4" w:space="0" w:color="auto"/>
-              <w:right w:val="single" w:sz="4" w:space="0" w:color="auto"/>
-            </w:tcBorders>
-            <w:shd w:val="clear" w:color="auto" w:fill="auto"/>
-            <w:vAlign w:val="center"/>
-            <w:hideMark/>
-          </w:tcPr>
-          <w:p>
-            <w:pPr>
-              <w:spacing w:after="0" w:line="240" w:lineRule="auto"/>
-              <w:rPr>
-                <w:rFonts w:ascii="Arial" w:eastAsia="Times New Roman" w:hAnsi="Arial" w:cs="Arial"/>
-                <w:kern w:val="0"/>
-                <w:sz w:val="20"/>
-                <w:szCs w:val="20"/>
-                <w14:ligatures w14:val="none"/>
-              </w:rPr>
-            </w:pPr>
-            <w:r>
-              <w:rPr>
-                <w:rFonts w:ascii="Arial" w:eastAsia="Times New Roman" w:hAnsi="Arial" w:cs="Arial"/>
-                <w:kern w:val="0"/>
-                <w:sz w:val="20"/>
-                <w:szCs w:val="20"/>
-                <w14:ligatures w14:val="none"/>
-              </w:rPr>
-              <w:t> {ket_</w:t>
-            </w:r>
-            <w:r>
-              <w:rPr>
-                <w:rFonts w:ascii="Arial" w:eastAsia="Times New Roman" w:hAnsi="Arial" w:cs="Arial"/>
-                <w:kern w:val="0"/>
-                <w:sz w:val="20"/>
-                <w:szCs w:val="20"/>
-                <w14:ligatures w14:val="none"/>
-              </w:rPr>
-              <w:t>8</w:t>
-            </w:r>
-            <w:r>
-              <w:rPr>
-                <w:rFonts w:ascii="Arial" w:eastAsia="Times New Roman" w:hAnsi="Arial" w:cs="Arial"/>
-                <w:kern w:val="0"/>
-                <w:sz w:val="20"/>
-                <w:szCs w:val="20"/>
-                <w14:ligatures w14:val="none"/>
-              </w:rPr>
-              <w:t>}</w:t>
+              <w:rPr>
+                <w:rFonts w:ascii="Arial" w:eastAsia="Times New Roman" w:hAnsi="Arial" w:cs="Arial"/>
+                <w:kern w:val="0"/>
+                <w:sz w:val="20"/>
+                <w:szCs w:val="20"/>
+                <w14:ligatures w14:val="none"/>
+              </w:rPr>
+            </w:pPr>
+            <w:r>
+              <w:rPr>
+                <w:rFonts w:ascii="Arial" w:eastAsia="Times New Roman" w:hAnsi="Arial" w:cs="Arial"/>
+                <w:kern w:val="0"/>
+                <w:sz w:val="20"/>
+                <w:szCs w:val="20"/>
+                <w14:ligatures w14:val="none"/>
+              </w:rPr>
+              <w:t> {ket_8}</w:t>
             </w:r>
           </w:p>
         </w:tc>
       </w:tr>
       <w:tr>
         <w:trPr>
-          <w:gridAfter w:val="3"/>
-          <w:wAfter w:w="1236" w:type="dxa"/>
+          <w:gridAfter w:val="4"/>
+          <w:wAfter w:w="1490" w:type="dxa"/>
           <w:trHeight w:val="567"/>
         </w:trPr>
         <w:tc>
           <w:tcPr>
-            <w:tcW w:w="439" w:type="dxa"/>
+            <w:tcW w:w="730" w:type="dxa"/>
             <w:tcBorders>
               <w:top w:val="nil"/>
               <w:left w:val="single" w:sz="4" w:space="0" w:color="auto"/>
@@ -5576,85 +3620,48 @@
             </w:tcBorders>
             <w:shd w:val="clear" w:color="auto" w:fill="auto"/>
             <w:vAlign w:val="center"/>
+          </w:tcPr>
+          <w:p>
+            <w:pPr>
+              <w:spacing w:after="0" w:line="240" w:lineRule="auto"/>
+              <w:jc w:val="center"/>
+              <w:rPr>
+                <w:rFonts w:ascii="Arial" w:eastAsia="Times New Roman" w:hAnsi="Arial" w:cs="Arial"/>
+                <w:kern w:val="0"/>
+                <w:sz w:val="20"/>
+                <w:szCs w:val="20"/>
+                <w14:ligatures w14:val="none"/>
+              </w:rPr>
+            </w:pPr>
+            <w:r>
+              <w:rPr>
+                <w:rFonts w:ascii="Arial" w:eastAsia="Times New Roman" w:hAnsi="Arial" w:cs="Arial"/>
+                <w:kern w:val="0"/>
+                <w:sz w:val="20"/>
+                <w:szCs w:val="20"/>
+                <w14:ligatures w14:val="none"/>
+              </w:rPr>
+              <w:t>9</w:t>
+            </w:r>
+          </w:p>
+        </w:tc>
+        <w:tc>
+          <w:tcPr>
+            <w:tcW w:w="3018" w:type="dxa"/>
+            <w:gridSpan w:val="2"/>
+            <w:tcBorders>
+              <w:top w:val="nil"/>
+              <w:left w:val="nil"/>
+              <w:bottom w:val="single" w:sz="4" w:space="0" w:color="auto"/>
+              <w:right w:val="single" w:sz="4" w:space="0" w:color="auto"/>
+            </w:tcBorders>
+            <w:shd w:val="clear" w:color="auto" w:fill="auto"/>
+            <w:vAlign w:val="center"/>
             <w:hideMark/>
           </w:tcPr>
           <w:p>
             <w:pPr>
               <w:spacing w:after="0" w:line="240" w:lineRule="auto"/>
-              <w:jc w:val="center"/>
-              <w:rPr>
-                <w:rFonts w:ascii="Arial" w:eastAsia="Times New Roman" w:hAnsi="Arial" w:cs="Arial"/>
-                <w:kern w:val="0"/>
-                <w:sz w:val="20"/>
-                <w:szCs w:val="20"/>
-                <w14:ligatures w14:val="none"/>
-              </w:rPr>
-            </w:pPr>
-            <w:r>
-              <w:rPr>
-                <w:rFonts w:ascii="Arial" w:eastAsia="Times New Roman" w:hAnsi="Arial" w:cs="Arial"/>
-                <w:kern w:val="0"/>
-                <w:sz w:val="20"/>
-                <w:szCs w:val="20"/>
-                <w14:ligatures w14:val="none"/>
-              </w:rPr>
-              <w:t>7</w:t>
-            </w:r>
-          </w:p>
-        </w:tc>
-        <w:tc>
-          <w:tcPr>
-            <w:tcW w:w="366" w:type="dxa"/>
-            <w:tcBorders>
-              <w:top w:val="nil"/>
-              <w:left w:val="nil"/>
-              <w:bottom w:val="single" w:sz="4" w:space="0" w:color="auto"/>
-              <w:right w:val="single" w:sz="4" w:space="0" w:color="auto"/>
-            </w:tcBorders>
-            <w:shd w:val="clear" w:color="auto" w:fill="auto"/>
-            <w:vAlign w:val="center"/>
-            <w:hideMark/>
-          </w:tcPr>
-          <w:p>
-            <w:pPr>
-              <w:spacing w:after="0" w:line="240" w:lineRule="auto"/>
-              <w:jc w:val="center"/>
-              <w:rPr>
-                <w:rFonts w:ascii="Arial" w:eastAsia="Times New Roman" w:hAnsi="Arial" w:cs="Arial"/>
-                <w:kern w:val="0"/>
-                <w:sz w:val="20"/>
-                <w:szCs w:val="20"/>
-                <w14:ligatures w14:val="none"/>
-              </w:rPr>
-            </w:pPr>
-            <w:r>
-              <w:rPr>
-                <w:rFonts w:ascii="Arial" w:eastAsia="Times New Roman" w:hAnsi="Arial" w:cs="Arial"/>
-                <w:kern w:val="0"/>
-                <w:sz w:val="20"/>
-                <w:szCs w:val="20"/>
-                <w14:ligatures w14:val="none"/>
-              </w:rPr>
-              <w:t> </w:t>
-            </w:r>
-          </w:p>
-        </w:tc>
-        <w:tc>
-          <w:tcPr>
-            <w:tcW w:w="3018" w:type="dxa"/>
-            <w:tcBorders>
-              <w:top w:val="nil"/>
-              <w:left w:val="nil"/>
-              <w:bottom w:val="single" w:sz="4" w:space="0" w:color="auto"/>
-              <w:right w:val="single" w:sz="4" w:space="0" w:color="auto"/>
-            </w:tcBorders>
-            <w:shd w:val="clear" w:color="auto" w:fill="auto"/>
-            <w:vAlign w:val="center"/>
-            <w:hideMark/>
-          </w:tcPr>
-          <w:p>
-            <w:pPr>
-              <w:spacing w:after="0" w:line="240" w:lineRule="auto"/>
               <w:jc w:val="both"/>
               <w:rPr>
                 <w:rFonts w:ascii="Arial" w:eastAsia="Times New Roman" w:hAnsi="Arial" w:cs="Arial"/>
@@ -5664,78 +3671,22 @@
                 <w14:ligatures w14:val="none"/>
               </w:rPr>
             </w:pPr>
-            <w:proofErr w:type="spellStart"/>
-            <w:r>
-              <w:rPr>
-                <w:rFonts w:ascii="Arial" w:eastAsia="Times New Roman" w:hAnsi="Arial" w:cs="Arial"/>
-                <w:kern w:val="0"/>
-                <w:sz w:val="20"/>
-                <w:szCs w:val="20"/>
-                <w14:ligatures w14:val="none"/>
-              </w:rPr>
-              <w:t>Fotocopy</w:t>
-            </w:r>
-            <w:proofErr w:type="spellEnd"/>
-            <w:r>
-              <w:rPr>
-                <w:rFonts w:ascii="Arial" w:eastAsia="Times New Roman" w:hAnsi="Arial" w:cs="Arial"/>
-                <w:kern w:val="0"/>
-                <w:sz w:val="20"/>
-                <w:szCs w:val="20"/>
-                <w14:ligatures w14:val="none"/>
-              </w:rPr>
-              <w:t xml:space="preserve"> Status </w:t>
-            </w:r>
-            <w:proofErr w:type="spellStart"/>
-            <w:r>
-              <w:rPr>
-                <w:rFonts w:ascii="Arial" w:eastAsia="Times New Roman" w:hAnsi="Arial" w:cs="Arial"/>
-                <w:kern w:val="0"/>
-                <w:sz w:val="20"/>
-                <w:szCs w:val="20"/>
-                <w14:ligatures w14:val="none"/>
-              </w:rPr>
-              <w:t>Lahan</w:t>
-            </w:r>
-            <w:proofErr w:type="spellEnd"/>
-            <w:r>
-              <w:rPr>
-                <w:rFonts w:ascii="Arial" w:eastAsia="Times New Roman" w:hAnsi="Arial" w:cs="Arial"/>
-                <w:kern w:val="0"/>
-                <w:sz w:val="20"/>
-                <w:szCs w:val="20"/>
-                <w14:ligatures w14:val="none"/>
-              </w:rPr>
-              <w:t xml:space="preserve"> (</w:t>
-            </w:r>
-            <w:proofErr w:type="spellStart"/>
-            <w:r>
-              <w:rPr>
-                <w:rFonts w:ascii="Arial" w:eastAsia="Times New Roman" w:hAnsi="Arial" w:cs="Arial"/>
-                <w:kern w:val="0"/>
-                <w:sz w:val="20"/>
-                <w:szCs w:val="20"/>
-                <w14:ligatures w14:val="none"/>
-              </w:rPr>
-              <w:t>Sertifikat</w:t>
-            </w:r>
-            <w:proofErr w:type="spellEnd"/>
-            <w:r>
-              <w:rPr>
-                <w:rFonts w:ascii="Arial" w:eastAsia="Times New Roman" w:hAnsi="Arial" w:cs="Arial"/>
-                <w:kern w:val="0"/>
-                <w:sz w:val="20"/>
-                <w:szCs w:val="20"/>
-                <w14:ligatures w14:val="none"/>
-              </w:rPr>
-              <w:t>)</w:t>
+            <w:r>
+              <w:rPr>
+                <w:rFonts w:ascii="Arial" w:eastAsia="Times New Roman" w:hAnsi="Arial" w:cs="Arial"/>
+                <w:kern w:val="0"/>
+                <w:sz w:val="20"/>
+                <w:szCs w:val="20"/>
+                <w14:ligatures w14:val="none"/>
+              </w:rPr>
+              <w:t>Fotocopy Status Lahan (Sertifikat)</w:t>
             </w:r>
           </w:p>
         </w:tc>
         <w:tc>
           <w:tcPr>
             <w:tcW w:w="1017" w:type="dxa"/>
-            <w:gridSpan w:val="2"/>
+            <w:gridSpan w:val="3"/>
             <w:tcBorders>
               <w:top w:val="nil"/>
               <w:left w:val="nil"/>
@@ -5801,27 +3752,7 @@
                 <w:szCs w:val="20"/>
                 <w14:ligatures w14:val="none"/>
               </w:rPr>
-              <w:t>{tdk_ada_</w:t>
-            </w:r>
-            <w:r>
-              <w:rPr>
-                <w:rFonts w:ascii="Arial" w:eastAsia="Times New Roman" w:hAnsi="Arial" w:cs="Arial"/>
-                <w:kern w:val="0"/>
-                <w:sz w:val="20"/>
-                <w:szCs w:val="20"/>
-                <w14:ligatures w14:val="none"/>
-              </w:rPr>
-              <w:t>9</w:t>
-            </w:r>
-            <w:r>
-              <w:rPr>
-                <w:rFonts w:ascii="Arial" w:eastAsia="Times New Roman" w:hAnsi="Arial" w:cs="Arial"/>
-                <w:kern w:val="0"/>
-                <w:sz w:val="20"/>
-                <w:szCs w:val="20"/>
-                <w14:ligatures w14:val="none"/>
-              </w:rPr>
-              <w:t>}</w:t>
+              <w:t>{tdk_ada_9}</w:t>
             </w:r>
           </w:p>
         </w:tc>
@@ -5856,27 +3787,7 @@
                 <w:szCs w:val="20"/>
                 <w14:ligatures w14:val="none"/>
               </w:rPr>
-              <w:t>{sesuai_</w:t>
-            </w:r>
-            <w:r>
-              <w:rPr>
-                <w:rFonts w:ascii="Arial" w:eastAsia="Times New Roman" w:hAnsi="Arial" w:cs="Arial"/>
-                <w:kern w:val="0"/>
-                <w:sz w:val="20"/>
-                <w:szCs w:val="20"/>
-                <w14:ligatures w14:val="none"/>
-              </w:rPr>
-              <w:t>9</w:t>
-            </w:r>
-            <w:r>
-              <w:rPr>
-                <w:rFonts w:ascii="Arial" w:eastAsia="Times New Roman" w:hAnsi="Arial" w:cs="Arial"/>
-                <w:kern w:val="0"/>
-                <w:sz w:val="20"/>
-                <w:szCs w:val="20"/>
-                <w14:ligatures w14:val="none"/>
-              </w:rPr>
-              <w:t>}</w:t>
+              <w:t>{sesuai_9}</w:t>
             </w:r>
           </w:p>
         </w:tc>
@@ -5911,33 +3822,13 @@
                 <w:szCs w:val="20"/>
                 <w14:ligatures w14:val="none"/>
               </w:rPr>
-              <w:t>{tdk_sesuai_</w:t>
-            </w:r>
-            <w:r>
-              <w:rPr>
-                <w:rFonts w:ascii="Arial" w:eastAsia="Times New Roman" w:hAnsi="Arial" w:cs="Arial"/>
-                <w:kern w:val="0"/>
-                <w:sz w:val="20"/>
-                <w:szCs w:val="20"/>
-                <w14:ligatures w14:val="none"/>
-              </w:rPr>
-              <w:t>9</w:t>
-            </w:r>
-            <w:r>
-              <w:rPr>
-                <w:rFonts w:ascii="Arial" w:eastAsia="Times New Roman" w:hAnsi="Arial" w:cs="Arial"/>
-                <w:kern w:val="0"/>
-                <w:sz w:val="20"/>
-                <w:szCs w:val="20"/>
-                <w14:ligatures w14:val="none"/>
-              </w:rPr>
-              <w:t>}</w:t>
-            </w:r>
-          </w:p>
-        </w:tc>
-        <w:tc>
-          <w:tcPr>
-            <w:tcW w:w="1634" w:type="dxa"/>
+              <w:t>{tdk_sesuai_9}</w:t>
+            </w:r>
+          </w:p>
+        </w:tc>
+        <w:tc>
+          <w:tcPr>
+            <w:tcW w:w="1455" w:type="dxa"/>
             <w:tcBorders>
               <w:top w:val="nil"/>
               <w:left w:val="single" w:sz="4" w:space="0" w:color="auto"/>
@@ -5967,40 +3858,20 @@
                 <w:szCs w:val="20"/>
                 <w14:ligatures w14:val="none"/>
               </w:rPr>
-              <w:t> {ket_</w:t>
-            </w:r>
-            <w:r>
-              <w:rPr>
-                <w:rFonts w:ascii="Arial" w:eastAsia="Times New Roman" w:hAnsi="Arial" w:cs="Arial"/>
-                <w:kern w:val="0"/>
-                <w:sz w:val="20"/>
-                <w:szCs w:val="20"/>
-                <w14:ligatures w14:val="none"/>
-              </w:rPr>
-              <w:t>9</w:t>
-            </w:r>
-            <w:r>
-              <w:rPr>
-                <w:rFonts w:ascii="Arial" w:eastAsia="Times New Roman" w:hAnsi="Arial" w:cs="Arial"/>
-                <w:kern w:val="0"/>
-                <w:sz w:val="20"/>
-                <w:szCs w:val="20"/>
-                <w14:ligatures w14:val="none"/>
-              </w:rPr>
-              <w:t>}</w:t>
+              <w:t> {ket_9}</w:t>
             </w:r>
           </w:p>
         </w:tc>
       </w:tr>
       <w:tr>
         <w:trPr>
-          <w:gridAfter w:val="3"/>
-          <w:wAfter w:w="1236" w:type="dxa"/>
+          <w:gridAfter w:val="4"/>
+          <w:wAfter w:w="1490" w:type="dxa"/>
           <w:trHeight w:val="567"/>
         </w:trPr>
         <w:tc>
           <w:tcPr>
-            <w:tcW w:w="439" w:type="dxa"/>
+            <w:tcW w:w="730" w:type="dxa"/>
             <w:tcBorders>
               <w:top w:val="nil"/>
               <w:left w:val="single" w:sz="4" w:space="0" w:color="auto"/>
@@ -6009,85 +3880,48 @@
             </w:tcBorders>
             <w:shd w:val="clear" w:color="auto" w:fill="auto"/>
             <w:vAlign w:val="center"/>
+          </w:tcPr>
+          <w:p>
+            <w:pPr>
+              <w:spacing w:after="0" w:line="240" w:lineRule="auto"/>
+              <w:jc w:val="center"/>
+              <w:rPr>
+                <w:rFonts w:ascii="Arial" w:eastAsia="Times New Roman" w:hAnsi="Arial" w:cs="Arial"/>
+                <w:kern w:val="0"/>
+                <w:sz w:val="20"/>
+                <w:szCs w:val="20"/>
+                <w14:ligatures w14:val="none"/>
+              </w:rPr>
+            </w:pPr>
+            <w:r>
+              <w:rPr>
+                <w:rFonts w:ascii="Arial" w:eastAsia="Times New Roman" w:hAnsi="Arial" w:cs="Arial"/>
+                <w:kern w:val="0"/>
+                <w:sz w:val="20"/>
+                <w:szCs w:val="20"/>
+                <w14:ligatures w14:val="none"/>
+              </w:rPr>
+              <w:t>10</w:t>
+            </w:r>
+          </w:p>
+        </w:tc>
+        <w:tc>
+          <w:tcPr>
+            <w:tcW w:w="3018" w:type="dxa"/>
+            <w:gridSpan w:val="2"/>
+            <w:tcBorders>
+              <w:top w:val="nil"/>
+              <w:left w:val="nil"/>
+              <w:bottom w:val="single" w:sz="4" w:space="0" w:color="auto"/>
+              <w:right w:val="single" w:sz="4" w:space="0" w:color="auto"/>
+            </w:tcBorders>
+            <w:shd w:val="clear" w:color="auto" w:fill="auto"/>
+            <w:vAlign w:val="center"/>
             <w:hideMark/>
           </w:tcPr>
           <w:p>
             <w:pPr>
               <w:spacing w:after="0" w:line="240" w:lineRule="auto"/>
-              <w:jc w:val="center"/>
-              <w:rPr>
-                <w:rFonts w:ascii="Arial" w:eastAsia="Times New Roman" w:hAnsi="Arial" w:cs="Arial"/>
-                <w:kern w:val="0"/>
-                <w:sz w:val="20"/>
-                <w:szCs w:val="20"/>
-                <w14:ligatures w14:val="none"/>
-              </w:rPr>
-            </w:pPr>
-            <w:r>
-              <w:rPr>
-                <w:rFonts w:ascii="Arial" w:eastAsia="Times New Roman" w:hAnsi="Arial" w:cs="Arial"/>
-                <w:kern w:val="0"/>
-                <w:sz w:val="20"/>
-                <w:szCs w:val="20"/>
-                <w14:ligatures w14:val="none"/>
-              </w:rPr>
-              <w:t>8</w:t>
-            </w:r>
-          </w:p>
-        </w:tc>
-        <w:tc>
-          <w:tcPr>
-            <w:tcW w:w="366" w:type="dxa"/>
-            <w:tcBorders>
-              <w:top w:val="nil"/>
-              <w:left w:val="nil"/>
-              <w:bottom w:val="single" w:sz="4" w:space="0" w:color="auto"/>
-              <w:right w:val="single" w:sz="4" w:space="0" w:color="auto"/>
-            </w:tcBorders>
-            <w:shd w:val="clear" w:color="auto" w:fill="auto"/>
-            <w:vAlign w:val="center"/>
-            <w:hideMark/>
-          </w:tcPr>
-          <w:p>
-            <w:pPr>
-              <w:spacing w:after="0" w:line="240" w:lineRule="auto"/>
-              <w:jc w:val="center"/>
-              <w:rPr>
-                <w:rFonts w:ascii="Arial" w:eastAsia="Times New Roman" w:hAnsi="Arial" w:cs="Arial"/>
-                <w:kern w:val="0"/>
-                <w:sz w:val="20"/>
-                <w:szCs w:val="20"/>
-                <w14:ligatures w14:val="none"/>
-              </w:rPr>
-            </w:pPr>
-            <w:r>
-              <w:rPr>
-                <w:rFonts w:ascii="Arial" w:eastAsia="Times New Roman" w:hAnsi="Arial" w:cs="Arial"/>
-                <w:kern w:val="0"/>
-                <w:sz w:val="20"/>
-                <w:szCs w:val="20"/>
-                <w14:ligatures w14:val="none"/>
-              </w:rPr>
-              <w:t> </w:t>
-            </w:r>
-          </w:p>
-        </w:tc>
-        <w:tc>
-          <w:tcPr>
-            <w:tcW w:w="3018" w:type="dxa"/>
-            <w:tcBorders>
-              <w:top w:val="nil"/>
-              <w:left w:val="nil"/>
-              <w:bottom w:val="single" w:sz="4" w:space="0" w:color="auto"/>
-              <w:right w:val="single" w:sz="4" w:space="0" w:color="auto"/>
-            </w:tcBorders>
-            <w:shd w:val="clear" w:color="auto" w:fill="auto"/>
-            <w:vAlign w:val="center"/>
-            <w:hideMark/>
-          </w:tcPr>
-          <w:p>
-            <w:pPr>
-              <w:spacing w:after="0" w:line="240" w:lineRule="auto"/>
               <w:jc w:val="both"/>
               <w:rPr>
                 <w:rFonts w:ascii="Arial" w:eastAsia="Times New Roman" w:hAnsi="Arial" w:cs="Arial"/>
@@ -6097,78 +3931,22 @@
                 <w14:ligatures w14:val="none"/>
               </w:rPr>
             </w:pPr>
-            <w:proofErr w:type="spellStart"/>
-            <w:r>
-              <w:rPr>
-                <w:rFonts w:ascii="Arial" w:eastAsia="Times New Roman" w:hAnsi="Arial" w:cs="Arial"/>
-                <w:kern w:val="0"/>
-                <w:sz w:val="20"/>
-                <w:szCs w:val="20"/>
-                <w14:ligatures w14:val="none"/>
-              </w:rPr>
-              <w:t>Fotocopy</w:t>
-            </w:r>
-            <w:proofErr w:type="spellEnd"/>
-            <w:r>
-              <w:rPr>
-                <w:rFonts w:ascii="Arial" w:eastAsia="Times New Roman" w:hAnsi="Arial" w:cs="Arial"/>
-                <w:kern w:val="0"/>
-                <w:sz w:val="20"/>
-                <w:szCs w:val="20"/>
-                <w14:ligatures w14:val="none"/>
-              </w:rPr>
-              <w:t xml:space="preserve"> KTP </w:t>
-            </w:r>
-            <w:proofErr w:type="spellStart"/>
-            <w:r>
-              <w:rPr>
-                <w:rFonts w:ascii="Arial" w:eastAsia="Times New Roman" w:hAnsi="Arial" w:cs="Arial"/>
-                <w:kern w:val="0"/>
-                <w:sz w:val="20"/>
-                <w:szCs w:val="20"/>
-                <w14:ligatures w14:val="none"/>
-              </w:rPr>
-              <w:t>Penanggungjawab</w:t>
-            </w:r>
-            <w:proofErr w:type="spellEnd"/>
-            <w:r>
-              <w:rPr>
-                <w:rFonts w:ascii="Arial" w:eastAsia="Times New Roman" w:hAnsi="Arial" w:cs="Arial"/>
-                <w:kern w:val="0"/>
-                <w:sz w:val="20"/>
-                <w:szCs w:val="20"/>
-                <w14:ligatures w14:val="none"/>
-              </w:rPr>
-              <w:t xml:space="preserve"> </w:t>
-            </w:r>
-            <w:proofErr w:type="spellStart"/>
-            <w:r>
-              <w:rPr>
-                <w:rFonts w:ascii="Arial" w:eastAsia="Times New Roman" w:hAnsi="Arial" w:cs="Arial"/>
-                <w:kern w:val="0"/>
-                <w:sz w:val="20"/>
-                <w:szCs w:val="20"/>
-                <w14:ligatures w14:val="none"/>
-              </w:rPr>
-              <w:t>Kegiatan</w:t>
-            </w:r>
-            <w:proofErr w:type="spellEnd"/>
-            <w:r>
-              <w:rPr>
-                <w:rFonts w:ascii="Arial" w:eastAsia="Times New Roman" w:hAnsi="Arial" w:cs="Arial"/>
-                <w:kern w:val="0"/>
-                <w:sz w:val="20"/>
-                <w:szCs w:val="20"/>
-                <w14:ligatures w14:val="none"/>
-              </w:rPr>
-              <w:t xml:space="preserve"> </w:t>
+            <w:r>
+              <w:rPr>
+                <w:rFonts w:ascii="Arial" w:eastAsia="Times New Roman" w:hAnsi="Arial" w:cs="Arial"/>
+                <w:kern w:val="0"/>
+                <w:sz w:val="20"/>
+                <w:szCs w:val="20"/>
+                <w14:ligatures w14:val="none"/>
+              </w:rPr>
+              <w:t xml:space="preserve">Fotocopy KTP Penanggungjawab Kegiatan </w:t>
             </w:r>
           </w:p>
         </w:tc>
         <w:tc>
           <w:tcPr>
             <w:tcW w:w="1017" w:type="dxa"/>
-            <w:gridSpan w:val="2"/>
+            <w:gridSpan w:val="3"/>
             <w:tcBorders>
               <w:top w:val="nil"/>
               <w:left w:val="nil"/>
@@ -6234,27 +4012,7 @@
                 <w:szCs w:val="20"/>
                 <w14:ligatures w14:val="none"/>
               </w:rPr>
-              <w:t>{tdk_ada_</w:t>
-            </w:r>
-            <w:r>
-              <w:rPr>
-                <w:rFonts w:ascii="Arial" w:eastAsia="Times New Roman" w:hAnsi="Arial" w:cs="Arial"/>
-                <w:kern w:val="0"/>
-                <w:sz w:val="20"/>
-                <w:szCs w:val="20"/>
-                <w14:ligatures w14:val="none"/>
-              </w:rPr>
-              <w:t>10</w:t>
-            </w:r>
-            <w:r>
-              <w:rPr>
-                <w:rFonts w:ascii="Arial" w:eastAsia="Times New Roman" w:hAnsi="Arial" w:cs="Arial"/>
-                <w:kern w:val="0"/>
-                <w:sz w:val="20"/>
-                <w:szCs w:val="20"/>
-                <w14:ligatures w14:val="none"/>
-              </w:rPr>
-              <w:t>}</w:t>
+              <w:t>{tdk_ada_10}</w:t>
             </w:r>
           </w:p>
         </w:tc>
@@ -6289,27 +4047,7 @@
                 <w:szCs w:val="20"/>
                 <w14:ligatures w14:val="none"/>
               </w:rPr>
-              <w:t>{sesuai_</w:t>
-            </w:r>
-            <w:r>
-              <w:rPr>
-                <w:rFonts w:ascii="Arial" w:eastAsia="Times New Roman" w:hAnsi="Arial" w:cs="Arial"/>
-                <w:kern w:val="0"/>
-                <w:sz w:val="20"/>
-                <w:szCs w:val="20"/>
-                <w14:ligatures w14:val="none"/>
-              </w:rPr>
-              <w:t>10</w:t>
-            </w:r>
-            <w:r>
-              <w:rPr>
-                <w:rFonts w:ascii="Arial" w:eastAsia="Times New Roman" w:hAnsi="Arial" w:cs="Arial"/>
-                <w:kern w:val="0"/>
-                <w:sz w:val="20"/>
-                <w:szCs w:val="20"/>
-                <w14:ligatures w14:val="none"/>
-              </w:rPr>
-              <w:t>}</w:t>
+              <w:t>{sesuai_10}</w:t>
             </w:r>
           </w:p>
         </w:tc>
@@ -6344,33 +4082,13 @@
                 <w:szCs w:val="20"/>
                 <w14:ligatures w14:val="none"/>
               </w:rPr>
-              <w:t>{tdk_sesuai_1</w:t>
-            </w:r>
-            <w:r>
-              <w:rPr>
-                <w:rFonts w:ascii="Arial" w:eastAsia="Times New Roman" w:hAnsi="Arial" w:cs="Arial"/>
-                <w:kern w:val="0"/>
-                <w:sz w:val="20"/>
-                <w:szCs w:val="20"/>
-                <w14:ligatures w14:val="none"/>
-              </w:rPr>
-              <w:t>0</w:t>
-            </w:r>
-            <w:r>
-              <w:rPr>
-                <w:rFonts w:ascii="Arial" w:eastAsia="Times New Roman" w:hAnsi="Arial" w:cs="Arial"/>
-                <w:kern w:val="0"/>
-                <w:sz w:val="20"/>
-                <w:szCs w:val="20"/>
-                <w14:ligatures w14:val="none"/>
-              </w:rPr>
-              <w:t>}</w:t>
-            </w:r>
-          </w:p>
-        </w:tc>
-        <w:tc>
-          <w:tcPr>
-            <w:tcW w:w="1634" w:type="dxa"/>
+              <w:t>{tdk_sesuai_10}</w:t>
+            </w:r>
+          </w:p>
+        </w:tc>
+        <w:tc>
+          <w:tcPr>
+            <w:tcW w:w="1455" w:type="dxa"/>
             <w:tcBorders>
               <w:top w:val="nil"/>
               <w:left w:val="single" w:sz="4" w:space="0" w:color="auto"/>
@@ -6400,40 +4118,20 @@
                 <w:szCs w:val="20"/>
                 <w14:ligatures w14:val="none"/>
               </w:rPr>
-              <w:t> {ket_1</w:t>
-            </w:r>
-            <w:r>
-              <w:rPr>
-                <w:rFonts w:ascii="Arial" w:eastAsia="Times New Roman" w:hAnsi="Arial" w:cs="Arial"/>
-                <w:kern w:val="0"/>
-                <w:sz w:val="20"/>
-                <w:szCs w:val="20"/>
-                <w14:ligatures w14:val="none"/>
-              </w:rPr>
-              <w:t>0</w:t>
-            </w:r>
-            <w:r>
-              <w:rPr>
-                <w:rFonts w:ascii="Arial" w:eastAsia="Times New Roman" w:hAnsi="Arial" w:cs="Arial"/>
-                <w:kern w:val="0"/>
-                <w:sz w:val="20"/>
-                <w:szCs w:val="20"/>
-                <w14:ligatures w14:val="none"/>
-              </w:rPr>
-              <w:t>}</w:t>
+              <w:t> {ket_10}</w:t>
             </w:r>
           </w:p>
         </w:tc>
       </w:tr>
       <w:tr>
         <w:trPr>
-          <w:gridAfter w:val="3"/>
-          <w:wAfter w:w="1236" w:type="dxa"/>
+          <w:gridAfter w:val="4"/>
+          <w:wAfter w:w="1490" w:type="dxa"/>
           <w:trHeight w:val="567"/>
         </w:trPr>
         <w:tc>
           <w:tcPr>
-            <w:tcW w:w="439" w:type="dxa"/>
+            <w:tcW w:w="730" w:type="dxa"/>
             <w:tcBorders>
               <w:top w:val="nil"/>
               <w:left w:val="single" w:sz="4" w:space="0" w:color="auto"/>
@@ -6442,85 +4140,48 @@
             </w:tcBorders>
             <w:shd w:val="clear" w:color="auto" w:fill="auto"/>
             <w:vAlign w:val="center"/>
+          </w:tcPr>
+          <w:p>
+            <w:pPr>
+              <w:spacing w:after="0" w:line="240" w:lineRule="auto"/>
+              <w:jc w:val="center"/>
+              <w:rPr>
+                <w:rFonts w:ascii="Arial" w:eastAsia="Times New Roman" w:hAnsi="Arial" w:cs="Arial"/>
+                <w:kern w:val="0"/>
+                <w:sz w:val="20"/>
+                <w:szCs w:val="20"/>
+                <w14:ligatures w14:val="none"/>
+              </w:rPr>
+            </w:pPr>
+            <w:r>
+              <w:rPr>
+                <w:rFonts w:ascii="Arial" w:eastAsia="Times New Roman" w:hAnsi="Arial" w:cs="Arial"/>
+                <w:kern w:val="0"/>
+                <w:sz w:val="20"/>
+                <w:szCs w:val="20"/>
+                <w14:ligatures w14:val="none"/>
+              </w:rPr>
+              <w:t>11</w:t>
+            </w:r>
+          </w:p>
+        </w:tc>
+        <w:tc>
+          <w:tcPr>
+            <w:tcW w:w="3018" w:type="dxa"/>
+            <w:gridSpan w:val="2"/>
+            <w:tcBorders>
+              <w:top w:val="nil"/>
+              <w:left w:val="nil"/>
+              <w:bottom w:val="single" w:sz="4" w:space="0" w:color="auto"/>
+              <w:right w:val="single" w:sz="4" w:space="0" w:color="auto"/>
+            </w:tcBorders>
+            <w:shd w:val="clear" w:color="auto" w:fill="auto"/>
+            <w:vAlign w:val="center"/>
             <w:hideMark/>
           </w:tcPr>
           <w:p>
             <w:pPr>
               <w:spacing w:after="0" w:line="240" w:lineRule="auto"/>
-              <w:jc w:val="center"/>
-              <w:rPr>
-                <w:rFonts w:ascii="Arial" w:eastAsia="Times New Roman" w:hAnsi="Arial" w:cs="Arial"/>
-                <w:kern w:val="0"/>
-                <w:sz w:val="20"/>
-                <w:szCs w:val="20"/>
-                <w14:ligatures w14:val="none"/>
-              </w:rPr>
-            </w:pPr>
-            <w:r>
-              <w:rPr>
-                <w:rFonts w:ascii="Arial" w:eastAsia="Times New Roman" w:hAnsi="Arial" w:cs="Arial"/>
-                <w:kern w:val="0"/>
-                <w:sz w:val="20"/>
-                <w:szCs w:val="20"/>
-                <w14:ligatures w14:val="none"/>
-              </w:rPr>
-              <w:t>9</w:t>
-            </w:r>
-          </w:p>
-        </w:tc>
-        <w:tc>
-          <w:tcPr>
-            <w:tcW w:w="366" w:type="dxa"/>
-            <w:tcBorders>
-              <w:top w:val="nil"/>
-              <w:left w:val="nil"/>
-              <w:bottom w:val="single" w:sz="4" w:space="0" w:color="auto"/>
-              <w:right w:val="single" w:sz="4" w:space="0" w:color="auto"/>
-            </w:tcBorders>
-            <w:shd w:val="clear" w:color="auto" w:fill="auto"/>
-            <w:vAlign w:val="center"/>
-            <w:hideMark/>
-          </w:tcPr>
-          <w:p>
-            <w:pPr>
-              <w:spacing w:after="0" w:line="240" w:lineRule="auto"/>
-              <w:jc w:val="center"/>
-              <w:rPr>
-                <w:rFonts w:ascii="Arial" w:eastAsia="Times New Roman" w:hAnsi="Arial" w:cs="Arial"/>
-                <w:kern w:val="0"/>
-                <w:sz w:val="20"/>
-                <w:szCs w:val="20"/>
-                <w14:ligatures w14:val="none"/>
-              </w:rPr>
-            </w:pPr>
-            <w:r>
-              <w:rPr>
-                <w:rFonts w:ascii="Arial" w:eastAsia="Times New Roman" w:hAnsi="Arial" w:cs="Arial"/>
-                <w:kern w:val="0"/>
-                <w:sz w:val="20"/>
-                <w:szCs w:val="20"/>
-                <w14:ligatures w14:val="none"/>
-              </w:rPr>
-              <w:t> </w:t>
-            </w:r>
-          </w:p>
-        </w:tc>
-        <w:tc>
-          <w:tcPr>
-            <w:tcW w:w="3018" w:type="dxa"/>
-            <w:tcBorders>
-              <w:top w:val="nil"/>
-              <w:left w:val="nil"/>
-              <w:bottom w:val="single" w:sz="4" w:space="0" w:color="auto"/>
-              <w:right w:val="single" w:sz="4" w:space="0" w:color="auto"/>
-            </w:tcBorders>
-            <w:shd w:val="clear" w:color="auto" w:fill="auto"/>
-            <w:vAlign w:val="center"/>
-            <w:hideMark/>
-          </w:tcPr>
-          <w:p>
-            <w:pPr>
-              <w:spacing w:after="0" w:line="240" w:lineRule="auto"/>
               <w:jc w:val="both"/>
               <w:rPr>
                 <w:rFonts w:ascii="Arial" w:eastAsia="Times New Roman" w:hAnsi="Arial" w:cs="Arial"/>
@@ -6538,158 +4199,14 @@
                 <w:szCs w:val="20"/>
                 <w14:ligatures w14:val="none"/>
               </w:rPr>
-              <w:t xml:space="preserve">Foto </w:t>
-            </w:r>
-            <w:proofErr w:type="spellStart"/>
-            <w:r>
-              <w:rPr>
-                <w:rFonts w:ascii="Arial" w:eastAsia="Times New Roman" w:hAnsi="Arial" w:cs="Arial"/>
-                <w:kern w:val="0"/>
-                <w:sz w:val="20"/>
-                <w:szCs w:val="20"/>
-                <w14:ligatures w14:val="none"/>
-              </w:rPr>
-              <w:t>Eksisting</w:t>
-            </w:r>
-            <w:proofErr w:type="spellEnd"/>
-            <w:r>
-              <w:rPr>
-                <w:rFonts w:ascii="Arial" w:eastAsia="Times New Roman" w:hAnsi="Arial" w:cs="Arial"/>
-                <w:kern w:val="0"/>
-                <w:sz w:val="20"/>
-                <w:szCs w:val="20"/>
-                <w14:ligatures w14:val="none"/>
-              </w:rPr>
-              <w:t xml:space="preserve"> Lokasi </w:t>
-            </w:r>
-            <w:proofErr w:type="spellStart"/>
-            <w:r>
-              <w:rPr>
-                <w:rFonts w:ascii="Arial" w:eastAsia="Times New Roman" w:hAnsi="Arial" w:cs="Arial"/>
-                <w:kern w:val="0"/>
-                <w:sz w:val="20"/>
-                <w:szCs w:val="20"/>
-                <w14:ligatures w14:val="none"/>
-              </w:rPr>
-              <w:t>Rencana</w:t>
-            </w:r>
-            <w:proofErr w:type="spellEnd"/>
-            <w:r>
-              <w:rPr>
-                <w:rFonts w:ascii="Arial" w:eastAsia="Times New Roman" w:hAnsi="Arial" w:cs="Arial"/>
-                <w:kern w:val="0"/>
-                <w:sz w:val="20"/>
-                <w:szCs w:val="20"/>
-                <w14:ligatures w14:val="none"/>
-              </w:rPr>
-              <w:t xml:space="preserve"> </w:t>
-            </w:r>
-            <w:proofErr w:type="spellStart"/>
-            <w:r>
-              <w:rPr>
-                <w:rFonts w:ascii="Arial" w:eastAsia="Times New Roman" w:hAnsi="Arial" w:cs="Arial"/>
-                <w:kern w:val="0"/>
-                <w:sz w:val="20"/>
-                <w:szCs w:val="20"/>
-                <w14:ligatures w14:val="none"/>
-              </w:rPr>
-              <w:t>Kegiatan</w:t>
-            </w:r>
-            <w:proofErr w:type="spellEnd"/>
-            <w:r>
-              <w:rPr>
-                <w:rFonts w:ascii="Arial" w:eastAsia="Times New Roman" w:hAnsi="Arial" w:cs="Arial"/>
-                <w:kern w:val="0"/>
-                <w:sz w:val="20"/>
-                <w:szCs w:val="20"/>
-                <w14:ligatures w14:val="none"/>
-              </w:rPr>
-              <w:t xml:space="preserve"> </w:t>
-            </w:r>
-            <w:proofErr w:type="spellStart"/>
-            <w:r>
-              <w:rPr>
-                <w:rFonts w:ascii="Arial" w:eastAsia="Times New Roman" w:hAnsi="Arial" w:cs="Arial"/>
-                <w:kern w:val="0"/>
-                <w:sz w:val="20"/>
-                <w:szCs w:val="20"/>
-                <w14:ligatures w14:val="none"/>
-              </w:rPr>
-              <w:t>Disertai</w:t>
-            </w:r>
-            <w:proofErr w:type="spellEnd"/>
-            <w:r>
-              <w:rPr>
-                <w:rFonts w:ascii="Arial" w:eastAsia="Times New Roman" w:hAnsi="Arial" w:cs="Arial"/>
-                <w:kern w:val="0"/>
-                <w:sz w:val="20"/>
-                <w:szCs w:val="20"/>
-                <w14:ligatures w14:val="none"/>
-              </w:rPr>
-              <w:t xml:space="preserve"> </w:t>
-            </w:r>
-            <w:proofErr w:type="spellStart"/>
-            <w:r>
-              <w:rPr>
-                <w:rFonts w:ascii="Arial" w:eastAsia="Times New Roman" w:hAnsi="Arial" w:cs="Arial"/>
-                <w:kern w:val="0"/>
-                <w:sz w:val="20"/>
-                <w:szCs w:val="20"/>
-                <w14:ligatures w14:val="none"/>
-              </w:rPr>
-              <w:t>dengan</w:t>
-            </w:r>
-            <w:proofErr w:type="spellEnd"/>
-            <w:r>
-              <w:rPr>
-                <w:rFonts w:ascii="Arial" w:eastAsia="Times New Roman" w:hAnsi="Arial" w:cs="Arial"/>
-                <w:kern w:val="0"/>
-                <w:sz w:val="20"/>
-                <w:szCs w:val="20"/>
-                <w14:ligatures w14:val="none"/>
-              </w:rPr>
-              <w:t xml:space="preserve"> </w:t>
-            </w:r>
-            <w:proofErr w:type="spellStart"/>
-            <w:r>
-              <w:rPr>
-                <w:rFonts w:ascii="Arial" w:eastAsia="Times New Roman" w:hAnsi="Arial" w:cs="Arial"/>
-                <w:kern w:val="0"/>
-                <w:sz w:val="20"/>
-                <w:szCs w:val="20"/>
-                <w14:ligatures w14:val="none"/>
-              </w:rPr>
-              <w:t>Titik</w:t>
-            </w:r>
-            <w:proofErr w:type="spellEnd"/>
-            <w:r>
-              <w:rPr>
-                <w:rFonts w:ascii="Arial" w:eastAsia="Times New Roman" w:hAnsi="Arial" w:cs="Arial"/>
-                <w:kern w:val="0"/>
-                <w:sz w:val="20"/>
-                <w:szCs w:val="20"/>
-                <w14:ligatures w14:val="none"/>
-              </w:rPr>
-              <w:t xml:space="preserve"> </w:t>
-            </w:r>
-            <w:proofErr w:type="spellStart"/>
-            <w:r>
-              <w:rPr>
-                <w:rFonts w:ascii="Arial" w:eastAsia="Times New Roman" w:hAnsi="Arial" w:cs="Arial"/>
-                <w:kern w:val="0"/>
-                <w:sz w:val="20"/>
-                <w:szCs w:val="20"/>
-                <w14:ligatures w14:val="none"/>
-              </w:rPr>
-              <w:t>Koordinat</w:t>
-            </w:r>
-            <w:proofErr w:type="spellEnd"/>
+              <w:t>Foto Eksisting Lokasi Rencana Kegiatan Disertai dengan Titik Koordinat</w:t>
+            </w:r>
           </w:p>
         </w:tc>
         <w:tc>
           <w:tcPr>
             <w:tcW w:w="1017" w:type="dxa"/>
-            <w:gridSpan w:val="2"/>
+            <w:gridSpan w:val="3"/>
             <w:tcBorders>
               <w:top w:val="nil"/>
               <w:left w:val="nil"/>
@@ -6755,27 +4272,7 @@
                 <w:szCs w:val="20"/>
                 <w14:ligatures w14:val="none"/>
               </w:rPr>
-              <w:t>{tdk_ada_1</w:t>
-            </w:r>
-            <w:r>
-              <w:rPr>
-                <w:rFonts w:ascii="Arial" w:eastAsia="Times New Roman" w:hAnsi="Arial" w:cs="Arial"/>
-                <w:kern w:val="0"/>
-                <w:sz w:val="20"/>
-                <w:szCs w:val="20"/>
-                <w14:ligatures w14:val="none"/>
-              </w:rPr>
-              <w:t>1</w:t>
-            </w:r>
-            <w:r>
-              <w:rPr>
-                <w:rFonts w:ascii="Arial" w:eastAsia="Times New Roman" w:hAnsi="Arial" w:cs="Arial"/>
-                <w:kern w:val="0"/>
-                <w:sz w:val="20"/>
-                <w:szCs w:val="20"/>
-                <w14:ligatures w14:val="none"/>
-              </w:rPr>
-              <w:t>}</w:t>
+              <w:t>{tdk_ada_11}</w:t>
             </w:r>
           </w:p>
         </w:tc>
@@ -6810,27 +4307,7 @@
                 <w:szCs w:val="20"/>
                 <w14:ligatures w14:val="none"/>
               </w:rPr>
-              <w:t>{sesuai_1</w:t>
-            </w:r>
-            <w:r>
-              <w:rPr>
-                <w:rFonts w:ascii="Arial" w:eastAsia="Times New Roman" w:hAnsi="Arial" w:cs="Arial"/>
-                <w:kern w:val="0"/>
-                <w:sz w:val="20"/>
-                <w:szCs w:val="20"/>
-                <w14:ligatures w14:val="none"/>
-              </w:rPr>
-              <w:t>1</w:t>
-            </w:r>
-            <w:r>
-              <w:rPr>
-                <w:rFonts w:ascii="Arial" w:eastAsia="Times New Roman" w:hAnsi="Arial" w:cs="Arial"/>
-                <w:kern w:val="0"/>
-                <w:sz w:val="20"/>
-                <w:szCs w:val="20"/>
-                <w14:ligatures w14:val="none"/>
-              </w:rPr>
-              <w:t>}</w:t>
+              <w:t>{sesuai_11}</w:t>
             </w:r>
           </w:p>
         </w:tc>
@@ -6865,33 +4342,13 @@
                 <w:szCs w:val="20"/>
                 <w14:ligatures w14:val="none"/>
               </w:rPr>
-              <w:t>{tdk_sesuai_1</w:t>
-            </w:r>
-            <w:r>
-              <w:rPr>
-                <w:rFonts w:ascii="Arial" w:eastAsia="Times New Roman" w:hAnsi="Arial" w:cs="Arial"/>
-                <w:kern w:val="0"/>
-                <w:sz w:val="20"/>
-                <w:szCs w:val="20"/>
-                <w14:ligatures w14:val="none"/>
-              </w:rPr>
-              <w:t>1</w:t>
-            </w:r>
-            <w:r>
-              <w:rPr>
-                <w:rFonts w:ascii="Arial" w:eastAsia="Times New Roman" w:hAnsi="Arial" w:cs="Arial"/>
-                <w:kern w:val="0"/>
-                <w:sz w:val="20"/>
-                <w:szCs w:val="20"/>
-                <w14:ligatures w14:val="none"/>
-              </w:rPr>
-              <w:t>}</w:t>
-            </w:r>
-          </w:p>
-        </w:tc>
-        <w:tc>
-          <w:tcPr>
-            <w:tcW w:w="1634" w:type="dxa"/>
+              <w:t>{tdk_sesuai_11}</w:t>
+            </w:r>
+          </w:p>
+        </w:tc>
+        <w:tc>
+          <w:tcPr>
+            <w:tcW w:w="1455" w:type="dxa"/>
             <w:tcBorders>
               <w:top w:val="nil"/>
               <w:left w:val="single" w:sz="4" w:space="0" w:color="auto"/>
@@ -6921,40 +4378,20 @@
                 <w:szCs w:val="20"/>
                 <w14:ligatures w14:val="none"/>
               </w:rPr>
-              <w:t> {ket_1</w:t>
-            </w:r>
-            <w:r>
-              <w:rPr>
-                <w:rFonts w:ascii="Arial" w:eastAsia="Times New Roman" w:hAnsi="Arial" w:cs="Arial"/>
-                <w:kern w:val="0"/>
-                <w:sz w:val="20"/>
-                <w:szCs w:val="20"/>
-                <w14:ligatures w14:val="none"/>
-              </w:rPr>
-              <w:t>1</w:t>
-            </w:r>
-            <w:r>
-              <w:rPr>
-                <w:rFonts w:ascii="Arial" w:eastAsia="Times New Roman" w:hAnsi="Arial" w:cs="Arial"/>
-                <w:kern w:val="0"/>
-                <w:sz w:val="20"/>
-                <w:szCs w:val="20"/>
-                <w14:ligatures w14:val="none"/>
-              </w:rPr>
-              <w:t>}</w:t>
+              <w:t> {ket_11}</w:t>
             </w:r>
           </w:p>
         </w:tc>
       </w:tr>
       <w:tr>
         <w:trPr>
-          <w:gridAfter w:val="3"/>
-          <w:wAfter w:w="1236" w:type="dxa"/>
+          <w:gridAfter w:val="4"/>
+          <w:wAfter w:w="1490" w:type="dxa"/>
           <w:trHeight w:val="567"/>
         </w:trPr>
         <w:tc>
           <w:tcPr>
-            <w:tcW w:w="439" w:type="dxa"/>
+            <w:tcW w:w="730" w:type="dxa"/>
             <w:tcBorders>
               <w:top w:val="nil"/>
               <w:left w:val="single" w:sz="4" w:space="0" w:color="auto"/>
@@ -6986,13 +4423,14 @@
                 <w14:ligatures w14:val="none"/>
               </w:rPr>
               <w:lastRenderedPageBreak/>
-              <w:t>10</w:t>
-            </w:r>
-          </w:p>
-        </w:tc>
-        <w:tc>
-          <w:tcPr>
-            <w:tcW w:w="366" w:type="dxa"/>
+              <w:t>12</w:t>
+            </w:r>
+          </w:p>
+        </w:tc>
+        <w:tc>
+          <w:tcPr>
+            <w:tcW w:w="3018" w:type="dxa"/>
+            <w:gridSpan w:val="2"/>
             <w:tcBorders>
               <w:top w:val="nil"/>
               <w:left w:val="nil"/>
@@ -7006,43 +4444,6 @@
           <w:p>
             <w:pPr>
               <w:spacing w:after="0" w:line="240" w:lineRule="auto"/>
-              <w:jc w:val="center"/>
-              <w:rPr>
-                <w:rFonts w:ascii="Arial" w:eastAsia="Times New Roman" w:hAnsi="Arial" w:cs="Arial"/>
-                <w:kern w:val="0"/>
-                <w:sz w:val="20"/>
-                <w:szCs w:val="20"/>
-                <w14:ligatures w14:val="none"/>
-              </w:rPr>
-            </w:pPr>
-            <w:r>
-              <w:rPr>
-                <w:rFonts w:ascii="Arial" w:eastAsia="Times New Roman" w:hAnsi="Arial" w:cs="Arial"/>
-                <w:kern w:val="0"/>
-                <w:sz w:val="20"/>
-                <w:szCs w:val="20"/>
-                <w14:ligatures w14:val="none"/>
-              </w:rPr>
-              <w:t> </w:t>
-            </w:r>
-          </w:p>
-        </w:tc>
-        <w:tc>
-          <w:tcPr>
-            <w:tcW w:w="3018" w:type="dxa"/>
-            <w:tcBorders>
-              <w:top w:val="nil"/>
-              <w:left w:val="nil"/>
-              <w:bottom w:val="single" w:sz="4" w:space="0" w:color="auto"/>
-              <w:right w:val="single" w:sz="4" w:space="0" w:color="auto"/>
-            </w:tcBorders>
-            <w:shd w:val="clear" w:color="auto" w:fill="auto"/>
-            <w:vAlign w:val="center"/>
-            <w:hideMark/>
-          </w:tcPr>
-          <w:p>
-            <w:pPr>
-              <w:spacing w:after="0" w:line="240" w:lineRule="auto"/>
               <w:jc w:val="both"/>
               <w:rPr>
                 <w:rFonts w:ascii="Arial" w:eastAsia="Times New Roman" w:hAnsi="Arial" w:cs="Arial"/>
@@ -7060,51 +4461,7 @@
                 <w:szCs w:val="20"/>
                 <w14:ligatures w14:val="none"/>
               </w:rPr>
-              <w:t xml:space="preserve">Lembar </w:t>
-            </w:r>
-            <w:proofErr w:type="spellStart"/>
-            <w:r>
-              <w:rPr>
-                <w:rFonts w:ascii="Arial" w:eastAsia="Times New Roman" w:hAnsi="Arial" w:cs="Arial"/>
-                <w:kern w:val="0"/>
-                <w:sz w:val="20"/>
-                <w:szCs w:val="20"/>
-                <w14:ligatures w14:val="none"/>
-              </w:rPr>
-              <w:t>Penapisan</w:t>
-            </w:r>
-            <w:proofErr w:type="spellEnd"/>
-            <w:r>
-              <w:rPr>
-                <w:rFonts w:ascii="Arial" w:eastAsia="Times New Roman" w:hAnsi="Arial" w:cs="Arial"/>
-                <w:kern w:val="0"/>
-                <w:sz w:val="20"/>
-                <w:szCs w:val="20"/>
-                <w14:ligatures w14:val="none"/>
-              </w:rPr>
-              <w:t xml:space="preserve"> </w:t>
-            </w:r>
-            <w:proofErr w:type="spellStart"/>
-            <w:r>
-              <w:rPr>
-                <w:rFonts w:ascii="Arial" w:eastAsia="Times New Roman" w:hAnsi="Arial" w:cs="Arial"/>
-                <w:kern w:val="0"/>
-                <w:sz w:val="20"/>
-                <w:szCs w:val="20"/>
-                <w14:ligatures w14:val="none"/>
-              </w:rPr>
-              <w:t>dari</w:t>
-            </w:r>
-            <w:proofErr w:type="spellEnd"/>
-            <w:r>
-              <w:rPr>
-                <w:rFonts w:ascii="Arial" w:eastAsia="Times New Roman" w:hAnsi="Arial" w:cs="Arial"/>
-                <w:kern w:val="0"/>
-                <w:sz w:val="20"/>
-                <w:szCs w:val="20"/>
-                <w14:ligatures w14:val="none"/>
-              </w:rPr>
-              <w:t xml:space="preserve"> AMDALNET (https://amdalnet.menlhk.go.id/) </w:t>
+              <w:t xml:space="preserve">Lembar Penapisan dari AMDALNET (https://amdalnet.menlhk.go.id/) </w:t>
             </w:r>
             <w:r>
               <w:rPr>
@@ -7115,102 +4472,14 @@
                 <w14:ligatures w14:val="none"/>
               </w:rPr>
               <w:br/>
-              <w:t>(</w:t>
-            </w:r>
-            <w:proofErr w:type="spellStart"/>
-            <w:r>
-              <w:rPr>
-                <w:rFonts w:ascii="Arial" w:eastAsia="Times New Roman" w:hAnsi="Arial" w:cs="Arial"/>
-                <w:kern w:val="0"/>
-                <w:sz w:val="20"/>
-                <w:szCs w:val="20"/>
-                <w14:ligatures w14:val="none"/>
-              </w:rPr>
-              <w:t>Nomor</w:t>
-            </w:r>
-            <w:proofErr w:type="spellEnd"/>
-            <w:r>
-              <w:rPr>
-                <w:rFonts w:ascii="Arial" w:eastAsia="Times New Roman" w:hAnsi="Arial" w:cs="Arial"/>
-                <w:kern w:val="0"/>
-                <w:sz w:val="20"/>
-                <w:szCs w:val="20"/>
-                <w14:ligatures w14:val="none"/>
-              </w:rPr>
-              <w:t xml:space="preserve"> </w:t>
-            </w:r>
-            <w:proofErr w:type="spellStart"/>
-            <w:r>
-              <w:rPr>
-                <w:rFonts w:ascii="Arial" w:eastAsia="Times New Roman" w:hAnsi="Arial" w:cs="Arial"/>
-                <w:kern w:val="0"/>
-                <w:sz w:val="20"/>
-                <w:szCs w:val="20"/>
-                <w14:ligatures w14:val="none"/>
-              </w:rPr>
-              <w:t>Registrasi</w:t>
-            </w:r>
-            <w:proofErr w:type="spellEnd"/>
-            <w:r>
-              <w:rPr>
-                <w:rFonts w:ascii="Arial" w:eastAsia="Times New Roman" w:hAnsi="Arial" w:cs="Arial"/>
-                <w:kern w:val="0"/>
-                <w:sz w:val="20"/>
-                <w:szCs w:val="20"/>
-                <w14:ligatures w14:val="none"/>
-              </w:rPr>
-              <w:t xml:space="preserve"> / </w:t>
-            </w:r>
-            <w:proofErr w:type="spellStart"/>
-            <w:r>
-              <w:rPr>
-                <w:rFonts w:ascii="Arial" w:eastAsia="Times New Roman" w:hAnsi="Arial" w:cs="Arial"/>
-                <w:kern w:val="0"/>
-                <w:sz w:val="20"/>
-                <w:szCs w:val="20"/>
-                <w14:ligatures w14:val="none"/>
-              </w:rPr>
-              <w:t>Penapisan</w:t>
-            </w:r>
-            <w:proofErr w:type="spellEnd"/>
-            <w:r>
-              <w:rPr>
-                <w:rFonts w:ascii="Arial" w:eastAsia="Times New Roman" w:hAnsi="Arial" w:cs="Arial"/>
-                <w:kern w:val="0"/>
-                <w:sz w:val="20"/>
-                <w:szCs w:val="20"/>
-                <w14:ligatures w14:val="none"/>
-              </w:rPr>
-              <w:t xml:space="preserve"> </w:t>
-            </w:r>
-            <w:proofErr w:type="spellStart"/>
-            <w:r>
-              <w:rPr>
-                <w:rFonts w:ascii="Arial" w:eastAsia="Times New Roman" w:hAnsi="Arial" w:cs="Arial"/>
-                <w:kern w:val="0"/>
-                <w:sz w:val="20"/>
-                <w:szCs w:val="20"/>
-                <w14:ligatures w14:val="none"/>
-              </w:rPr>
-              <w:t>Otomatis</w:t>
-            </w:r>
-            <w:proofErr w:type="spellEnd"/>
-            <w:r>
-              <w:rPr>
-                <w:rFonts w:ascii="Arial" w:eastAsia="Times New Roman" w:hAnsi="Arial" w:cs="Arial"/>
-                <w:kern w:val="0"/>
-                <w:sz w:val="20"/>
-                <w:szCs w:val="20"/>
-                <w14:ligatures w14:val="none"/>
-              </w:rPr>
-              <w:t>)</w:t>
+              <w:t>(Nomor Registrasi / Penapisan Otomatis)</w:t>
             </w:r>
           </w:p>
         </w:tc>
         <w:tc>
           <w:tcPr>
             <w:tcW w:w="1017" w:type="dxa"/>
-            <w:gridSpan w:val="2"/>
+            <w:gridSpan w:val="3"/>
             <w:tcBorders>
               <w:top w:val="nil"/>
               <w:left w:val="nil"/>
@@ -7276,27 +4545,7 @@
                 <w:szCs w:val="20"/>
                 <w14:ligatures w14:val="none"/>
               </w:rPr>
-              <w:t>{tdk_ada_1</w:t>
-            </w:r>
-            <w:r>
-              <w:rPr>
-                <w:rFonts w:ascii="Arial" w:eastAsia="Times New Roman" w:hAnsi="Arial" w:cs="Arial"/>
-                <w:kern w:val="0"/>
-                <w:sz w:val="20"/>
-                <w:szCs w:val="20"/>
-                <w14:ligatures w14:val="none"/>
-              </w:rPr>
-              <w:t>2</w:t>
-            </w:r>
-            <w:r>
-              <w:rPr>
-                <w:rFonts w:ascii="Arial" w:eastAsia="Times New Roman" w:hAnsi="Arial" w:cs="Arial"/>
-                <w:kern w:val="0"/>
-                <w:sz w:val="20"/>
-                <w:szCs w:val="20"/>
-                <w14:ligatures w14:val="none"/>
-              </w:rPr>
-              <w:t>}</w:t>
+              <w:t>{tdk_ada_12}</w:t>
             </w:r>
           </w:p>
         </w:tc>
@@ -7331,27 +4580,7 @@
                 <w:szCs w:val="20"/>
                 <w14:ligatures w14:val="none"/>
               </w:rPr>
-              <w:t>{sesuai_1</w:t>
-            </w:r>
-            <w:r>
-              <w:rPr>
-                <w:rFonts w:ascii="Arial" w:eastAsia="Times New Roman" w:hAnsi="Arial" w:cs="Arial"/>
-                <w:kern w:val="0"/>
-                <w:sz w:val="20"/>
-                <w:szCs w:val="20"/>
-                <w14:ligatures w14:val="none"/>
-              </w:rPr>
-              <w:t>2</w:t>
-            </w:r>
-            <w:r>
-              <w:rPr>
-                <w:rFonts w:ascii="Arial" w:eastAsia="Times New Roman" w:hAnsi="Arial" w:cs="Arial"/>
-                <w:kern w:val="0"/>
-                <w:sz w:val="20"/>
-                <w:szCs w:val="20"/>
-                <w14:ligatures w14:val="none"/>
-              </w:rPr>
-              <w:t>}</w:t>
+              <w:t>{sesuai_12}</w:t>
             </w:r>
           </w:p>
         </w:tc>
@@ -7386,33 +4615,13 @@
                 <w:szCs w:val="20"/>
                 <w14:ligatures w14:val="none"/>
               </w:rPr>
-              <w:t>{tdk_sesuai_1</w:t>
-            </w:r>
-            <w:r>
-              <w:rPr>
-                <w:rFonts w:ascii="Arial" w:eastAsia="Times New Roman" w:hAnsi="Arial" w:cs="Arial"/>
-                <w:kern w:val="0"/>
-                <w:sz w:val="20"/>
-                <w:szCs w:val="20"/>
-                <w14:ligatures w14:val="none"/>
-              </w:rPr>
-              <w:t>2</w:t>
-            </w:r>
-            <w:r>
-              <w:rPr>
-                <w:rFonts w:ascii="Arial" w:eastAsia="Times New Roman" w:hAnsi="Arial" w:cs="Arial"/>
-                <w:kern w:val="0"/>
-                <w:sz w:val="20"/>
-                <w:szCs w:val="20"/>
-                <w14:ligatures w14:val="none"/>
-              </w:rPr>
-              <w:t>}</w:t>
-            </w:r>
-          </w:p>
-        </w:tc>
-        <w:tc>
-          <w:tcPr>
-            <w:tcW w:w="1634" w:type="dxa"/>
+              <w:t>{tdk_sesuai_12}</w:t>
+            </w:r>
+          </w:p>
+        </w:tc>
+        <w:tc>
+          <w:tcPr>
+            <w:tcW w:w="1455" w:type="dxa"/>
             <w:tcBorders>
               <w:top w:val="nil"/>
               <w:left w:val="single" w:sz="4" w:space="0" w:color="auto"/>
@@ -7442,40 +4651,20 @@
                 <w:szCs w:val="20"/>
                 <w14:ligatures w14:val="none"/>
               </w:rPr>
-              <w:t> {ket_1</w:t>
-            </w:r>
-            <w:r>
-              <w:rPr>
-                <w:rFonts w:ascii="Arial" w:eastAsia="Times New Roman" w:hAnsi="Arial" w:cs="Arial"/>
-                <w:kern w:val="0"/>
-                <w:sz w:val="20"/>
-                <w:szCs w:val="20"/>
-                <w14:ligatures w14:val="none"/>
-              </w:rPr>
-              <w:t>2</w:t>
-            </w:r>
-            <w:r>
-              <w:rPr>
-                <w:rFonts w:ascii="Arial" w:eastAsia="Times New Roman" w:hAnsi="Arial" w:cs="Arial"/>
-                <w:kern w:val="0"/>
-                <w:sz w:val="20"/>
-                <w:szCs w:val="20"/>
-                <w14:ligatures w14:val="none"/>
-              </w:rPr>
-              <w:t>}</w:t>
+              <w:t> {ket_12}</w:t>
             </w:r>
           </w:p>
         </w:tc>
       </w:tr>
       <w:tr>
         <w:trPr>
-          <w:gridAfter w:val="3"/>
-          <w:wAfter w:w="1236" w:type="dxa"/>
+          <w:gridAfter w:val="4"/>
+          <w:wAfter w:w="1490" w:type="dxa"/>
           <w:trHeight w:val="567"/>
         </w:trPr>
         <w:tc>
           <w:tcPr>
-            <w:tcW w:w="439" w:type="dxa"/>
+            <w:tcW w:w="730" w:type="dxa"/>
             <w:tcBorders>
               <w:top w:val="nil"/>
               <w:left w:val="single" w:sz="4" w:space="0" w:color="auto"/>
@@ -7506,13 +4695,14 @@
                 <w:szCs w:val="20"/>
                 <w14:ligatures w14:val="none"/>
               </w:rPr>
-              <w:t>11</w:t>
-            </w:r>
-          </w:p>
-        </w:tc>
-        <w:tc>
-          <w:tcPr>
-            <w:tcW w:w="366" w:type="dxa"/>
+              <w:t>13</w:t>
+            </w:r>
+          </w:p>
+        </w:tc>
+        <w:tc>
+          <w:tcPr>
+            <w:tcW w:w="3018" w:type="dxa"/>
+            <w:gridSpan w:val="2"/>
             <w:tcBorders>
               <w:top w:val="nil"/>
               <w:left w:val="nil"/>
@@ -7526,43 +4716,6 @@
           <w:p>
             <w:pPr>
               <w:spacing w:after="0" w:line="240" w:lineRule="auto"/>
-              <w:jc w:val="center"/>
-              <w:rPr>
-                <w:rFonts w:ascii="Arial" w:eastAsia="Times New Roman" w:hAnsi="Arial" w:cs="Arial"/>
-                <w:kern w:val="0"/>
-                <w:sz w:val="20"/>
-                <w:szCs w:val="20"/>
-                <w14:ligatures w14:val="none"/>
-              </w:rPr>
-            </w:pPr>
-            <w:r>
-              <w:rPr>
-                <w:rFonts w:ascii="Arial" w:eastAsia="Times New Roman" w:hAnsi="Arial" w:cs="Arial"/>
-                <w:kern w:val="0"/>
-                <w:sz w:val="20"/>
-                <w:szCs w:val="20"/>
-                <w14:ligatures w14:val="none"/>
-              </w:rPr>
-              <w:t> </w:t>
-            </w:r>
-          </w:p>
-        </w:tc>
-        <w:tc>
-          <w:tcPr>
-            <w:tcW w:w="3018" w:type="dxa"/>
-            <w:tcBorders>
-              <w:top w:val="nil"/>
-              <w:left w:val="nil"/>
-              <w:bottom w:val="single" w:sz="4" w:space="0" w:color="auto"/>
-              <w:right w:val="single" w:sz="4" w:space="0" w:color="auto"/>
-            </w:tcBorders>
-            <w:shd w:val="clear" w:color="auto" w:fill="auto"/>
-            <w:vAlign w:val="center"/>
-            <w:hideMark/>
-          </w:tcPr>
-          <w:p>
-            <w:pPr>
-              <w:spacing w:after="0" w:line="240" w:lineRule="auto"/>
               <w:jc w:val="both"/>
               <w:rPr>
                 <w:rFonts w:ascii="Arial" w:eastAsia="Times New Roman" w:hAnsi="Arial" w:cs="Arial"/>
@@ -7580,146 +4733,14 @@
                 <w:szCs w:val="20"/>
                 <w14:ligatures w14:val="none"/>
               </w:rPr>
-              <w:t xml:space="preserve">Surat Kuasa </w:t>
-            </w:r>
-            <w:proofErr w:type="spellStart"/>
-            <w:r>
-              <w:rPr>
-                <w:rFonts w:ascii="Arial" w:eastAsia="Times New Roman" w:hAnsi="Arial" w:cs="Arial"/>
-                <w:kern w:val="0"/>
-                <w:sz w:val="20"/>
-                <w:szCs w:val="20"/>
-                <w14:ligatures w14:val="none"/>
-              </w:rPr>
-              <w:t>Pekerjaan</w:t>
-            </w:r>
-            <w:proofErr w:type="spellEnd"/>
-            <w:r>
-              <w:rPr>
-                <w:rFonts w:ascii="Arial" w:eastAsia="Times New Roman" w:hAnsi="Arial" w:cs="Arial"/>
-                <w:kern w:val="0"/>
-                <w:sz w:val="20"/>
-                <w:szCs w:val="20"/>
-                <w14:ligatures w14:val="none"/>
-              </w:rPr>
-              <w:t xml:space="preserve"> </w:t>
-            </w:r>
-            <w:proofErr w:type="spellStart"/>
-            <w:r>
-              <w:rPr>
-                <w:rFonts w:ascii="Arial" w:eastAsia="Times New Roman" w:hAnsi="Arial" w:cs="Arial"/>
-                <w:kern w:val="0"/>
-                <w:sz w:val="20"/>
-                <w:szCs w:val="20"/>
-                <w14:ligatures w14:val="none"/>
-              </w:rPr>
-              <w:t>dari</w:t>
-            </w:r>
-            <w:proofErr w:type="spellEnd"/>
-            <w:r>
-              <w:rPr>
-                <w:rFonts w:ascii="Arial" w:eastAsia="Times New Roman" w:hAnsi="Arial" w:cs="Arial"/>
-                <w:kern w:val="0"/>
-                <w:sz w:val="20"/>
-                <w:szCs w:val="20"/>
-                <w14:ligatures w14:val="none"/>
-              </w:rPr>
-              <w:t xml:space="preserve"> </w:t>
-            </w:r>
-            <w:proofErr w:type="spellStart"/>
-            <w:r>
-              <w:rPr>
-                <w:rFonts w:ascii="Arial" w:eastAsia="Times New Roman" w:hAnsi="Arial" w:cs="Arial"/>
-                <w:kern w:val="0"/>
-                <w:sz w:val="20"/>
-                <w:szCs w:val="20"/>
-                <w14:ligatures w14:val="none"/>
-              </w:rPr>
-              <w:t>Pemrakarsa</w:t>
-            </w:r>
-            <w:proofErr w:type="spellEnd"/>
-            <w:r>
-              <w:rPr>
-                <w:rFonts w:ascii="Arial" w:eastAsia="Times New Roman" w:hAnsi="Arial" w:cs="Arial"/>
-                <w:kern w:val="0"/>
-                <w:sz w:val="20"/>
-                <w:szCs w:val="20"/>
-                <w14:ligatures w14:val="none"/>
-              </w:rPr>
-              <w:t xml:space="preserve"> </w:t>
-            </w:r>
-            <w:proofErr w:type="spellStart"/>
-            <w:r>
-              <w:rPr>
-                <w:rFonts w:ascii="Arial" w:eastAsia="Times New Roman" w:hAnsi="Arial" w:cs="Arial"/>
-                <w:kern w:val="0"/>
-                <w:sz w:val="20"/>
-                <w:szCs w:val="20"/>
-                <w14:ligatures w14:val="none"/>
-              </w:rPr>
-              <w:t>ke</w:t>
-            </w:r>
-            <w:proofErr w:type="spellEnd"/>
-            <w:r>
-              <w:rPr>
-                <w:rFonts w:ascii="Arial" w:eastAsia="Times New Roman" w:hAnsi="Arial" w:cs="Arial"/>
-                <w:kern w:val="0"/>
-                <w:sz w:val="20"/>
-                <w:szCs w:val="20"/>
-                <w14:ligatures w14:val="none"/>
-              </w:rPr>
-              <w:t xml:space="preserve"> </w:t>
-            </w:r>
-            <w:proofErr w:type="spellStart"/>
-            <w:r>
-              <w:rPr>
-                <w:rFonts w:ascii="Arial" w:eastAsia="Times New Roman" w:hAnsi="Arial" w:cs="Arial"/>
-                <w:kern w:val="0"/>
-                <w:sz w:val="20"/>
-                <w:szCs w:val="20"/>
-                <w14:ligatures w14:val="none"/>
-              </w:rPr>
-              <w:t>Konsultan</w:t>
-            </w:r>
-            <w:proofErr w:type="spellEnd"/>
-            <w:r>
-              <w:rPr>
-                <w:rFonts w:ascii="Arial" w:eastAsia="Times New Roman" w:hAnsi="Arial" w:cs="Arial"/>
-                <w:kern w:val="0"/>
-                <w:sz w:val="20"/>
-                <w:szCs w:val="20"/>
-                <w14:ligatures w14:val="none"/>
-              </w:rPr>
-              <w:t xml:space="preserve"> (</w:t>
-            </w:r>
-            <w:proofErr w:type="spellStart"/>
-            <w:r>
-              <w:rPr>
-                <w:rFonts w:ascii="Arial" w:eastAsia="Times New Roman" w:hAnsi="Arial" w:cs="Arial"/>
-                <w:kern w:val="0"/>
-                <w:sz w:val="20"/>
-                <w:szCs w:val="20"/>
-                <w14:ligatures w14:val="none"/>
-              </w:rPr>
-              <w:t>Bermaterai</w:t>
-            </w:r>
-            <w:proofErr w:type="spellEnd"/>
-            <w:r>
-              <w:rPr>
-                <w:rFonts w:ascii="Arial" w:eastAsia="Times New Roman" w:hAnsi="Arial" w:cs="Arial"/>
-                <w:kern w:val="0"/>
-                <w:sz w:val="20"/>
-                <w:szCs w:val="20"/>
-                <w14:ligatures w14:val="none"/>
-              </w:rPr>
-              <w:t>)</w:t>
+              <w:t>Surat Kuasa Pekerjaan dari Pemrakarsa ke Konsultan (Bermaterai)</w:t>
             </w:r>
           </w:p>
         </w:tc>
         <w:tc>
           <w:tcPr>
             <w:tcW w:w="1017" w:type="dxa"/>
-            <w:gridSpan w:val="2"/>
+            <w:gridSpan w:val="3"/>
             <w:tcBorders>
               <w:top w:val="nil"/>
               <w:left w:val="nil"/>
@@ -7785,27 +4806,7 @@
                 <w:szCs w:val="20"/>
                 <w14:ligatures w14:val="none"/>
               </w:rPr>
-              <w:t>{tdk_ada_1</w:t>
-            </w:r>
-            <w:r>
-              <w:rPr>
-                <w:rFonts w:ascii="Arial" w:eastAsia="Times New Roman" w:hAnsi="Arial" w:cs="Arial"/>
-                <w:kern w:val="0"/>
-                <w:sz w:val="20"/>
-                <w:szCs w:val="20"/>
-                <w14:ligatures w14:val="none"/>
-              </w:rPr>
-              <w:t>3</w:t>
-            </w:r>
-            <w:r>
-              <w:rPr>
-                <w:rFonts w:ascii="Arial" w:eastAsia="Times New Roman" w:hAnsi="Arial" w:cs="Arial"/>
-                <w:kern w:val="0"/>
-                <w:sz w:val="20"/>
-                <w:szCs w:val="20"/>
-                <w14:ligatures w14:val="none"/>
-              </w:rPr>
-              <w:t>}</w:t>
+              <w:t>{tdk_ada_13}</w:t>
             </w:r>
           </w:p>
         </w:tc>
@@ -7840,27 +4841,7 @@
                 <w:szCs w:val="20"/>
                 <w14:ligatures w14:val="none"/>
               </w:rPr>
-              <w:t>{sesuai_1</w:t>
-            </w:r>
-            <w:r>
-              <w:rPr>
-                <w:rFonts w:ascii="Arial" w:eastAsia="Times New Roman" w:hAnsi="Arial" w:cs="Arial"/>
-                <w:kern w:val="0"/>
-                <w:sz w:val="20"/>
-                <w:szCs w:val="20"/>
-                <w14:ligatures w14:val="none"/>
-              </w:rPr>
-              <w:t>3</w:t>
-            </w:r>
-            <w:r>
-              <w:rPr>
-                <w:rFonts w:ascii="Arial" w:eastAsia="Times New Roman" w:hAnsi="Arial" w:cs="Arial"/>
-                <w:kern w:val="0"/>
-                <w:sz w:val="20"/>
-                <w:szCs w:val="20"/>
-                <w14:ligatures w14:val="none"/>
-              </w:rPr>
-              <w:t>}</w:t>
+              <w:t>{sesuai_13}</w:t>
             </w:r>
           </w:p>
         </w:tc>
@@ -7895,33 +4876,13 @@
                 <w:szCs w:val="20"/>
                 <w14:ligatures w14:val="none"/>
               </w:rPr>
-              <w:t>{tdk_sesuai_1</w:t>
-            </w:r>
-            <w:r>
-              <w:rPr>
-                <w:rFonts w:ascii="Arial" w:eastAsia="Times New Roman" w:hAnsi="Arial" w:cs="Arial"/>
-                <w:kern w:val="0"/>
-                <w:sz w:val="20"/>
-                <w:szCs w:val="20"/>
-                <w14:ligatures w14:val="none"/>
-              </w:rPr>
-              <w:t>3</w:t>
-            </w:r>
-            <w:r>
-              <w:rPr>
-                <w:rFonts w:ascii="Arial" w:eastAsia="Times New Roman" w:hAnsi="Arial" w:cs="Arial"/>
-                <w:kern w:val="0"/>
-                <w:sz w:val="20"/>
-                <w:szCs w:val="20"/>
-                <w14:ligatures w14:val="none"/>
-              </w:rPr>
-              <w:t>}</w:t>
-            </w:r>
-          </w:p>
-        </w:tc>
-        <w:tc>
-          <w:tcPr>
-            <w:tcW w:w="1634" w:type="dxa"/>
+              <w:t>{tdk_sesuai_13}</w:t>
+            </w:r>
+          </w:p>
+        </w:tc>
+        <w:tc>
+          <w:tcPr>
+            <w:tcW w:w="1455" w:type="dxa"/>
             <w:tcBorders>
               <w:top w:val="nil"/>
               <w:left w:val="single" w:sz="4" w:space="0" w:color="auto"/>
@@ -7951,40 +4912,20 @@
                 <w:szCs w:val="20"/>
                 <w14:ligatures w14:val="none"/>
               </w:rPr>
-              <w:t> {ket_1</w:t>
-            </w:r>
-            <w:r>
-              <w:rPr>
-                <w:rFonts w:ascii="Arial" w:eastAsia="Times New Roman" w:hAnsi="Arial" w:cs="Arial"/>
-                <w:kern w:val="0"/>
-                <w:sz w:val="20"/>
-                <w:szCs w:val="20"/>
-                <w14:ligatures w14:val="none"/>
-              </w:rPr>
-              <w:t>3</w:t>
-            </w:r>
-            <w:r>
-              <w:rPr>
-                <w:rFonts w:ascii="Arial" w:eastAsia="Times New Roman" w:hAnsi="Arial" w:cs="Arial"/>
-                <w:kern w:val="0"/>
-                <w:sz w:val="20"/>
-                <w:szCs w:val="20"/>
-                <w14:ligatures w14:val="none"/>
-              </w:rPr>
-              <w:t>}</w:t>
+              <w:t> {ket_13}</w:t>
             </w:r>
           </w:p>
         </w:tc>
       </w:tr>
       <w:tr>
         <w:trPr>
-          <w:gridAfter w:val="3"/>
-          <w:wAfter w:w="1236" w:type="dxa"/>
+          <w:gridAfter w:val="4"/>
+          <w:wAfter w:w="1490" w:type="dxa"/>
           <w:trHeight w:val="567"/>
         </w:trPr>
         <w:tc>
           <w:tcPr>
-            <w:tcW w:w="439" w:type="dxa"/>
+            <w:tcW w:w="730" w:type="dxa"/>
             <w:tcBorders>
               <w:top w:val="nil"/>
               <w:left w:val="single" w:sz="4" w:space="0" w:color="auto"/>
@@ -8015,13 +4956,24 @@
                 <w:szCs w:val="20"/>
                 <w14:ligatures w14:val="none"/>
               </w:rPr>
-              <w:t>12</w:t>
-            </w:r>
-          </w:p>
-        </w:tc>
-        <w:tc>
-          <w:tcPr>
-            <w:tcW w:w="366" w:type="dxa"/>
+              <w:t>1</w:t>
+            </w:r>
+            <w:r>
+              <w:rPr>
+                <w:rFonts w:ascii="Arial" w:eastAsia="Times New Roman" w:hAnsi="Arial" w:cs="Arial"/>
+                <w:kern w:val="0"/>
+                <w:sz w:val="20"/>
+                <w:szCs w:val="20"/>
+                <w14:ligatures w14:val="none"/>
+              </w:rPr>
+              <w:t>4</w:t>
+            </w:r>
+          </w:p>
+        </w:tc>
+        <w:tc>
+          <w:tcPr>
+            <w:tcW w:w="3018" w:type="dxa"/>
+            <w:gridSpan w:val="2"/>
             <w:tcBorders>
               <w:top w:val="nil"/>
               <w:left w:val="nil"/>
@@ -8035,43 +4987,6 @@
           <w:p>
             <w:pPr>
               <w:spacing w:after="0" w:line="240" w:lineRule="auto"/>
-              <w:jc w:val="center"/>
-              <w:rPr>
-                <w:rFonts w:ascii="Arial" w:eastAsia="Times New Roman" w:hAnsi="Arial" w:cs="Arial"/>
-                <w:kern w:val="0"/>
-                <w:sz w:val="20"/>
-                <w:szCs w:val="20"/>
-                <w14:ligatures w14:val="none"/>
-              </w:rPr>
-            </w:pPr>
-            <w:r>
-              <w:rPr>
-                <w:rFonts w:ascii="Arial" w:eastAsia="Times New Roman" w:hAnsi="Arial" w:cs="Arial"/>
-                <w:kern w:val="0"/>
-                <w:sz w:val="20"/>
-                <w:szCs w:val="20"/>
-                <w14:ligatures w14:val="none"/>
-              </w:rPr>
-              <w:t> </w:t>
-            </w:r>
-          </w:p>
-        </w:tc>
-        <w:tc>
-          <w:tcPr>
-            <w:tcW w:w="3018" w:type="dxa"/>
-            <w:tcBorders>
-              <w:top w:val="nil"/>
-              <w:left w:val="nil"/>
-              <w:bottom w:val="single" w:sz="4" w:space="0" w:color="auto"/>
-              <w:right w:val="single" w:sz="4" w:space="0" w:color="auto"/>
-            </w:tcBorders>
-            <w:shd w:val="clear" w:color="auto" w:fill="auto"/>
-            <w:vAlign w:val="center"/>
-            <w:hideMark/>
-          </w:tcPr>
-          <w:p>
-            <w:pPr>
-              <w:spacing w:after="0" w:line="240" w:lineRule="auto"/>
               <w:jc w:val="both"/>
               <w:rPr>
                 <w:rFonts w:ascii="Arial" w:eastAsia="Times New Roman" w:hAnsi="Arial" w:cs="Arial"/>
@@ -8081,122 +4996,22 @@
                 <w14:ligatures w14:val="none"/>
               </w:rPr>
             </w:pPr>
-            <w:proofErr w:type="spellStart"/>
-            <w:r>
-              <w:rPr>
-                <w:rFonts w:ascii="Arial" w:eastAsia="Times New Roman" w:hAnsi="Arial" w:cs="Arial"/>
-                <w:kern w:val="0"/>
-                <w:sz w:val="20"/>
-                <w:szCs w:val="20"/>
-                <w14:ligatures w14:val="none"/>
-              </w:rPr>
-              <w:t>Perizinan</w:t>
-            </w:r>
-            <w:proofErr w:type="spellEnd"/>
-            <w:r>
-              <w:rPr>
-                <w:rFonts w:ascii="Arial" w:eastAsia="Times New Roman" w:hAnsi="Arial" w:cs="Arial"/>
-                <w:kern w:val="0"/>
-                <w:sz w:val="20"/>
-                <w:szCs w:val="20"/>
-                <w14:ligatures w14:val="none"/>
-              </w:rPr>
-              <w:t xml:space="preserve"> yang </w:t>
-            </w:r>
-            <w:proofErr w:type="spellStart"/>
-            <w:r>
-              <w:rPr>
-                <w:rFonts w:ascii="Arial" w:eastAsia="Times New Roman" w:hAnsi="Arial" w:cs="Arial"/>
-                <w:kern w:val="0"/>
-                <w:sz w:val="20"/>
-                <w:szCs w:val="20"/>
-                <w14:ligatures w14:val="none"/>
-              </w:rPr>
-              <w:t>Sudah</w:t>
-            </w:r>
-            <w:proofErr w:type="spellEnd"/>
-            <w:r>
-              <w:rPr>
-                <w:rFonts w:ascii="Arial" w:eastAsia="Times New Roman" w:hAnsi="Arial" w:cs="Arial"/>
-                <w:kern w:val="0"/>
-                <w:sz w:val="20"/>
-                <w:szCs w:val="20"/>
-                <w14:ligatures w14:val="none"/>
-              </w:rPr>
-              <w:t xml:space="preserve"> </w:t>
-            </w:r>
-            <w:proofErr w:type="spellStart"/>
-            <w:r>
-              <w:rPr>
-                <w:rFonts w:ascii="Arial" w:eastAsia="Times New Roman" w:hAnsi="Arial" w:cs="Arial"/>
-                <w:kern w:val="0"/>
-                <w:sz w:val="20"/>
-                <w:szCs w:val="20"/>
-                <w14:ligatures w14:val="none"/>
-              </w:rPr>
-              <w:t>Dimiliki</w:t>
-            </w:r>
-            <w:proofErr w:type="spellEnd"/>
-            <w:r>
-              <w:rPr>
-                <w:rFonts w:ascii="Arial" w:eastAsia="Times New Roman" w:hAnsi="Arial" w:cs="Arial"/>
-                <w:kern w:val="0"/>
-                <w:sz w:val="20"/>
-                <w:szCs w:val="20"/>
-                <w14:ligatures w14:val="none"/>
-              </w:rPr>
-              <w:t xml:space="preserve"> </w:t>
-            </w:r>
-            <w:proofErr w:type="spellStart"/>
-            <w:r>
-              <w:rPr>
-                <w:rFonts w:ascii="Arial" w:eastAsia="Times New Roman" w:hAnsi="Arial" w:cs="Arial"/>
-                <w:kern w:val="0"/>
-                <w:sz w:val="20"/>
-                <w:szCs w:val="20"/>
-                <w14:ligatures w14:val="none"/>
-              </w:rPr>
-              <w:t>atau</w:t>
-            </w:r>
-            <w:proofErr w:type="spellEnd"/>
-            <w:r>
-              <w:rPr>
-                <w:rFonts w:ascii="Arial" w:eastAsia="Times New Roman" w:hAnsi="Arial" w:cs="Arial"/>
-                <w:kern w:val="0"/>
-                <w:sz w:val="20"/>
-                <w:szCs w:val="20"/>
-                <w14:ligatures w14:val="none"/>
-              </w:rPr>
-              <w:t xml:space="preserve"> </w:t>
-            </w:r>
-            <w:proofErr w:type="spellStart"/>
-            <w:r>
-              <w:rPr>
-                <w:rFonts w:ascii="Arial" w:eastAsia="Times New Roman" w:hAnsi="Arial" w:cs="Arial"/>
-                <w:kern w:val="0"/>
-                <w:sz w:val="20"/>
-                <w:szCs w:val="20"/>
-                <w14:ligatures w14:val="none"/>
-              </w:rPr>
-              <w:t>Izin</w:t>
-            </w:r>
-            <w:proofErr w:type="spellEnd"/>
-            <w:r>
-              <w:rPr>
-                <w:rFonts w:ascii="Arial" w:eastAsia="Times New Roman" w:hAnsi="Arial" w:cs="Arial"/>
-                <w:kern w:val="0"/>
-                <w:sz w:val="20"/>
-                <w:szCs w:val="20"/>
-                <w14:ligatures w14:val="none"/>
-              </w:rPr>
-              <w:t xml:space="preserve"> yang Lama (Jika Ada)</w:t>
+            <w:r>
+              <w:rPr>
+                <w:rFonts w:ascii="Arial" w:eastAsia="Times New Roman" w:hAnsi="Arial" w:cs="Arial"/>
+                <w:kern w:val="0"/>
+                <w:sz w:val="20"/>
+                <w:szCs w:val="20"/>
+                <w14:ligatures w14:val="none"/>
+              </w:rPr>
+              <w:t>Perizinan yang Sudah Dimiliki atau Izin yang Lama (Jika Ada)</w:t>
             </w:r>
           </w:p>
         </w:tc>
         <w:tc>
           <w:tcPr>
             <w:tcW w:w="1017" w:type="dxa"/>
-            <w:gridSpan w:val="2"/>
+            <w:gridSpan w:val="3"/>
             <w:tcBorders>
               <w:top w:val="nil"/>
               <w:left w:val="nil"/>
@@ -8262,27 +5077,7 @@
                 <w:szCs w:val="20"/>
                 <w14:ligatures w14:val="none"/>
               </w:rPr>
-              <w:t>{tdk_ada_1</w:t>
-            </w:r>
-            <w:r>
-              <w:rPr>
-                <w:rFonts w:ascii="Arial" w:eastAsia="Times New Roman" w:hAnsi="Arial" w:cs="Arial"/>
-                <w:kern w:val="0"/>
-                <w:sz w:val="20"/>
-                <w:szCs w:val="20"/>
-                <w14:ligatures w14:val="none"/>
-              </w:rPr>
-              <w:t>4</w:t>
-            </w:r>
-            <w:r>
-              <w:rPr>
-                <w:rFonts w:ascii="Arial" w:eastAsia="Times New Roman" w:hAnsi="Arial" w:cs="Arial"/>
-                <w:kern w:val="0"/>
-                <w:sz w:val="20"/>
-                <w:szCs w:val="20"/>
-                <w14:ligatures w14:val="none"/>
-              </w:rPr>
-              <w:t>}</w:t>
+              <w:t>{tdk_ada_14}</w:t>
             </w:r>
           </w:p>
         </w:tc>
@@ -8317,27 +5112,7 @@
                 <w:szCs w:val="20"/>
                 <w14:ligatures w14:val="none"/>
               </w:rPr>
-              <w:t>{sesuai_1</w:t>
-            </w:r>
-            <w:r>
-              <w:rPr>
-                <w:rFonts w:ascii="Arial" w:eastAsia="Times New Roman" w:hAnsi="Arial" w:cs="Arial"/>
-                <w:kern w:val="0"/>
-                <w:sz w:val="20"/>
-                <w:szCs w:val="20"/>
-                <w14:ligatures w14:val="none"/>
-              </w:rPr>
-              <w:t>4</w:t>
-            </w:r>
-            <w:r>
-              <w:rPr>
-                <w:rFonts w:ascii="Arial" w:eastAsia="Times New Roman" w:hAnsi="Arial" w:cs="Arial"/>
-                <w:kern w:val="0"/>
-                <w:sz w:val="20"/>
-                <w:szCs w:val="20"/>
-                <w14:ligatures w14:val="none"/>
-              </w:rPr>
-              <w:t>}</w:t>
+              <w:t>{sesuai_14}</w:t>
             </w:r>
           </w:p>
         </w:tc>
@@ -8372,33 +5147,13 @@
                 <w:szCs w:val="20"/>
                 <w14:ligatures w14:val="none"/>
               </w:rPr>
-              <w:t>{tdk_sesuai_1</w:t>
-            </w:r>
-            <w:r>
-              <w:rPr>
-                <w:rFonts w:ascii="Arial" w:eastAsia="Times New Roman" w:hAnsi="Arial" w:cs="Arial"/>
-                <w:kern w:val="0"/>
-                <w:sz w:val="20"/>
-                <w:szCs w:val="20"/>
-                <w14:ligatures w14:val="none"/>
-              </w:rPr>
-              <w:t>4</w:t>
-            </w:r>
-            <w:r>
-              <w:rPr>
-                <w:rFonts w:ascii="Arial" w:eastAsia="Times New Roman" w:hAnsi="Arial" w:cs="Arial"/>
-                <w:kern w:val="0"/>
-                <w:sz w:val="20"/>
-                <w:szCs w:val="20"/>
-                <w14:ligatures w14:val="none"/>
-              </w:rPr>
-              <w:t>}</w:t>
-            </w:r>
-          </w:p>
-        </w:tc>
-        <w:tc>
-          <w:tcPr>
-            <w:tcW w:w="1634" w:type="dxa"/>
+              <w:t>{tdk_sesuai_14}</w:t>
+            </w:r>
+          </w:p>
+        </w:tc>
+        <w:tc>
+          <w:tcPr>
+            <w:tcW w:w="1455" w:type="dxa"/>
             <w:tcBorders>
               <w:top w:val="nil"/>
               <w:left w:val="single" w:sz="4" w:space="0" w:color="auto"/>
@@ -8428,40 +5183,20 @@
                 <w:szCs w:val="20"/>
                 <w14:ligatures w14:val="none"/>
               </w:rPr>
-              <w:t> {ket_1</w:t>
-            </w:r>
-            <w:r>
-              <w:rPr>
-                <w:rFonts w:ascii="Arial" w:eastAsia="Times New Roman" w:hAnsi="Arial" w:cs="Arial"/>
-                <w:kern w:val="0"/>
-                <w:sz w:val="20"/>
-                <w:szCs w:val="20"/>
-                <w14:ligatures w14:val="none"/>
-              </w:rPr>
-              <w:t>4</w:t>
-            </w:r>
-            <w:r>
-              <w:rPr>
-                <w:rFonts w:ascii="Arial" w:eastAsia="Times New Roman" w:hAnsi="Arial" w:cs="Arial"/>
-                <w:kern w:val="0"/>
-                <w:sz w:val="20"/>
-                <w:szCs w:val="20"/>
-                <w14:ligatures w14:val="none"/>
-              </w:rPr>
-              <w:t>}</w:t>
+              <w:t> {ket_14}</w:t>
             </w:r>
           </w:p>
         </w:tc>
       </w:tr>
       <w:tr>
         <w:trPr>
-          <w:gridAfter w:val="3"/>
-          <w:wAfter w:w="1236" w:type="dxa"/>
+          <w:gridAfter w:val="4"/>
+          <w:wAfter w:w="1490" w:type="dxa"/>
           <w:trHeight w:val="567"/>
         </w:trPr>
         <w:tc>
           <w:tcPr>
-            <w:tcW w:w="439" w:type="dxa"/>
+            <w:tcW w:w="730" w:type="dxa"/>
             <w:tcBorders>
               <w:top w:val="nil"/>
               <w:left w:val="single" w:sz="4" w:space="0" w:color="auto"/>
@@ -8492,13 +5227,24 @@
                 <w:szCs w:val="20"/>
                 <w14:ligatures w14:val="none"/>
               </w:rPr>
-              <w:t>13</w:t>
-            </w:r>
-          </w:p>
-        </w:tc>
-        <w:tc>
-          <w:tcPr>
-            <w:tcW w:w="366" w:type="dxa"/>
+              <w:t>1</w:t>
+            </w:r>
+            <w:r>
+              <w:rPr>
+                <w:rFonts w:ascii="Arial" w:eastAsia="Times New Roman" w:hAnsi="Arial" w:cs="Arial"/>
+                <w:kern w:val="0"/>
+                <w:sz w:val="20"/>
+                <w:szCs w:val="20"/>
+                <w14:ligatures w14:val="none"/>
+              </w:rPr>
+              <w:t>5</w:t>
+            </w:r>
+          </w:p>
+        </w:tc>
+        <w:tc>
+          <w:tcPr>
+            <w:tcW w:w="3018" w:type="dxa"/>
+            <w:gridSpan w:val="2"/>
             <w:tcBorders>
               <w:top w:val="nil"/>
               <w:left w:val="nil"/>
@@ -8512,43 +5258,6 @@
           <w:p>
             <w:pPr>
               <w:spacing w:after="0" w:line="240" w:lineRule="auto"/>
-              <w:jc w:val="center"/>
-              <w:rPr>
-                <w:rFonts w:ascii="Arial" w:eastAsia="Times New Roman" w:hAnsi="Arial" w:cs="Arial"/>
-                <w:kern w:val="0"/>
-                <w:sz w:val="20"/>
-                <w:szCs w:val="20"/>
-                <w14:ligatures w14:val="none"/>
-              </w:rPr>
-            </w:pPr>
-            <w:r>
-              <w:rPr>
-                <w:rFonts w:ascii="Arial" w:eastAsia="Times New Roman" w:hAnsi="Arial" w:cs="Arial"/>
-                <w:kern w:val="0"/>
-                <w:sz w:val="20"/>
-                <w:szCs w:val="20"/>
-                <w14:ligatures w14:val="none"/>
-              </w:rPr>
-              <w:t> </w:t>
-            </w:r>
-          </w:p>
-        </w:tc>
-        <w:tc>
-          <w:tcPr>
-            <w:tcW w:w="3018" w:type="dxa"/>
-            <w:tcBorders>
-              <w:top w:val="nil"/>
-              <w:left w:val="nil"/>
-              <w:bottom w:val="single" w:sz="4" w:space="0" w:color="auto"/>
-              <w:right w:val="single" w:sz="4" w:space="0" w:color="auto"/>
-            </w:tcBorders>
-            <w:shd w:val="clear" w:color="auto" w:fill="auto"/>
-            <w:vAlign w:val="center"/>
-            <w:hideMark/>
-          </w:tcPr>
-          <w:p>
-            <w:pPr>
-              <w:spacing w:after="0" w:line="240" w:lineRule="auto"/>
               <w:jc w:val="both"/>
               <w:rPr>
                 <w:rFonts w:ascii="Arial" w:eastAsia="Times New Roman" w:hAnsi="Arial" w:cs="Arial"/>
@@ -8558,68 +5267,22 @@
                 <w14:ligatures w14:val="none"/>
               </w:rPr>
             </w:pPr>
-            <w:proofErr w:type="spellStart"/>
-            <w:r>
-              <w:rPr>
-                <w:rFonts w:ascii="Arial" w:eastAsia="Times New Roman" w:hAnsi="Arial" w:cs="Arial"/>
-                <w:kern w:val="0"/>
-                <w:sz w:val="20"/>
-                <w:szCs w:val="20"/>
-                <w14:ligatures w14:val="none"/>
-              </w:rPr>
-              <w:t>Pemenuhan</w:t>
-            </w:r>
-            <w:proofErr w:type="spellEnd"/>
-            <w:r>
-              <w:rPr>
-                <w:rFonts w:ascii="Arial" w:eastAsia="Times New Roman" w:hAnsi="Arial" w:cs="Arial"/>
-                <w:kern w:val="0"/>
-                <w:sz w:val="20"/>
-                <w:szCs w:val="20"/>
-                <w14:ligatures w14:val="none"/>
-              </w:rPr>
-              <w:t xml:space="preserve"> </w:t>
-            </w:r>
-            <w:proofErr w:type="spellStart"/>
-            <w:r>
-              <w:rPr>
-                <w:rFonts w:ascii="Arial" w:eastAsia="Times New Roman" w:hAnsi="Arial" w:cs="Arial"/>
-                <w:kern w:val="0"/>
-                <w:sz w:val="20"/>
-                <w:szCs w:val="20"/>
-                <w14:ligatures w14:val="none"/>
-              </w:rPr>
-              <w:t>Persetujuan</w:t>
-            </w:r>
-            <w:proofErr w:type="spellEnd"/>
-            <w:r>
-              <w:rPr>
-                <w:rFonts w:ascii="Arial" w:eastAsia="Times New Roman" w:hAnsi="Arial" w:cs="Arial"/>
-                <w:kern w:val="0"/>
-                <w:sz w:val="20"/>
-                <w:szCs w:val="20"/>
-                <w14:ligatures w14:val="none"/>
-              </w:rPr>
-              <w:t xml:space="preserve"> Teknis Air </w:t>
-            </w:r>
-            <w:proofErr w:type="spellStart"/>
-            <w:r>
-              <w:rPr>
-                <w:rFonts w:ascii="Arial" w:eastAsia="Times New Roman" w:hAnsi="Arial" w:cs="Arial"/>
-                <w:kern w:val="0"/>
-                <w:sz w:val="20"/>
-                <w:szCs w:val="20"/>
-                <w14:ligatures w14:val="none"/>
-              </w:rPr>
-              <w:t>Limbah</w:t>
-            </w:r>
-            <w:proofErr w:type="spellEnd"/>
+            <w:r>
+              <w:rPr>
+                <w:rFonts w:ascii="Arial" w:eastAsia="Times New Roman" w:hAnsi="Arial" w:cs="Arial"/>
+                <w:kern w:val="0"/>
+                <w:sz w:val="20"/>
+                <w:szCs w:val="20"/>
+                <w14:ligatures w14:val="none"/>
+              </w:rPr>
+              <w:t>Pemenuhan Persetujuan Teknis Air Limbah</w:t>
+            </w:r>
           </w:p>
         </w:tc>
         <w:tc>
           <w:tcPr>
             <w:tcW w:w="1017" w:type="dxa"/>
-            <w:gridSpan w:val="2"/>
+            <w:gridSpan w:val="3"/>
             <w:tcBorders>
               <w:top w:val="nil"/>
               <w:left w:val="nil"/>
@@ -8685,27 +5348,7 @@
                 <w:szCs w:val="20"/>
                 <w14:ligatures w14:val="none"/>
               </w:rPr>
-              <w:t>{tdk_ada_1</w:t>
-            </w:r>
-            <w:r>
-              <w:rPr>
-                <w:rFonts w:ascii="Arial" w:eastAsia="Times New Roman" w:hAnsi="Arial" w:cs="Arial"/>
-                <w:kern w:val="0"/>
-                <w:sz w:val="20"/>
-                <w:szCs w:val="20"/>
-                <w14:ligatures w14:val="none"/>
-              </w:rPr>
-              <w:t>5</w:t>
-            </w:r>
-            <w:r>
-              <w:rPr>
-                <w:rFonts w:ascii="Arial" w:eastAsia="Times New Roman" w:hAnsi="Arial" w:cs="Arial"/>
-                <w:kern w:val="0"/>
-                <w:sz w:val="20"/>
-                <w:szCs w:val="20"/>
-                <w14:ligatures w14:val="none"/>
-              </w:rPr>
-              <w:t>}</w:t>
+              <w:t>{tdk_ada_15}</w:t>
             </w:r>
           </w:p>
         </w:tc>
@@ -8740,27 +5383,7 @@
                 <w:szCs w:val="20"/>
                 <w14:ligatures w14:val="none"/>
               </w:rPr>
-              <w:t>{sesuai_1</w:t>
-            </w:r>
-            <w:r>
-              <w:rPr>
-                <w:rFonts w:ascii="Arial" w:eastAsia="Times New Roman" w:hAnsi="Arial" w:cs="Arial"/>
-                <w:kern w:val="0"/>
-                <w:sz w:val="20"/>
-                <w:szCs w:val="20"/>
-                <w14:ligatures w14:val="none"/>
-              </w:rPr>
-              <w:t>5</w:t>
-            </w:r>
-            <w:r>
-              <w:rPr>
-                <w:rFonts w:ascii="Arial" w:eastAsia="Times New Roman" w:hAnsi="Arial" w:cs="Arial"/>
-                <w:kern w:val="0"/>
-                <w:sz w:val="20"/>
-                <w:szCs w:val="20"/>
-                <w14:ligatures w14:val="none"/>
-              </w:rPr>
-              <w:t>}</w:t>
+              <w:t>{sesuai_15}</w:t>
             </w:r>
           </w:p>
         </w:tc>
@@ -8795,33 +5418,13 @@
                 <w:szCs w:val="20"/>
                 <w14:ligatures w14:val="none"/>
               </w:rPr>
-              <w:t>{tdk_sesuai_1</w:t>
-            </w:r>
-            <w:r>
-              <w:rPr>
-                <w:rFonts w:ascii="Arial" w:eastAsia="Times New Roman" w:hAnsi="Arial" w:cs="Arial"/>
-                <w:kern w:val="0"/>
-                <w:sz w:val="20"/>
-                <w:szCs w:val="20"/>
-                <w14:ligatures w14:val="none"/>
-              </w:rPr>
-              <w:t>5</w:t>
-            </w:r>
-            <w:r>
-              <w:rPr>
-                <w:rFonts w:ascii="Arial" w:eastAsia="Times New Roman" w:hAnsi="Arial" w:cs="Arial"/>
-                <w:kern w:val="0"/>
-                <w:sz w:val="20"/>
-                <w:szCs w:val="20"/>
-                <w14:ligatures w14:val="none"/>
-              </w:rPr>
-              <w:t>}</w:t>
-            </w:r>
-          </w:p>
-        </w:tc>
-        <w:tc>
-          <w:tcPr>
-            <w:tcW w:w="1634" w:type="dxa"/>
+              <w:t>{tdk_sesuai_15}</w:t>
+            </w:r>
+          </w:p>
+        </w:tc>
+        <w:tc>
+          <w:tcPr>
+            <w:tcW w:w="1455" w:type="dxa"/>
             <w:tcBorders>
               <w:top w:val="nil"/>
               <w:left w:val="single" w:sz="4" w:space="0" w:color="auto"/>
@@ -8850,40 +5453,20 @@
                 <w:szCs w:val="20"/>
                 <w14:ligatures w14:val="none"/>
               </w:rPr>
-              <w:t> {ket_1</w:t>
-            </w:r>
-            <w:r>
-              <w:rPr>
-                <w:rFonts w:ascii="Arial" w:eastAsia="Times New Roman" w:hAnsi="Arial" w:cs="Arial"/>
-                <w:kern w:val="0"/>
-                <w:sz w:val="20"/>
-                <w:szCs w:val="20"/>
-                <w14:ligatures w14:val="none"/>
-              </w:rPr>
-              <w:t>5</w:t>
-            </w:r>
-            <w:r>
-              <w:rPr>
-                <w:rFonts w:ascii="Arial" w:eastAsia="Times New Roman" w:hAnsi="Arial" w:cs="Arial"/>
-                <w:kern w:val="0"/>
-                <w:sz w:val="20"/>
-                <w:szCs w:val="20"/>
-                <w14:ligatures w14:val="none"/>
-              </w:rPr>
-              <w:t>}</w:t>
+              <w:t> {ket_15}</w:t>
             </w:r>
           </w:p>
         </w:tc>
       </w:tr>
       <w:tr>
         <w:trPr>
-          <w:gridAfter w:val="3"/>
-          <w:wAfter w:w="1236" w:type="dxa"/>
+          <w:gridAfter w:val="4"/>
+          <w:wAfter w:w="1490" w:type="dxa"/>
           <w:trHeight w:val="567"/>
         </w:trPr>
         <w:tc>
           <w:tcPr>
-            <w:tcW w:w="439" w:type="dxa"/>
+            <w:tcW w:w="730" w:type="dxa"/>
             <w:tcBorders>
               <w:top w:val="nil"/>
               <w:left w:val="single" w:sz="4" w:space="0" w:color="auto"/>
@@ -8914,13 +5497,24 @@
                 <w:szCs w:val="20"/>
                 <w14:ligatures w14:val="none"/>
               </w:rPr>
-              <w:t>14</w:t>
-            </w:r>
-          </w:p>
-        </w:tc>
-        <w:tc>
-          <w:tcPr>
-            <w:tcW w:w="366" w:type="dxa"/>
+              <w:t>1</w:t>
+            </w:r>
+            <w:r>
+              <w:rPr>
+                <w:rFonts w:ascii="Arial" w:eastAsia="Times New Roman" w:hAnsi="Arial" w:cs="Arial"/>
+                <w:kern w:val="0"/>
+                <w:sz w:val="20"/>
+                <w:szCs w:val="20"/>
+                <w14:ligatures w14:val="none"/>
+              </w:rPr>
+              <w:t>6</w:t>
+            </w:r>
+          </w:p>
+        </w:tc>
+        <w:tc>
+          <w:tcPr>
+            <w:tcW w:w="3018" w:type="dxa"/>
+            <w:gridSpan w:val="2"/>
             <w:tcBorders>
               <w:top w:val="nil"/>
               <w:left w:val="nil"/>
@@ -8934,43 +5528,6 @@
           <w:p>
             <w:pPr>
               <w:spacing w:after="0" w:line="240" w:lineRule="auto"/>
-              <w:jc w:val="center"/>
-              <w:rPr>
-                <w:rFonts w:ascii="Arial" w:eastAsia="Times New Roman" w:hAnsi="Arial" w:cs="Arial"/>
-                <w:kern w:val="0"/>
-                <w:sz w:val="20"/>
-                <w:szCs w:val="20"/>
-                <w14:ligatures w14:val="none"/>
-              </w:rPr>
-            </w:pPr>
-            <w:r>
-              <w:rPr>
-                <w:rFonts w:ascii="Arial" w:eastAsia="Times New Roman" w:hAnsi="Arial" w:cs="Arial"/>
-                <w:kern w:val="0"/>
-                <w:sz w:val="20"/>
-                <w:szCs w:val="20"/>
-                <w14:ligatures w14:val="none"/>
-              </w:rPr>
-              <w:t> </w:t>
-            </w:r>
-          </w:p>
-        </w:tc>
-        <w:tc>
-          <w:tcPr>
-            <w:tcW w:w="3018" w:type="dxa"/>
-            <w:tcBorders>
-              <w:top w:val="nil"/>
-              <w:left w:val="nil"/>
-              <w:bottom w:val="single" w:sz="4" w:space="0" w:color="auto"/>
-              <w:right w:val="single" w:sz="4" w:space="0" w:color="auto"/>
-            </w:tcBorders>
-            <w:shd w:val="clear" w:color="auto" w:fill="auto"/>
-            <w:vAlign w:val="center"/>
-            <w:hideMark/>
-          </w:tcPr>
-          <w:p>
-            <w:pPr>
-              <w:spacing w:after="0" w:line="240" w:lineRule="auto"/>
               <w:jc w:val="both"/>
               <w:rPr>
                 <w:rFonts w:ascii="Arial" w:eastAsia="Times New Roman" w:hAnsi="Arial" w:cs="Arial"/>
@@ -8980,90 +5537,22 @@
                 <w14:ligatures w14:val="none"/>
               </w:rPr>
             </w:pPr>
-            <w:proofErr w:type="spellStart"/>
-            <w:r>
-              <w:rPr>
-                <w:rFonts w:ascii="Arial" w:eastAsia="Times New Roman" w:hAnsi="Arial" w:cs="Arial"/>
-                <w:kern w:val="0"/>
-                <w:sz w:val="20"/>
-                <w:szCs w:val="20"/>
-                <w14:ligatures w14:val="none"/>
-              </w:rPr>
-              <w:t>Pemenuhan</w:t>
-            </w:r>
-            <w:proofErr w:type="spellEnd"/>
-            <w:r>
-              <w:rPr>
-                <w:rFonts w:ascii="Arial" w:eastAsia="Times New Roman" w:hAnsi="Arial" w:cs="Arial"/>
-                <w:kern w:val="0"/>
-                <w:sz w:val="20"/>
-                <w:szCs w:val="20"/>
-                <w14:ligatures w14:val="none"/>
-              </w:rPr>
-              <w:t xml:space="preserve"> </w:t>
-            </w:r>
-            <w:proofErr w:type="spellStart"/>
-            <w:r>
-              <w:rPr>
-                <w:rFonts w:ascii="Arial" w:eastAsia="Times New Roman" w:hAnsi="Arial" w:cs="Arial"/>
-                <w:kern w:val="0"/>
-                <w:sz w:val="20"/>
-                <w:szCs w:val="20"/>
-                <w14:ligatures w14:val="none"/>
-              </w:rPr>
-              <w:t>Rincian</w:t>
-            </w:r>
-            <w:proofErr w:type="spellEnd"/>
-            <w:r>
-              <w:rPr>
-                <w:rFonts w:ascii="Arial" w:eastAsia="Times New Roman" w:hAnsi="Arial" w:cs="Arial"/>
-                <w:kern w:val="0"/>
-                <w:sz w:val="20"/>
-                <w:szCs w:val="20"/>
-                <w14:ligatures w14:val="none"/>
-              </w:rPr>
-              <w:t xml:space="preserve"> Teknis </w:t>
-            </w:r>
-            <w:proofErr w:type="spellStart"/>
-            <w:r>
-              <w:rPr>
-                <w:rFonts w:ascii="Arial" w:eastAsia="Times New Roman" w:hAnsi="Arial" w:cs="Arial"/>
-                <w:kern w:val="0"/>
-                <w:sz w:val="20"/>
-                <w:szCs w:val="20"/>
-                <w14:ligatures w14:val="none"/>
-              </w:rPr>
-              <w:t>Limbah</w:t>
-            </w:r>
-            <w:proofErr w:type="spellEnd"/>
-            <w:r>
-              <w:rPr>
-                <w:rFonts w:ascii="Arial" w:eastAsia="Times New Roman" w:hAnsi="Arial" w:cs="Arial"/>
-                <w:kern w:val="0"/>
-                <w:sz w:val="20"/>
-                <w:szCs w:val="20"/>
-                <w14:ligatures w14:val="none"/>
-              </w:rPr>
-              <w:t xml:space="preserve"> B3 </w:t>
-            </w:r>
-            <w:proofErr w:type="spellStart"/>
-            <w:r>
-              <w:rPr>
-                <w:rFonts w:ascii="Arial" w:eastAsia="Times New Roman" w:hAnsi="Arial" w:cs="Arial"/>
-                <w:kern w:val="0"/>
-                <w:sz w:val="20"/>
-                <w:szCs w:val="20"/>
-                <w14:ligatures w14:val="none"/>
-              </w:rPr>
-              <w:t>Sementara</w:t>
-            </w:r>
-            <w:proofErr w:type="spellEnd"/>
+            <w:r>
+              <w:rPr>
+                <w:rFonts w:ascii="Arial" w:eastAsia="Times New Roman" w:hAnsi="Arial" w:cs="Arial"/>
+                <w:kern w:val="0"/>
+                <w:sz w:val="20"/>
+                <w:szCs w:val="20"/>
+                <w14:ligatures w14:val="none"/>
+              </w:rPr>
+              <w:t>Pemenuhan Rincian Teknis Limbah B3 Sementara</w:t>
+            </w:r>
           </w:p>
         </w:tc>
         <w:tc>
           <w:tcPr>
             <w:tcW w:w="1017" w:type="dxa"/>
-            <w:gridSpan w:val="2"/>
+            <w:gridSpan w:val="3"/>
             <w:tcBorders>
               <w:top w:val="nil"/>
               <w:left w:val="nil"/>
@@ -9129,27 +5618,7 @@
                 <w:szCs w:val="20"/>
                 <w14:ligatures w14:val="none"/>
               </w:rPr>
-              <w:t>{tdk_ada_1</w:t>
-            </w:r>
-            <w:r>
-              <w:rPr>
-                <w:rFonts w:ascii="Arial" w:eastAsia="Times New Roman" w:hAnsi="Arial" w:cs="Arial"/>
-                <w:kern w:val="0"/>
-                <w:sz w:val="20"/>
-                <w:szCs w:val="20"/>
-                <w14:ligatures w14:val="none"/>
-              </w:rPr>
-              <w:t>6</w:t>
-            </w:r>
-            <w:r>
-              <w:rPr>
-                <w:rFonts w:ascii="Arial" w:eastAsia="Times New Roman" w:hAnsi="Arial" w:cs="Arial"/>
-                <w:kern w:val="0"/>
-                <w:sz w:val="20"/>
-                <w:szCs w:val="20"/>
-                <w14:ligatures w14:val="none"/>
-              </w:rPr>
-              <w:t>}</w:t>
+              <w:t>{tdk_ada_16}</w:t>
             </w:r>
           </w:p>
         </w:tc>
@@ -9184,27 +5653,7 @@
                 <w:szCs w:val="20"/>
                 <w14:ligatures w14:val="none"/>
               </w:rPr>
-              <w:t>{sesuai_1</w:t>
-            </w:r>
-            <w:r>
-              <w:rPr>
-                <w:rFonts w:ascii="Arial" w:eastAsia="Times New Roman" w:hAnsi="Arial" w:cs="Arial"/>
-                <w:kern w:val="0"/>
-                <w:sz w:val="20"/>
-                <w:szCs w:val="20"/>
-                <w14:ligatures w14:val="none"/>
-              </w:rPr>
-              <w:t>6</w:t>
-            </w:r>
-            <w:r>
-              <w:rPr>
-                <w:rFonts w:ascii="Arial" w:eastAsia="Times New Roman" w:hAnsi="Arial" w:cs="Arial"/>
-                <w:kern w:val="0"/>
-                <w:sz w:val="20"/>
-                <w:szCs w:val="20"/>
-                <w14:ligatures w14:val="none"/>
-              </w:rPr>
-              <w:t>}</w:t>
+              <w:t>{sesuai_16}</w:t>
             </w:r>
           </w:p>
         </w:tc>
@@ -9239,33 +5688,13 @@
                 <w:szCs w:val="20"/>
                 <w14:ligatures w14:val="none"/>
               </w:rPr>
-              <w:t>{tdk_sesuai_1</w:t>
-            </w:r>
-            <w:r>
-              <w:rPr>
-                <w:rFonts w:ascii="Arial" w:eastAsia="Times New Roman" w:hAnsi="Arial" w:cs="Arial"/>
-                <w:kern w:val="0"/>
-                <w:sz w:val="20"/>
-                <w:szCs w:val="20"/>
-                <w14:ligatures w14:val="none"/>
-              </w:rPr>
-              <w:t>6</w:t>
-            </w:r>
-            <w:r>
-              <w:rPr>
-                <w:rFonts w:ascii="Arial" w:eastAsia="Times New Roman" w:hAnsi="Arial" w:cs="Arial"/>
-                <w:kern w:val="0"/>
-                <w:sz w:val="20"/>
-                <w:szCs w:val="20"/>
-                <w14:ligatures w14:val="none"/>
-              </w:rPr>
-              <w:t>}</w:t>
-            </w:r>
-          </w:p>
-        </w:tc>
-        <w:tc>
-          <w:tcPr>
-            <w:tcW w:w="1634" w:type="dxa"/>
+              <w:t>{tdk_sesuai_16}</w:t>
+            </w:r>
+          </w:p>
+        </w:tc>
+        <w:tc>
+          <w:tcPr>
+            <w:tcW w:w="1455" w:type="dxa"/>
             <w:tcBorders>
               <w:top w:val="nil"/>
               <w:left w:val="single" w:sz="4" w:space="0" w:color="auto"/>
@@ -9294,40 +5723,20 @@
                 <w:szCs w:val="20"/>
                 <w14:ligatures w14:val="none"/>
               </w:rPr>
-              <w:t> {ket_1</w:t>
-            </w:r>
-            <w:r>
-              <w:rPr>
-                <w:rFonts w:ascii="Arial" w:eastAsia="Times New Roman" w:hAnsi="Arial" w:cs="Arial"/>
-                <w:kern w:val="0"/>
-                <w:sz w:val="20"/>
-                <w:szCs w:val="20"/>
-                <w14:ligatures w14:val="none"/>
-              </w:rPr>
-              <w:t>6</w:t>
-            </w:r>
-            <w:r>
-              <w:rPr>
-                <w:rFonts w:ascii="Arial" w:eastAsia="Times New Roman" w:hAnsi="Arial" w:cs="Arial"/>
-                <w:kern w:val="0"/>
-                <w:sz w:val="20"/>
-                <w:szCs w:val="20"/>
-                <w14:ligatures w14:val="none"/>
-              </w:rPr>
-              <w:t>}</w:t>
+              <w:t> {ket_16}</w:t>
             </w:r>
           </w:p>
         </w:tc>
       </w:tr>
       <w:tr>
         <w:trPr>
-          <w:gridAfter w:val="3"/>
-          <w:wAfter w:w="1236" w:type="dxa"/>
+          <w:gridAfter w:val="4"/>
+          <w:wAfter w:w="1490" w:type="dxa"/>
           <w:trHeight w:val="567"/>
         </w:trPr>
         <w:tc>
           <w:tcPr>
-            <w:tcW w:w="439" w:type="dxa"/>
+            <w:tcW w:w="730" w:type="dxa"/>
             <w:tcBorders>
               <w:top w:val="nil"/>
               <w:left w:val="single" w:sz="4" w:space="0" w:color="auto"/>
@@ -9358,13 +5767,24 @@
                 <w:szCs w:val="20"/>
                 <w14:ligatures w14:val="none"/>
               </w:rPr>
-              <w:t>15</w:t>
-            </w:r>
-          </w:p>
-        </w:tc>
-        <w:tc>
-          <w:tcPr>
-            <w:tcW w:w="366" w:type="dxa"/>
+              <w:t>1</w:t>
+            </w:r>
+            <w:r>
+              <w:rPr>
+                <w:rFonts w:ascii="Arial" w:eastAsia="Times New Roman" w:hAnsi="Arial" w:cs="Arial"/>
+                <w:kern w:val="0"/>
+                <w:sz w:val="20"/>
+                <w:szCs w:val="20"/>
+                <w14:ligatures w14:val="none"/>
+              </w:rPr>
+              <w:t>7</w:t>
+            </w:r>
+          </w:p>
+        </w:tc>
+        <w:tc>
+          <w:tcPr>
+            <w:tcW w:w="3018" w:type="dxa"/>
+            <w:gridSpan w:val="2"/>
             <w:tcBorders>
               <w:top w:val="nil"/>
               <w:left w:val="nil"/>
@@ -9378,43 +5798,6 @@
           <w:p>
             <w:pPr>
               <w:spacing w:after="0" w:line="240" w:lineRule="auto"/>
-              <w:jc w:val="center"/>
-              <w:rPr>
-                <w:rFonts w:ascii="Arial" w:eastAsia="Times New Roman" w:hAnsi="Arial" w:cs="Arial"/>
-                <w:kern w:val="0"/>
-                <w:sz w:val="20"/>
-                <w:szCs w:val="20"/>
-                <w14:ligatures w14:val="none"/>
-              </w:rPr>
-            </w:pPr>
-            <w:r>
-              <w:rPr>
-                <w:rFonts w:ascii="Arial" w:eastAsia="Times New Roman" w:hAnsi="Arial" w:cs="Arial"/>
-                <w:kern w:val="0"/>
-                <w:sz w:val="20"/>
-                <w:szCs w:val="20"/>
-                <w14:ligatures w14:val="none"/>
-              </w:rPr>
-              <w:t> </w:t>
-            </w:r>
-          </w:p>
-        </w:tc>
-        <w:tc>
-          <w:tcPr>
-            <w:tcW w:w="3018" w:type="dxa"/>
-            <w:tcBorders>
-              <w:top w:val="nil"/>
-              <w:left w:val="nil"/>
-              <w:bottom w:val="single" w:sz="4" w:space="0" w:color="auto"/>
-              <w:right w:val="single" w:sz="4" w:space="0" w:color="auto"/>
-            </w:tcBorders>
-            <w:shd w:val="clear" w:color="auto" w:fill="auto"/>
-            <w:vAlign w:val="center"/>
-            <w:hideMark/>
-          </w:tcPr>
-          <w:p>
-            <w:pPr>
-              <w:spacing w:after="0" w:line="240" w:lineRule="auto"/>
               <w:jc w:val="both"/>
               <w:rPr>
                 <w:rFonts w:ascii="Arial" w:eastAsia="Times New Roman" w:hAnsi="Arial" w:cs="Arial"/>
@@ -9424,68 +5807,22 @@
                 <w14:ligatures w14:val="none"/>
               </w:rPr>
             </w:pPr>
-            <w:proofErr w:type="spellStart"/>
-            <w:r>
-              <w:rPr>
-                <w:rFonts w:ascii="Arial" w:eastAsia="Times New Roman" w:hAnsi="Arial" w:cs="Arial"/>
-                <w:kern w:val="0"/>
-                <w:sz w:val="20"/>
-                <w:szCs w:val="20"/>
-                <w14:ligatures w14:val="none"/>
-              </w:rPr>
-              <w:t>Pemenuhan</w:t>
-            </w:r>
-            <w:proofErr w:type="spellEnd"/>
-            <w:r>
-              <w:rPr>
-                <w:rFonts w:ascii="Arial" w:eastAsia="Times New Roman" w:hAnsi="Arial" w:cs="Arial"/>
-                <w:kern w:val="0"/>
-                <w:sz w:val="20"/>
-                <w:szCs w:val="20"/>
-                <w14:ligatures w14:val="none"/>
-              </w:rPr>
-              <w:t xml:space="preserve"> </w:t>
-            </w:r>
-            <w:proofErr w:type="spellStart"/>
-            <w:r>
-              <w:rPr>
-                <w:rFonts w:ascii="Arial" w:eastAsia="Times New Roman" w:hAnsi="Arial" w:cs="Arial"/>
-                <w:kern w:val="0"/>
-                <w:sz w:val="20"/>
-                <w:szCs w:val="20"/>
-                <w14:ligatures w14:val="none"/>
-              </w:rPr>
-              <w:t>Persetujuan</w:t>
-            </w:r>
-            <w:proofErr w:type="spellEnd"/>
-            <w:r>
-              <w:rPr>
-                <w:rFonts w:ascii="Arial" w:eastAsia="Times New Roman" w:hAnsi="Arial" w:cs="Arial"/>
-                <w:kern w:val="0"/>
-                <w:sz w:val="20"/>
-                <w:szCs w:val="20"/>
-                <w14:ligatures w14:val="none"/>
-              </w:rPr>
-              <w:t xml:space="preserve"> Teknis </w:t>
-            </w:r>
-            <w:proofErr w:type="spellStart"/>
-            <w:r>
-              <w:rPr>
-                <w:rFonts w:ascii="Arial" w:eastAsia="Times New Roman" w:hAnsi="Arial" w:cs="Arial"/>
-                <w:kern w:val="0"/>
-                <w:sz w:val="20"/>
-                <w:szCs w:val="20"/>
-                <w14:ligatures w14:val="none"/>
-              </w:rPr>
-              <w:t>Emisi</w:t>
-            </w:r>
-            <w:proofErr w:type="spellEnd"/>
+            <w:r>
+              <w:rPr>
+                <w:rFonts w:ascii="Arial" w:eastAsia="Times New Roman" w:hAnsi="Arial" w:cs="Arial"/>
+                <w:kern w:val="0"/>
+                <w:sz w:val="20"/>
+                <w:szCs w:val="20"/>
+                <w14:ligatures w14:val="none"/>
+              </w:rPr>
+              <w:t>Pemenuhan Persetujuan Teknis Emisi</w:t>
+            </w:r>
           </w:p>
         </w:tc>
         <w:tc>
           <w:tcPr>
             <w:tcW w:w="1017" w:type="dxa"/>
-            <w:gridSpan w:val="2"/>
+            <w:gridSpan w:val="3"/>
             <w:tcBorders>
               <w:top w:val="nil"/>
               <w:left w:val="nil"/>
@@ -9551,27 +5888,7 @@
                 <w:szCs w:val="20"/>
                 <w14:ligatures w14:val="none"/>
               </w:rPr>
-              <w:t>{tdk_ada_1</w:t>
-            </w:r>
-            <w:r>
-              <w:rPr>
-                <w:rFonts w:ascii="Arial" w:eastAsia="Times New Roman" w:hAnsi="Arial" w:cs="Arial"/>
-                <w:kern w:val="0"/>
-                <w:sz w:val="20"/>
-                <w:szCs w:val="20"/>
-                <w14:ligatures w14:val="none"/>
-              </w:rPr>
-              <w:t>7</w:t>
-            </w:r>
-            <w:r>
-              <w:rPr>
-                <w:rFonts w:ascii="Arial" w:eastAsia="Times New Roman" w:hAnsi="Arial" w:cs="Arial"/>
-                <w:kern w:val="0"/>
-                <w:sz w:val="20"/>
-                <w:szCs w:val="20"/>
-                <w14:ligatures w14:val="none"/>
-              </w:rPr>
-              <w:t>}</w:t>
+              <w:t>{tdk_ada_17}</w:t>
             </w:r>
           </w:p>
         </w:tc>
@@ -9606,27 +5923,7 @@
                 <w:szCs w:val="20"/>
                 <w14:ligatures w14:val="none"/>
               </w:rPr>
-              <w:t>{sesuai_1</w:t>
-            </w:r>
-            <w:r>
-              <w:rPr>
-                <w:rFonts w:ascii="Arial" w:eastAsia="Times New Roman" w:hAnsi="Arial" w:cs="Arial"/>
-                <w:kern w:val="0"/>
-                <w:sz w:val="20"/>
-                <w:szCs w:val="20"/>
-                <w14:ligatures w14:val="none"/>
-              </w:rPr>
-              <w:t>7</w:t>
-            </w:r>
-            <w:r>
-              <w:rPr>
-                <w:rFonts w:ascii="Arial" w:eastAsia="Times New Roman" w:hAnsi="Arial" w:cs="Arial"/>
-                <w:kern w:val="0"/>
-                <w:sz w:val="20"/>
-                <w:szCs w:val="20"/>
-                <w14:ligatures w14:val="none"/>
-              </w:rPr>
-              <w:t>}</w:t>
+              <w:t>{sesuai_17}</w:t>
             </w:r>
           </w:p>
         </w:tc>
@@ -9661,33 +5958,13 @@
                 <w:szCs w:val="20"/>
                 <w14:ligatures w14:val="none"/>
               </w:rPr>
-              <w:t>{tdk_sesuai_1</w:t>
-            </w:r>
-            <w:r>
-              <w:rPr>
-                <w:rFonts w:ascii="Arial" w:eastAsia="Times New Roman" w:hAnsi="Arial" w:cs="Arial"/>
-                <w:kern w:val="0"/>
-                <w:sz w:val="20"/>
-                <w:szCs w:val="20"/>
-                <w14:ligatures w14:val="none"/>
-              </w:rPr>
-              <w:t>7</w:t>
-            </w:r>
-            <w:r>
-              <w:rPr>
-                <w:rFonts w:ascii="Arial" w:eastAsia="Times New Roman" w:hAnsi="Arial" w:cs="Arial"/>
-                <w:kern w:val="0"/>
-                <w:sz w:val="20"/>
-                <w:szCs w:val="20"/>
-                <w14:ligatures w14:val="none"/>
-              </w:rPr>
-              <w:t>}</w:t>
-            </w:r>
-          </w:p>
-        </w:tc>
-        <w:tc>
-          <w:tcPr>
-            <w:tcW w:w="1634" w:type="dxa"/>
+              <w:t>{tdk_sesuai_17}</w:t>
+            </w:r>
+          </w:p>
+        </w:tc>
+        <w:tc>
+          <w:tcPr>
+            <w:tcW w:w="1455" w:type="dxa"/>
             <w:tcBorders>
               <w:top w:val="nil"/>
               <w:left w:val="single" w:sz="4" w:space="0" w:color="auto"/>
@@ -9716,40 +5993,20 @@
                 <w:szCs w:val="20"/>
                 <w14:ligatures w14:val="none"/>
               </w:rPr>
-              <w:t> {ket_1</w:t>
-            </w:r>
-            <w:r>
-              <w:rPr>
-                <w:rFonts w:ascii="Arial" w:eastAsia="Times New Roman" w:hAnsi="Arial" w:cs="Arial"/>
-                <w:kern w:val="0"/>
-                <w:sz w:val="20"/>
-                <w:szCs w:val="20"/>
-                <w14:ligatures w14:val="none"/>
-              </w:rPr>
-              <w:t>7</w:t>
-            </w:r>
-            <w:r>
-              <w:rPr>
-                <w:rFonts w:ascii="Arial" w:eastAsia="Times New Roman" w:hAnsi="Arial" w:cs="Arial"/>
-                <w:kern w:val="0"/>
-                <w:sz w:val="20"/>
-                <w:szCs w:val="20"/>
-                <w14:ligatures w14:val="none"/>
-              </w:rPr>
-              <w:t>}</w:t>
+              <w:t> {ket_17}</w:t>
             </w:r>
           </w:p>
         </w:tc>
       </w:tr>
       <w:tr>
         <w:trPr>
-          <w:gridAfter w:val="3"/>
-          <w:wAfter w:w="1236" w:type="dxa"/>
+          <w:gridAfter w:val="4"/>
+          <w:wAfter w:w="1490" w:type="dxa"/>
           <w:trHeight w:val="567"/>
         </w:trPr>
         <w:tc>
           <w:tcPr>
-            <w:tcW w:w="439" w:type="dxa"/>
+            <w:tcW w:w="730" w:type="dxa"/>
             <w:tcBorders>
               <w:top w:val="nil"/>
               <w:left w:val="single" w:sz="4" w:space="0" w:color="auto"/>
@@ -9780,13 +6037,24 @@
                 <w:szCs w:val="20"/>
                 <w14:ligatures w14:val="none"/>
               </w:rPr>
-              <w:t>16</w:t>
-            </w:r>
-          </w:p>
-        </w:tc>
-        <w:tc>
-          <w:tcPr>
-            <w:tcW w:w="366" w:type="dxa"/>
+              <w:t>1</w:t>
+            </w:r>
+            <w:r>
+              <w:rPr>
+                <w:rFonts w:ascii="Arial" w:eastAsia="Times New Roman" w:hAnsi="Arial" w:cs="Arial"/>
+                <w:kern w:val="0"/>
+                <w:sz w:val="20"/>
+                <w:szCs w:val="20"/>
+                <w14:ligatures w14:val="none"/>
+              </w:rPr>
+              <w:t>8</w:t>
+            </w:r>
+          </w:p>
+        </w:tc>
+        <w:tc>
+          <w:tcPr>
+            <w:tcW w:w="3018" w:type="dxa"/>
+            <w:gridSpan w:val="2"/>
             <w:tcBorders>
               <w:top w:val="nil"/>
               <w:left w:val="nil"/>
@@ -9800,43 +6068,6 @@
           <w:p>
             <w:pPr>
               <w:spacing w:after="0" w:line="240" w:lineRule="auto"/>
-              <w:jc w:val="center"/>
-              <w:rPr>
-                <w:rFonts w:ascii="Arial" w:eastAsia="Times New Roman" w:hAnsi="Arial" w:cs="Arial"/>
-                <w:kern w:val="0"/>
-                <w:sz w:val="20"/>
-                <w:szCs w:val="20"/>
-                <w14:ligatures w14:val="none"/>
-              </w:rPr>
-            </w:pPr>
-            <w:r>
-              <w:rPr>
-                <w:rFonts w:ascii="Arial" w:eastAsia="Times New Roman" w:hAnsi="Arial" w:cs="Arial"/>
-                <w:kern w:val="0"/>
-                <w:sz w:val="20"/>
-                <w:szCs w:val="20"/>
-                <w14:ligatures w14:val="none"/>
-              </w:rPr>
-              <w:t> </w:t>
-            </w:r>
-          </w:p>
-        </w:tc>
-        <w:tc>
-          <w:tcPr>
-            <w:tcW w:w="3018" w:type="dxa"/>
-            <w:tcBorders>
-              <w:top w:val="nil"/>
-              <w:left w:val="nil"/>
-              <w:bottom w:val="single" w:sz="4" w:space="0" w:color="auto"/>
-              <w:right w:val="single" w:sz="4" w:space="0" w:color="auto"/>
-            </w:tcBorders>
-            <w:shd w:val="clear" w:color="auto" w:fill="auto"/>
-            <w:vAlign w:val="center"/>
-            <w:hideMark/>
-          </w:tcPr>
-          <w:p>
-            <w:pPr>
-              <w:spacing w:after="0" w:line="240" w:lineRule="auto"/>
               <w:jc w:val="both"/>
               <w:rPr>
                 <w:rFonts w:ascii="Arial" w:eastAsia="Times New Roman" w:hAnsi="Arial" w:cs="Arial"/>
@@ -9846,68 +6077,22 @@
                 <w14:ligatures w14:val="none"/>
               </w:rPr>
             </w:pPr>
-            <w:proofErr w:type="spellStart"/>
-            <w:r>
-              <w:rPr>
-                <w:rFonts w:ascii="Arial" w:eastAsia="Times New Roman" w:hAnsi="Arial" w:cs="Arial"/>
-                <w:kern w:val="0"/>
-                <w:sz w:val="20"/>
-                <w:szCs w:val="20"/>
-                <w14:ligatures w14:val="none"/>
-              </w:rPr>
-              <w:t>Pemenuhan</w:t>
-            </w:r>
-            <w:proofErr w:type="spellEnd"/>
-            <w:r>
-              <w:rPr>
-                <w:rFonts w:ascii="Arial" w:eastAsia="Times New Roman" w:hAnsi="Arial" w:cs="Arial"/>
-                <w:kern w:val="0"/>
-                <w:sz w:val="20"/>
-                <w:szCs w:val="20"/>
-                <w14:ligatures w14:val="none"/>
-              </w:rPr>
-              <w:t xml:space="preserve"> </w:t>
-            </w:r>
-            <w:proofErr w:type="spellStart"/>
-            <w:r>
-              <w:rPr>
-                <w:rFonts w:ascii="Arial" w:eastAsia="Times New Roman" w:hAnsi="Arial" w:cs="Arial"/>
-                <w:kern w:val="0"/>
-                <w:sz w:val="20"/>
-                <w:szCs w:val="20"/>
-                <w14:ligatures w14:val="none"/>
-              </w:rPr>
-              <w:t>Persetujuan</w:t>
-            </w:r>
-            <w:proofErr w:type="spellEnd"/>
-            <w:r>
-              <w:rPr>
-                <w:rFonts w:ascii="Arial" w:eastAsia="Times New Roman" w:hAnsi="Arial" w:cs="Arial"/>
-                <w:kern w:val="0"/>
-                <w:sz w:val="20"/>
-                <w:szCs w:val="20"/>
-                <w14:ligatures w14:val="none"/>
-              </w:rPr>
-              <w:t xml:space="preserve"> Teknis </w:t>
-            </w:r>
-            <w:proofErr w:type="spellStart"/>
-            <w:r>
-              <w:rPr>
-                <w:rFonts w:ascii="Arial" w:eastAsia="Times New Roman" w:hAnsi="Arial" w:cs="Arial"/>
-                <w:kern w:val="0"/>
-                <w:sz w:val="20"/>
-                <w:szCs w:val="20"/>
-                <w14:ligatures w14:val="none"/>
-              </w:rPr>
-              <w:t>Andalalin</w:t>
-            </w:r>
-            <w:proofErr w:type="spellEnd"/>
+            <w:r>
+              <w:rPr>
+                <w:rFonts w:ascii="Arial" w:eastAsia="Times New Roman" w:hAnsi="Arial" w:cs="Arial"/>
+                <w:kern w:val="0"/>
+                <w:sz w:val="20"/>
+                <w:szCs w:val="20"/>
+                <w14:ligatures w14:val="none"/>
+              </w:rPr>
+              <w:t>Pemenuhan Persetujuan Teknis Andalalin</w:t>
+            </w:r>
           </w:p>
         </w:tc>
         <w:tc>
           <w:tcPr>
             <w:tcW w:w="1017" w:type="dxa"/>
-            <w:gridSpan w:val="2"/>
+            <w:gridSpan w:val="3"/>
             <w:tcBorders>
               <w:top w:val="nil"/>
               <w:left w:val="nil"/>
@@ -9973,27 +6158,7 @@
                 <w:szCs w:val="20"/>
                 <w14:ligatures w14:val="none"/>
               </w:rPr>
-              <w:t>{tdk_ada_1</w:t>
-            </w:r>
-            <w:r>
-              <w:rPr>
-                <w:rFonts w:ascii="Arial" w:eastAsia="Times New Roman" w:hAnsi="Arial" w:cs="Arial"/>
-                <w:kern w:val="0"/>
-                <w:sz w:val="20"/>
-                <w:szCs w:val="20"/>
-                <w14:ligatures w14:val="none"/>
-              </w:rPr>
-              <w:t>8</w:t>
-            </w:r>
-            <w:r>
-              <w:rPr>
-                <w:rFonts w:ascii="Arial" w:eastAsia="Times New Roman" w:hAnsi="Arial" w:cs="Arial"/>
-                <w:kern w:val="0"/>
-                <w:sz w:val="20"/>
-                <w:szCs w:val="20"/>
-                <w14:ligatures w14:val="none"/>
-              </w:rPr>
-              <w:t>}</w:t>
+              <w:t>{tdk_ada_18}</w:t>
             </w:r>
           </w:p>
         </w:tc>
@@ -10028,27 +6193,7 @@
                 <w:szCs w:val="20"/>
                 <w14:ligatures w14:val="none"/>
               </w:rPr>
-              <w:t>{sesuai_1</w:t>
-            </w:r>
-            <w:r>
-              <w:rPr>
-                <w:rFonts w:ascii="Arial" w:eastAsia="Times New Roman" w:hAnsi="Arial" w:cs="Arial"/>
-                <w:kern w:val="0"/>
-                <w:sz w:val="20"/>
-                <w:szCs w:val="20"/>
-                <w14:ligatures w14:val="none"/>
-              </w:rPr>
-              <w:t>8</w:t>
-            </w:r>
-            <w:r>
-              <w:rPr>
-                <w:rFonts w:ascii="Arial" w:eastAsia="Times New Roman" w:hAnsi="Arial" w:cs="Arial"/>
-                <w:kern w:val="0"/>
-                <w:sz w:val="20"/>
-                <w:szCs w:val="20"/>
-                <w14:ligatures w14:val="none"/>
-              </w:rPr>
-              <w:t>}</w:t>
+              <w:t>{sesuai_18}</w:t>
             </w:r>
           </w:p>
         </w:tc>
@@ -10083,33 +6228,13 @@
                 <w:szCs w:val="20"/>
                 <w14:ligatures w14:val="none"/>
               </w:rPr>
-              <w:t>{tdk_sesuai_1</w:t>
-            </w:r>
-            <w:r>
-              <w:rPr>
-                <w:rFonts w:ascii="Arial" w:eastAsia="Times New Roman" w:hAnsi="Arial" w:cs="Arial"/>
-                <w:kern w:val="0"/>
-                <w:sz w:val="20"/>
-                <w:szCs w:val="20"/>
-                <w14:ligatures w14:val="none"/>
-              </w:rPr>
-              <w:t>8</w:t>
-            </w:r>
-            <w:r>
-              <w:rPr>
-                <w:rFonts w:ascii="Arial" w:eastAsia="Times New Roman" w:hAnsi="Arial" w:cs="Arial"/>
-                <w:kern w:val="0"/>
-                <w:sz w:val="20"/>
-                <w:szCs w:val="20"/>
-                <w14:ligatures w14:val="none"/>
-              </w:rPr>
-              <w:t>}</w:t>
-            </w:r>
-          </w:p>
-        </w:tc>
-        <w:tc>
-          <w:tcPr>
-            <w:tcW w:w="1634" w:type="dxa"/>
+              <w:t>{tdk_sesuai_18}</w:t>
+            </w:r>
+          </w:p>
+        </w:tc>
+        <w:tc>
+          <w:tcPr>
+            <w:tcW w:w="1455" w:type="dxa"/>
             <w:tcBorders>
               <w:top w:val="nil"/>
               <w:left w:val="single" w:sz="4" w:space="0" w:color="auto"/>
@@ -10138,40 +6263,20 @@
                 <w:szCs w:val="20"/>
                 <w14:ligatures w14:val="none"/>
               </w:rPr>
-              <w:t> {ket_1</w:t>
-            </w:r>
-            <w:r>
-              <w:rPr>
-                <w:rFonts w:ascii="Arial" w:eastAsia="Times New Roman" w:hAnsi="Arial" w:cs="Arial"/>
-                <w:kern w:val="0"/>
-                <w:sz w:val="20"/>
-                <w:szCs w:val="20"/>
-                <w14:ligatures w14:val="none"/>
-              </w:rPr>
-              <w:t>8</w:t>
-            </w:r>
-            <w:r>
-              <w:rPr>
-                <w:rFonts w:ascii="Arial" w:eastAsia="Times New Roman" w:hAnsi="Arial" w:cs="Arial"/>
-                <w:kern w:val="0"/>
-                <w:sz w:val="20"/>
-                <w:szCs w:val="20"/>
-                <w14:ligatures w14:val="none"/>
-              </w:rPr>
-              <w:t>}</w:t>
+              <w:t> {ket_18}</w:t>
             </w:r>
           </w:p>
         </w:tc>
       </w:tr>
       <w:tr>
         <w:trPr>
-          <w:gridAfter w:val="3"/>
-          <w:wAfter w:w="1236" w:type="dxa"/>
+          <w:gridAfter w:val="4"/>
+          <w:wAfter w:w="1490" w:type="dxa"/>
           <w:trHeight w:val="567"/>
         </w:trPr>
         <w:tc>
           <w:tcPr>
-            <w:tcW w:w="439" w:type="dxa"/>
+            <w:tcW w:w="730" w:type="dxa"/>
             <w:tcBorders>
               <w:top w:val="nil"/>
               <w:left w:val="single" w:sz="4" w:space="0" w:color="auto"/>
@@ -10202,13 +6307,24 @@
                 <w:szCs w:val="20"/>
                 <w14:ligatures w14:val="none"/>
               </w:rPr>
-              <w:t>17</w:t>
-            </w:r>
-          </w:p>
-        </w:tc>
-        <w:tc>
-          <w:tcPr>
-            <w:tcW w:w="366" w:type="dxa"/>
+              <w:t>1</w:t>
+            </w:r>
+            <w:r>
+              <w:rPr>
+                <w:rFonts w:ascii="Arial" w:eastAsia="Times New Roman" w:hAnsi="Arial" w:cs="Arial"/>
+                <w:kern w:val="0"/>
+                <w:sz w:val="20"/>
+                <w:szCs w:val="20"/>
+                <w14:ligatures w14:val="none"/>
+              </w:rPr>
+              <w:t>9</w:t>
+            </w:r>
+          </w:p>
+        </w:tc>
+        <w:tc>
+          <w:tcPr>
+            <w:tcW w:w="3018" w:type="dxa"/>
+            <w:gridSpan w:val="2"/>
             <w:tcBorders>
               <w:top w:val="nil"/>
               <w:left w:val="nil"/>
@@ -10222,43 +6338,6 @@
           <w:p>
             <w:pPr>
               <w:spacing w:after="0" w:line="240" w:lineRule="auto"/>
-              <w:jc w:val="center"/>
-              <w:rPr>
-                <w:rFonts w:ascii="Arial" w:eastAsia="Times New Roman" w:hAnsi="Arial" w:cs="Arial"/>
-                <w:kern w:val="0"/>
-                <w:sz w:val="20"/>
-                <w:szCs w:val="20"/>
-                <w14:ligatures w14:val="none"/>
-              </w:rPr>
-            </w:pPr>
-            <w:r>
-              <w:rPr>
-                <w:rFonts w:ascii="Arial" w:eastAsia="Times New Roman" w:hAnsi="Arial" w:cs="Arial"/>
-                <w:kern w:val="0"/>
-                <w:sz w:val="20"/>
-                <w:szCs w:val="20"/>
-                <w14:ligatures w14:val="none"/>
-              </w:rPr>
-              <w:t> </w:t>
-            </w:r>
-          </w:p>
-        </w:tc>
-        <w:tc>
-          <w:tcPr>
-            <w:tcW w:w="3018" w:type="dxa"/>
-            <w:tcBorders>
-              <w:top w:val="nil"/>
-              <w:left w:val="nil"/>
-              <w:bottom w:val="single" w:sz="4" w:space="0" w:color="auto"/>
-              <w:right w:val="single" w:sz="4" w:space="0" w:color="auto"/>
-            </w:tcBorders>
-            <w:shd w:val="clear" w:color="auto" w:fill="auto"/>
-            <w:vAlign w:val="center"/>
-            <w:hideMark/>
-          </w:tcPr>
-          <w:p>
-            <w:pPr>
-              <w:spacing w:after="0" w:line="240" w:lineRule="auto"/>
               <w:jc w:val="both"/>
               <w:rPr>
                 <w:rFonts w:ascii="Arial" w:eastAsia="Times New Roman" w:hAnsi="Arial" w:cs="Arial"/>
@@ -10276,234 +6355,14 @@
                 <w:szCs w:val="20"/>
                 <w14:ligatures w14:val="none"/>
               </w:rPr>
-              <w:t xml:space="preserve">Hasil </w:t>
-            </w:r>
-            <w:proofErr w:type="spellStart"/>
-            <w:r>
-              <w:rPr>
-                <w:rFonts w:ascii="Arial" w:eastAsia="Times New Roman" w:hAnsi="Arial" w:cs="Arial"/>
-                <w:kern w:val="0"/>
-                <w:sz w:val="20"/>
-                <w:szCs w:val="20"/>
-                <w14:ligatures w14:val="none"/>
-              </w:rPr>
-              <w:t>Penapisan</w:t>
-            </w:r>
-            <w:proofErr w:type="spellEnd"/>
-            <w:r>
-              <w:rPr>
-                <w:rFonts w:ascii="Arial" w:eastAsia="Times New Roman" w:hAnsi="Arial" w:cs="Arial"/>
-                <w:kern w:val="0"/>
-                <w:sz w:val="20"/>
-                <w:szCs w:val="20"/>
-                <w14:ligatures w14:val="none"/>
-              </w:rPr>
-              <w:t xml:space="preserve"> </w:t>
-            </w:r>
-            <w:proofErr w:type="spellStart"/>
-            <w:r>
-              <w:rPr>
-                <w:rFonts w:ascii="Arial" w:eastAsia="Times New Roman" w:hAnsi="Arial" w:cs="Arial"/>
-                <w:kern w:val="0"/>
-                <w:sz w:val="20"/>
-                <w:szCs w:val="20"/>
-                <w14:ligatures w14:val="none"/>
-              </w:rPr>
-              <w:t>Kewajiban</w:t>
-            </w:r>
-            <w:proofErr w:type="spellEnd"/>
-            <w:r>
-              <w:rPr>
-                <w:rFonts w:ascii="Arial" w:eastAsia="Times New Roman" w:hAnsi="Arial" w:cs="Arial"/>
-                <w:kern w:val="0"/>
-                <w:sz w:val="20"/>
-                <w:szCs w:val="20"/>
-                <w14:ligatures w14:val="none"/>
-              </w:rPr>
-              <w:t xml:space="preserve"> </w:t>
-            </w:r>
-            <w:proofErr w:type="spellStart"/>
-            <w:r>
-              <w:rPr>
-                <w:rFonts w:ascii="Arial" w:eastAsia="Times New Roman" w:hAnsi="Arial" w:cs="Arial"/>
-                <w:kern w:val="0"/>
-                <w:sz w:val="20"/>
-                <w:szCs w:val="20"/>
-                <w14:ligatures w14:val="none"/>
-              </w:rPr>
-              <w:t>Pemenuhan</w:t>
-            </w:r>
-            <w:proofErr w:type="spellEnd"/>
-            <w:r>
-              <w:rPr>
-                <w:rFonts w:ascii="Arial" w:eastAsia="Times New Roman" w:hAnsi="Arial" w:cs="Arial"/>
-                <w:kern w:val="0"/>
-                <w:sz w:val="20"/>
-                <w:szCs w:val="20"/>
-                <w14:ligatures w14:val="none"/>
-              </w:rPr>
-              <w:t xml:space="preserve"> </w:t>
-            </w:r>
-            <w:proofErr w:type="spellStart"/>
-            <w:r>
-              <w:rPr>
-                <w:rFonts w:ascii="Arial" w:eastAsia="Times New Roman" w:hAnsi="Arial" w:cs="Arial"/>
-                <w:kern w:val="0"/>
-                <w:sz w:val="20"/>
-                <w:szCs w:val="20"/>
-                <w14:ligatures w14:val="none"/>
-              </w:rPr>
-              <w:t>Persetujuan</w:t>
-            </w:r>
-            <w:proofErr w:type="spellEnd"/>
-            <w:r>
-              <w:rPr>
-                <w:rFonts w:ascii="Arial" w:eastAsia="Times New Roman" w:hAnsi="Arial" w:cs="Arial"/>
-                <w:kern w:val="0"/>
-                <w:sz w:val="20"/>
-                <w:szCs w:val="20"/>
-                <w14:ligatures w14:val="none"/>
-              </w:rPr>
-              <w:t xml:space="preserve"> Teknis (</w:t>
-            </w:r>
-            <w:proofErr w:type="spellStart"/>
-            <w:r>
-              <w:rPr>
-                <w:rFonts w:ascii="Arial" w:eastAsia="Times New Roman" w:hAnsi="Arial" w:cs="Arial"/>
-                <w:kern w:val="0"/>
-                <w:sz w:val="20"/>
-                <w:szCs w:val="20"/>
-                <w14:ligatures w14:val="none"/>
-              </w:rPr>
-              <w:t>Dilampirkan</w:t>
-            </w:r>
-            <w:proofErr w:type="spellEnd"/>
-            <w:r>
-              <w:rPr>
-                <w:rFonts w:ascii="Arial" w:eastAsia="Times New Roman" w:hAnsi="Arial" w:cs="Arial"/>
-                <w:kern w:val="0"/>
-                <w:sz w:val="20"/>
-                <w:szCs w:val="20"/>
-                <w14:ligatures w14:val="none"/>
-              </w:rPr>
-              <w:t xml:space="preserve"> Surat </w:t>
-            </w:r>
-            <w:proofErr w:type="spellStart"/>
-            <w:r>
-              <w:rPr>
-                <w:rFonts w:ascii="Arial" w:eastAsia="Times New Roman" w:hAnsi="Arial" w:cs="Arial"/>
-                <w:kern w:val="0"/>
-                <w:sz w:val="20"/>
-                <w:szCs w:val="20"/>
-                <w14:ligatures w14:val="none"/>
-              </w:rPr>
-              <w:t>Keterangan</w:t>
-            </w:r>
-            <w:proofErr w:type="spellEnd"/>
-            <w:r>
-              <w:rPr>
-                <w:rFonts w:ascii="Arial" w:eastAsia="Times New Roman" w:hAnsi="Arial" w:cs="Arial"/>
-                <w:kern w:val="0"/>
-                <w:sz w:val="20"/>
-                <w:szCs w:val="20"/>
-                <w14:ligatures w14:val="none"/>
-              </w:rPr>
-              <w:t xml:space="preserve"> </w:t>
-            </w:r>
-            <w:proofErr w:type="spellStart"/>
-            <w:r>
-              <w:rPr>
-                <w:rFonts w:ascii="Arial" w:eastAsia="Times New Roman" w:hAnsi="Arial" w:cs="Arial"/>
-                <w:kern w:val="0"/>
-                <w:sz w:val="20"/>
-                <w:szCs w:val="20"/>
-                <w14:ligatures w14:val="none"/>
-              </w:rPr>
-              <w:t>Wajib</w:t>
-            </w:r>
-            <w:proofErr w:type="spellEnd"/>
-            <w:r>
-              <w:rPr>
-                <w:rFonts w:ascii="Arial" w:eastAsia="Times New Roman" w:hAnsi="Arial" w:cs="Arial"/>
-                <w:kern w:val="0"/>
-                <w:sz w:val="20"/>
-                <w:szCs w:val="20"/>
-                <w14:ligatures w14:val="none"/>
-              </w:rPr>
-              <w:t xml:space="preserve"> / </w:t>
-            </w:r>
-            <w:proofErr w:type="spellStart"/>
-            <w:r>
-              <w:rPr>
-                <w:rFonts w:ascii="Arial" w:eastAsia="Times New Roman" w:hAnsi="Arial" w:cs="Arial"/>
-                <w:kern w:val="0"/>
-                <w:sz w:val="20"/>
-                <w:szCs w:val="20"/>
-                <w14:ligatures w14:val="none"/>
-              </w:rPr>
-              <w:t>Tidak</w:t>
-            </w:r>
-            <w:proofErr w:type="spellEnd"/>
-            <w:r>
-              <w:rPr>
-                <w:rFonts w:ascii="Arial" w:eastAsia="Times New Roman" w:hAnsi="Arial" w:cs="Arial"/>
-                <w:kern w:val="0"/>
-                <w:sz w:val="20"/>
-                <w:szCs w:val="20"/>
-                <w14:ligatures w14:val="none"/>
-              </w:rPr>
-              <w:t xml:space="preserve"> </w:t>
-            </w:r>
-            <w:proofErr w:type="spellStart"/>
-            <w:r>
-              <w:rPr>
-                <w:rFonts w:ascii="Arial" w:eastAsia="Times New Roman" w:hAnsi="Arial" w:cs="Arial"/>
-                <w:kern w:val="0"/>
-                <w:sz w:val="20"/>
-                <w:szCs w:val="20"/>
-                <w14:ligatures w14:val="none"/>
-              </w:rPr>
-              <w:t>Wajib</w:t>
-            </w:r>
-            <w:proofErr w:type="spellEnd"/>
-            <w:r>
-              <w:rPr>
-                <w:rFonts w:ascii="Arial" w:eastAsia="Times New Roman" w:hAnsi="Arial" w:cs="Arial"/>
-                <w:kern w:val="0"/>
-                <w:sz w:val="20"/>
-                <w:szCs w:val="20"/>
-                <w14:ligatures w14:val="none"/>
-              </w:rPr>
-              <w:t xml:space="preserve"> </w:t>
-            </w:r>
-            <w:proofErr w:type="spellStart"/>
-            <w:r>
-              <w:rPr>
-                <w:rFonts w:ascii="Arial" w:eastAsia="Times New Roman" w:hAnsi="Arial" w:cs="Arial"/>
-                <w:kern w:val="0"/>
-                <w:sz w:val="20"/>
-                <w:szCs w:val="20"/>
-                <w14:ligatures w14:val="none"/>
-              </w:rPr>
-              <w:t>Persetujuan</w:t>
-            </w:r>
-            <w:proofErr w:type="spellEnd"/>
-            <w:r>
-              <w:rPr>
-                <w:rFonts w:ascii="Arial" w:eastAsia="Times New Roman" w:hAnsi="Arial" w:cs="Arial"/>
-                <w:kern w:val="0"/>
-                <w:sz w:val="20"/>
-                <w:szCs w:val="20"/>
-                <w14:ligatures w14:val="none"/>
-              </w:rPr>
-              <w:t xml:space="preserve"> Teknis)</w:t>
+              <w:t>Hasil Penapisan Kewajiban Pemenuhan Persetujuan Teknis (Dilampirkan Surat Keterangan Wajib / Tidak Wajib Persetujuan Teknis)</w:t>
             </w:r>
           </w:p>
         </w:tc>
         <w:tc>
           <w:tcPr>
             <w:tcW w:w="1017" w:type="dxa"/>
-            <w:gridSpan w:val="2"/>
+            <w:gridSpan w:val="3"/>
             <w:tcBorders>
               <w:top w:val="nil"/>
               <w:left w:val="nil"/>
@@ -10568,27 +6427,7 @@
                 <w:szCs w:val="20"/>
                 <w14:ligatures w14:val="none"/>
               </w:rPr>
-              <w:t>{tdk_ada_1</w:t>
-            </w:r>
-            <w:r>
-              <w:rPr>
-                <w:rFonts w:ascii="Arial" w:eastAsia="Times New Roman" w:hAnsi="Arial" w:cs="Arial"/>
-                <w:kern w:val="0"/>
-                <w:sz w:val="20"/>
-                <w:szCs w:val="20"/>
-                <w14:ligatures w14:val="none"/>
-              </w:rPr>
-              <w:t>9</w:t>
-            </w:r>
-            <w:r>
-              <w:rPr>
-                <w:rFonts w:ascii="Arial" w:eastAsia="Times New Roman" w:hAnsi="Arial" w:cs="Arial"/>
-                <w:kern w:val="0"/>
-                <w:sz w:val="20"/>
-                <w:szCs w:val="20"/>
-                <w14:ligatures w14:val="none"/>
-              </w:rPr>
-              <w:t>}</w:t>
+              <w:t>{tdk_ada_19}</w:t>
             </w:r>
           </w:p>
         </w:tc>
@@ -10623,27 +6462,7 @@
                 <w:szCs w:val="20"/>
                 <w14:ligatures w14:val="none"/>
               </w:rPr>
-              <w:t>{sesuai_1</w:t>
-            </w:r>
-            <w:r>
-              <w:rPr>
-                <w:rFonts w:ascii="Arial" w:eastAsia="Times New Roman" w:hAnsi="Arial" w:cs="Arial"/>
-                <w:kern w:val="0"/>
-                <w:sz w:val="20"/>
-                <w:szCs w:val="20"/>
-                <w14:ligatures w14:val="none"/>
-              </w:rPr>
-              <w:t>9</w:t>
-            </w:r>
-            <w:r>
-              <w:rPr>
-                <w:rFonts w:ascii="Arial" w:eastAsia="Times New Roman" w:hAnsi="Arial" w:cs="Arial"/>
-                <w:kern w:val="0"/>
-                <w:sz w:val="20"/>
-                <w:szCs w:val="20"/>
-                <w14:ligatures w14:val="none"/>
-              </w:rPr>
-              <w:t>}</w:t>
+              <w:t>{sesuai_19}</w:t>
             </w:r>
           </w:p>
         </w:tc>
@@ -10678,33 +6497,13 @@
                 <w:szCs w:val="20"/>
                 <w14:ligatures w14:val="none"/>
               </w:rPr>
-              <w:t>{tdk_sesuai_1</w:t>
-            </w:r>
-            <w:r>
-              <w:rPr>
-                <w:rFonts w:ascii="Arial" w:eastAsia="Times New Roman" w:hAnsi="Arial" w:cs="Arial"/>
-                <w:kern w:val="0"/>
-                <w:sz w:val="20"/>
-                <w:szCs w:val="20"/>
-                <w14:ligatures w14:val="none"/>
-              </w:rPr>
-              <w:t>9</w:t>
-            </w:r>
-            <w:r>
-              <w:rPr>
-                <w:rFonts w:ascii="Arial" w:eastAsia="Times New Roman" w:hAnsi="Arial" w:cs="Arial"/>
-                <w:kern w:val="0"/>
-                <w:sz w:val="20"/>
-                <w:szCs w:val="20"/>
-                <w14:ligatures w14:val="none"/>
-              </w:rPr>
-              <w:t>}</w:t>
-            </w:r>
-          </w:p>
-        </w:tc>
-        <w:tc>
-          <w:tcPr>
-            <w:tcW w:w="1634" w:type="dxa"/>
+              <w:t>{tdk_sesuai_19}</w:t>
+            </w:r>
+          </w:p>
+        </w:tc>
+        <w:tc>
+          <w:tcPr>
+            <w:tcW w:w="1455" w:type="dxa"/>
             <w:tcBorders>
               <w:top w:val="nil"/>
               <w:left w:val="single" w:sz="4" w:space="0" w:color="auto"/>
@@ -10733,40 +6532,20 @@
                 <w:szCs w:val="20"/>
                 <w14:ligatures w14:val="none"/>
               </w:rPr>
-              <w:t> {ket_1</w:t>
-            </w:r>
-            <w:r>
-              <w:rPr>
-                <w:rFonts w:ascii="Arial" w:eastAsia="Times New Roman" w:hAnsi="Arial" w:cs="Arial"/>
-                <w:kern w:val="0"/>
-                <w:sz w:val="20"/>
-                <w:szCs w:val="20"/>
-                <w14:ligatures w14:val="none"/>
-              </w:rPr>
-              <w:t>9</w:t>
-            </w:r>
-            <w:r>
-              <w:rPr>
-                <w:rFonts w:ascii="Arial" w:eastAsia="Times New Roman" w:hAnsi="Arial" w:cs="Arial"/>
-                <w:kern w:val="0"/>
-                <w:sz w:val="20"/>
-                <w:szCs w:val="20"/>
-                <w14:ligatures w14:val="none"/>
-              </w:rPr>
-              <w:t>}</w:t>
+              <w:t> {ket_19}</w:t>
             </w:r>
           </w:p>
         </w:tc>
       </w:tr>
       <w:tr>
         <w:trPr>
-          <w:gridAfter w:val="3"/>
-          <w:wAfter w:w="1236" w:type="dxa"/>
+          <w:gridAfter w:val="4"/>
+          <w:wAfter w:w="1490" w:type="dxa"/>
           <w:trHeight w:val="567"/>
         </w:trPr>
         <w:tc>
           <w:tcPr>
-            <w:tcW w:w="439" w:type="dxa"/>
+            <w:tcW w:w="730" w:type="dxa"/>
             <w:tcBorders>
               <w:top w:val="nil"/>
               <w:left w:val="single" w:sz="4" w:space="0" w:color="auto"/>
@@ -10797,13 +6576,14 @@
                 <w:szCs w:val="20"/>
                 <w14:ligatures w14:val="none"/>
               </w:rPr>
-              <w:t>18</w:t>
-            </w:r>
-          </w:p>
-        </w:tc>
-        <w:tc>
-          <w:tcPr>
-            <w:tcW w:w="366" w:type="dxa"/>
+              <w:t>20</w:t>
+            </w:r>
+          </w:p>
+        </w:tc>
+        <w:tc>
+          <w:tcPr>
+            <w:tcW w:w="3018" w:type="dxa"/>
+            <w:gridSpan w:val="2"/>
             <w:tcBorders>
               <w:top w:val="nil"/>
               <w:left w:val="nil"/>
@@ -10817,43 +6597,6 @@
           <w:p>
             <w:pPr>
               <w:spacing w:after="0" w:line="240" w:lineRule="auto"/>
-              <w:jc w:val="center"/>
-              <w:rPr>
-                <w:rFonts w:ascii="Arial" w:eastAsia="Times New Roman" w:hAnsi="Arial" w:cs="Arial"/>
-                <w:kern w:val="0"/>
-                <w:sz w:val="20"/>
-                <w:szCs w:val="20"/>
-                <w14:ligatures w14:val="none"/>
-              </w:rPr>
-            </w:pPr>
-            <w:r>
-              <w:rPr>
-                <w:rFonts w:ascii="Arial" w:eastAsia="Times New Roman" w:hAnsi="Arial" w:cs="Arial"/>
-                <w:kern w:val="0"/>
-                <w:sz w:val="20"/>
-                <w:szCs w:val="20"/>
-                <w14:ligatures w14:val="none"/>
-              </w:rPr>
-              <w:t> </w:t>
-            </w:r>
-          </w:p>
-        </w:tc>
-        <w:tc>
-          <w:tcPr>
-            <w:tcW w:w="3018" w:type="dxa"/>
-            <w:tcBorders>
-              <w:top w:val="nil"/>
-              <w:left w:val="nil"/>
-              <w:bottom w:val="single" w:sz="4" w:space="0" w:color="auto"/>
-              <w:right w:val="single" w:sz="4" w:space="0" w:color="auto"/>
-            </w:tcBorders>
-            <w:shd w:val="clear" w:color="auto" w:fill="auto"/>
-            <w:vAlign w:val="center"/>
-            <w:hideMark/>
-          </w:tcPr>
-          <w:p>
-            <w:pPr>
-              <w:spacing w:after="0" w:line="240" w:lineRule="auto"/>
               <w:jc w:val="both"/>
               <w:rPr>
                 <w:rFonts w:ascii="Arial" w:eastAsia="Times New Roman" w:hAnsi="Arial" w:cs="Arial"/>
@@ -10871,58 +6614,14 @@
                 <w:szCs w:val="20"/>
                 <w14:ligatures w14:val="none"/>
               </w:rPr>
-              <w:t xml:space="preserve">Bukti Upload </w:t>
-            </w:r>
-            <w:proofErr w:type="spellStart"/>
-            <w:r>
-              <w:rPr>
-                <w:rFonts w:ascii="Arial" w:eastAsia="Times New Roman" w:hAnsi="Arial" w:cs="Arial"/>
-                <w:kern w:val="0"/>
-                <w:sz w:val="20"/>
-                <w:szCs w:val="20"/>
-                <w14:ligatures w14:val="none"/>
-              </w:rPr>
-              <w:t>Permohonan</w:t>
-            </w:r>
-            <w:proofErr w:type="spellEnd"/>
-            <w:r>
-              <w:rPr>
-                <w:rFonts w:ascii="Arial" w:eastAsia="Times New Roman" w:hAnsi="Arial" w:cs="Arial"/>
-                <w:kern w:val="0"/>
-                <w:sz w:val="20"/>
-                <w:szCs w:val="20"/>
-                <w14:ligatures w14:val="none"/>
-              </w:rPr>
-              <w:t xml:space="preserve"> pada AMDALNET dan/</w:t>
-            </w:r>
-            <w:proofErr w:type="spellStart"/>
-            <w:r>
-              <w:rPr>
-                <w:rFonts w:ascii="Arial" w:eastAsia="Times New Roman" w:hAnsi="Arial" w:cs="Arial"/>
-                <w:kern w:val="0"/>
-                <w:sz w:val="20"/>
-                <w:szCs w:val="20"/>
-                <w14:ligatures w14:val="none"/>
-              </w:rPr>
-              <w:t>Atau</w:t>
-            </w:r>
-            <w:proofErr w:type="spellEnd"/>
-            <w:r>
-              <w:rPr>
-                <w:rFonts w:ascii="Arial" w:eastAsia="Times New Roman" w:hAnsi="Arial" w:cs="Arial"/>
-                <w:kern w:val="0"/>
-                <w:sz w:val="20"/>
-                <w:szCs w:val="20"/>
-                <w14:ligatures w14:val="none"/>
-              </w:rPr>
-              <w:t xml:space="preserve"> SIDARLING</w:t>
+              <w:t>Bukti Upload Permohonan pada AMDALNET dan/Atau SIDARLING</w:t>
             </w:r>
           </w:p>
         </w:tc>
         <w:tc>
           <w:tcPr>
             <w:tcW w:w="1017" w:type="dxa"/>
-            <w:gridSpan w:val="2"/>
+            <w:gridSpan w:val="3"/>
             <w:tcBorders>
               <w:top w:val="nil"/>
               <w:left w:val="nil"/>
@@ -10988,27 +6687,7 @@
                 <w:szCs w:val="20"/>
                 <w14:ligatures w14:val="none"/>
               </w:rPr>
-              <w:t>{tdk_ada_</w:t>
-            </w:r>
-            <w:r>
-              <w:rPr>
-                <w:rFonts w:ascii="Arial" w:eastAsia="Times New Roman" w:hAnsi="Arial" w:cs="Arial"/>
-                <w:kern w:val="0"/>
-                <w:sz w:val="20"/>
-                <w:szCs w:val="20"/>
-                <w14:ligatures w14:val="none"/>
-              </w:rPr>
-              <w:t>20</w:t>
-            </w:r>
-            <w:r>
-              <w:rPr>
-                <w:rFonts w:ascii="Arial" w:eastAsia="Times New Roman" w:hAnsi="Arial" w:cs="Arial"/>
-                <w:kern w:val="0"/>
-                <w:sz w:val="20"/>
-                <w:szCs w:val="20"/>
-                <w14:ligatures w14:val="none"/>
-              </w:rPr>
-              <w:t>}</w:t>
+              <w:t>{tdk_ada_20}</w:t>
             </w:r>
           </w:p>
         </w:tc>
@@ -11043,27 +6722,7 @@
                 <w:szCs w:val="20"/>
                 <w14:ligatures w14:val="none"/>
               </w:rPr>
-              <w:t>{sesuai_</w:t>
-            </w:r>
-            <w:r>
-              <w:rPr>
-                <w:rFonts w:ascii="Arial" w:eastAsia="Times New Roman" w:hAnsi="Arial" w:cs="Arial"/>
-                <w:kern w:val="0"/>
-                <w:sz w:val="20"/>
-                <w:szCs w:val="20"/>
-                <w14:ligatures w14:val="none"/>
-              </w:rPr>
-              <w:t>20</w:t>
-            </w:r>
-            <w:r>
-              <w:rPr>
-                <w:rFonts w:ascii="Arial" w:eastAsia="Times New Roman" w:hAnsi="Arial" w:cs="Arial"/>
-                <w:kern w:val="0"/>
-                <w:sz w:val="20"/>
-                <w:szCs w:val="20"/>
-                <w14:ligatures w14:val="none"/>
-              </w:rPr>
-              <w:t>}</w:t>
+              <w:t>{sesuai_20}</w:t>
             </w:r>
           </w:p>
         </w:tc>
@@ -11098,33 +6757,13 @@
                 <w:szCs w:val="20"/>
                 <w14:ligatures w14:val="none"/>
               </w:rPr>
-              <w:t>{tdk_sesuai_</w:t>
-            </w:r>
-            <w:r>
-              <w:rPr>
-                <w:rFonts w:ascii="Arial" w:eastAsia="Times New Roman" w:hAnsi="Arial" w:cs="Arial"/>
-                <w:kern w:val="0"/>
-                <w:sz w:val="20"/>
-                <w:szCs w:val="20"/>
-                <w14:ligatures w14:val="none"/>
-              </w:rPr>
-              <w:t>20</w:t>
-            </w:r>
-            <w:r>
-              <w:rPr>
-                <w:rFonts w:ascii="Arial" w:eastAsia="Times New Roman" w:hAnsi="Arial" w:cs="Arial"/>
-                <w:kern w:val="0"/>
-                <w:sz w:val="20"/>
-                <w:szCs w:val="20"/>
-                <w14:ligatures w14:val="none"/>
-              </w:rPr>
-              <w:t>}</w:t>
-            </w:r>
-          </w:p>
-        </w:tc>
-        <w:tc>
-          <w:tcPr>
-            <w:tcW w:w="1634" w:type="dxa"/>
+              <w:t>{tdk_sesuai_20}</w:t>
+            </w:r>
+          </w:p>
+        </w:tc>
+        <w:tc>
+          <w:tcPr>
+            <w:tcW w:w="1455" w:type="dxa"/>
             <w:tcBorders>
               <w:top w:val="nil"/>
               <w:left w:val="single" w:sz="4" w:space="0" w:color="auto"/>
@@ -11154,27 +6793,7 @@
                 <w:szCs w:val="20"/>
                 <w14:ligatures w14:val="none"/>
               </w:rPr>
-              <w:t> {ket_</w:t>
-            </w:r>
-            <w:r>
-              <w:rPr>
-                <w:rFonts w:ascii="Arial" w:eastAsia="Times New Roman" w:hAnsi="Arial" w:cs="Arial"/>
-                <w:kern w:val="0"/>
-                <w:sz w:val="20"/>
-                <w:szCs w:val="20"/>
-                <w14:ligatures w14:val="none"/>
-              </w:rPr>
-              <w:t>20</w:t>
-            </w:r>
-            <w:r>
-              <w:rPr>
-                <w:rFonts w:ascii="Arial" w:eastAsia="Times New Roman" w:hAnsi="Arial" w:cs="Arial"/>
-                <w:kern w:val="0"/>
-                <w:sz w:val="20"/>
-                <w:szCs w:val="20"/>
-                <w14:ligatures w14:val="none"/>
-              </w:rPr>
-              <w:t>}</w:t>
+              <w:t> {ket_20}</w:t>
             </w:r>
           </w:p>
         </w:tc>
@@ -11185,7 +6804,7 @@
         </w:trPr>
         <w:tc>
           <w:tcPr>
-            <w:tcW w:w="439" w:type="dxa"/>
+            <w:tcW w:w="730" w:type="dxa"/>
             <w:tcBorders>
               <w:top w:val="nil"/>
               <w:left w:val="nil"/>
@@ -11210,7 +6829,7 @@
         </w:tc>
         <w:tc>
           <w:tcPr>
-            <w:tcW w:w="366" w:type="dxa"/>
+            <w:tcW w:w="577" w:type="dxa"/>
             <w:tcBorders>
               <w:top w:val="nil"/>
               <w:left w:val="nil"/>
@@ -11236,6 +6855,7 @@
         <w:tc>
           <w:tcPr>
             <w:tcW w:w="3018" w:type="dxa"/>
+            <w:gridSpan w:val="2"/>
             <w:tcBorders>
               <w:top w:val="nil"/>
               <w:left w:val="nil"/>
@@ -11283,8 +6903,8 @@
         </w:tc>
         <w:tc>
           <w:tcPr>
-            <w:tcW w:w="6611" w:type="dxa"/>
-            <w:gridSpan w:val="5"/>
+            <w:tcW w:w="6432" w:type="dxa"/>
+            <w:gridSpan w:val="6"/>
             <w:tcBorders>
               <w:top w:val="nil"/>
               <w:left w:val="nil"/>
@@ -11322,7 +6942,7 @@
         </w:tc>
         <w:tc>
           <w:tcPr>
-            <w:tcW w:w="227" w:type="dxa"/>
+            <w:tcW w:w="224" w:type="dxa"/>
             <w:tcBorders>
               <w:top w:val="nil"/>
               <w:left w:val="nil"/>
@@ -11348,7 +6968,7 @@
         </w:tc>
         <w:tc>
           <w:tcPr>
-            <w:tcW w:w="264" w:type="dxa"/>
+            <w:tcW w:w="240" w:type="dxa"/>
             <w:tcBorders>
               <w:top w:val="nil"/>
               <w:left w:val="nil"/>
@@ -11371,7 +6991,7 @@
         </w:tc>
         <w:tc>
           <w:tcPr>
-            <w:tcW w:w="745" w:type="dxa"/>
+            <w:tcW w:w="449" w:type="dxa"/>
             <w:tcBorders>
               <w:top w:val="nil"/>
               <w:left w:val="nil"/>
@@ -11431,105 +7051,51 @@
                 <w:sz w:val="24"/>
                 <w:szCs w:val="24"/>
               </w:rPr>
-              <w:t xml:space="preserve">Hasil </w:t>
-            </w:r>
-            <w:proofErr w:type="spellStart"/>
-            <w:r>
+              <w:t xml:space="preserve">Hasil Verifikasi Uji Administrasi </w:t>
+            </w:r>
+          </w:p>
+        </w:tc>
+        <w:tc>
+          <w:tcPr>
+            <w:tcW w:w="283" w:type="dxa"/>
+          </w:tcPr>
+          <w:p>
+            <w:pPr>
               <w:rPr>
                 <w:rFonts w:ascii="Arial" w:hAnsi="Arial" w:cs="Arial"/>
                 <w:sz w:val="24"/>
                 <w:szCs w:val="24"/>
               </w:rPr>
-              <w:t>Verifikasi</w:t>
-            </w:r>
-            <w:proofErr w:type="spellEnd"/>
+            </w:pPr>
             <w:r>
               <w:rPr>
                 <w:rFonts w:ascii="Arial" w:hAnsi="Arial" w:cs="Arial"/>
                 <w:sz w:val="24"/>
                 <w:szCs w:val="24"/>
               </w:rPr>
-              <w:t xml:space="preserve"> Uji </w:t>
-            </w:r>
-            <w:proofErr w:type="spellStart"/>
-            <w:r>
+              <w:t>:</w:t>
+            </w:r>
+          </w:p>
+        </w:tc>
+        <w:tc>
+          <w:tcPr>
+            <w:tcW w:w="6237" w:type="dxa"/>
+          </w:tcPr>
+          <w:p>
+            <w:pPr>
               <w:rPr>
                 <w:rFonts w:ascii="Arial" w:hAnsi="Arial" w:cs="Arial"/>
                 <w:sz w:val="24"/>
                 <w:szCs w:val="24"/>
               </w:rPr>
-              <w:t>Administrasi</w:t>
-            </w:r>
-            <w:proofErr w:type="spellEnd"/>
+            </w:pPr>
             <w:r>
               <w:rPr>
                 <w:rFonts w:ascii="Arial" w:hAnsi="Arial" w:cs="Arial"/>
                 <w:sz w:val="24"/>
                 <w:szCs w:val="24"/>
               </w:rPr>
-              <w:t xml:space="preserve"> </w:t>
-            </w:r>
-          </w:p>
-        </w:tc>
-        <w:tc>
-          <w:tcPr>
-            <w:tcW w:w="283" w:type="dxa"/>
-          </w:tcPr>
-          <w:p>
-            <w:pPr>
-              <w:rPr>
-                <w:rFonts w:ascii="Arial" w:hAnsi="Arial" w:cs="Arial"/>
-                <w:sz w:val="24"/>
-                <w:szCs w:val="24"/>
-              </w:rPr>
-            </w:pPr>
-            <w:r>
-              <w:rPr>
-                <w:rFonts w:ascii="Arial" w:hAnsi="Arial" w:cs="Arial"/>
-                <w:sz w:val="24"/>
-                <w:szCs w:val="24"/>
-              </w:rPr>
-              <w:t>:</w:t>
-            </w:r>
-          </w:p>
-        </w:tc>
-        <w:tc>
-          <w:tcPr>
-            <w:tcW w:w="6237" w:type="dxa"/>
-          </w:tcPr>
-          <w:p>
-            <w:pPr>
-              <w:rPr>
-                <w:rFonts w:ascii="Arial" w:hAnsi="Arial" w:cs="Arial"/>
-                <w:sz w:val="24"/>
-                <w:szCs w:val="24"/>
-              </w:rPr>
-            </w:pPr>
-            <w:r>
-              <w:rPr>
-                <w:rFonts w:ascii="Arial" w:hAnsi="Arial" w:cs="Arial"/>
-                <w:sz w:val="24"/>
-                <w:szCs w:val="24"/>
-              </w:rPr>
-              <w:t>{</w:t>
-            </w:r>
-            <w:proofErr w:type="spellStart"/>
-            <w:r>
-              <w:rPr>
-                <w:rFonts w:ascii="Arial" w:hAnsi="Arial" w:cs="Arial"/>
-                <w:sz w:val="24"/>
-                <w:szCs w:val="24"/>
-              </w:rPr>
-              <w:t>hasil_verifikasi_uji</w:t>
-            </w:r>
-            <w:proofErr w:type="spellEnd"/>
-            <w:r>
-              <w:rPr>
-                <w:rFonts w:ascii="Arial" w:hAnsi="Arial" w:cs="Arial"/>
-                <w:sz w:val="24"/>
-                <w:szCs w:val="24"/>
-              </w:rPr>
-              <w:t>}</w:t>
+              <w:t>{hasil_verifikasi_uji}</w:t>
             </w:r>
           </w:p>
         </w:tc>
@@ -11551,149 +7117,57 @@
                 <w:szCs w:val="24"/>
               </w:rPr>
             </w:pPr>
-            <w:proofErr w:type="spellStart"/>
             <w:r>
               <w:rPr>
                 <w:rFonts w:ascii="Arial" w:hAnsi="Arial" w:cs="Arial"/>
                 <w:sz w:val="24"/>
                 <w:szCs w:val="24"/>
               </w:rPr>
-              <w:t>Catatan</w:t>
-            </w:r>
-            <w:proofErr w:type="spellEnd"/>
-            <w:r>
+              <w:t>Catatan untuk pemrakarsa atau Konsultan</w:t>
+            </w:r>
+          </w:p>
+        </w:tc>
+        <w:tc>
+          <w:tcPr>
+            <w:tcW w:w="283" w:type="dxa"/>
+          </w:tcPr>
+          <w:p>
+            <w:pPr>
               <w:rPr>
                 <w:rFonts w:ascii="Arial" w:hAnsi="Arial" w:cs="Arial"/>
                 <w:sz w:val="24"/>
                 <w:szCs w:val="24"/>
               </w:rPr>
-              <w:t xml:space="preserve"> </w:t>
-            </w:r>
-            <w:proofErr w:type="spellStart"/>
+            </w:pPr>
             <w:r>
               <w:rPr>
                 <w:rFonts w:ascii="Arial" w:hAnsi="Arial" w:cs="Arial"/>
                 <w:sz w:val="24"/>
                 <w:szCs w:val="24"/>
               </w:rPr>
-              <w:t>untuk</w:t>
-            </w:r>
-            <w:proofErr w:type="spellEnd"/>
-            <w:r>
+              <w:t>:</w:t>
+            </w:r>
+          </w:p>
+        </w:tc>
+        <w:tc>
+          <w:tcPr>
+            <w:tcW w:w="6237" w:type="dxa"/>
+          </w:tcPr>
+          <w:p>
+            <w:pPr>
               <w:rPr>
                 <w:rFonts w:ascii="Arial" w:hAnsi="Arial" w:cs="Arial"/>
                 <w:sz w:val="24"/>
                 <w:szCs w:val="24"/>
               </w:rPr>
-              <w:t xml:space="preserve"> </w:t>
-            </w:r>
-            <w:proofErr w:type="spellStart"/>
+            </w:pPr>
             <w:r>
               <w:rPr>
                 <w:rFonts w:ascii="Arial" w:hAnsi="Arial" w:cs="Arial"/>
                 <w:sz w:val="24"/>
                 <w:szCs w:val="24"/>
               </w:rPr>
-              <w:t>pemrakarsa</w:t>
-            </w:r>
-            <w:proofErr w:type="spellEnd"/>
-            <w:r>
-              <w:rPr>
-                <w:rFonts w:ascii="Arial" w:hAnsi="Arial" w:cs="Arial"/>
-                <w:sz w:val="24"/>
-                <w:szCs w:val="24"/>
-              </w:rPr>
-              <w:t xml:space="preserve"> </w:t>
-            </w:r>
-            <w:proofErr w:type="spellStart"/>
-            <w:r>
-              <w:rPr>
-                <w:rFonts w:ascii="Arial" w:hAnsi="Arial" w:cs="Arial"/>
-                <w:sz w:val="24"/>
-                <w:szCs w:val="24"/>
-              </w:rPr>
-              <w:t>atau</w:t>
-            </w:r>
-            <w:proofErr w:type="spellEnd"/>
-            <w:r>
-              <w:rPr>
-                <w:rFonts w:ascii="Arial" w:hAnsi="Arial" w:cs="Arial"/>
-                <w:sz w:val="24"/>
-                <w:szCs w:val="24"/>
-              </w:rPr>
-              <w:t xml:space="preserve"> </w:t>
-            </w:r>
-            <w:proofErr w:type="spellStart"/>
-            <w:r>
-              <w:rPr>
-                <w:rFonts w:ascii="Arial" w:hAnsi="Arial" w:cs="Arial"/>
-                <w:sz w:val="24"/>
-                <w:szCs w:val="24"/>
-              </w:rPr>
-              <w:t>Konsultan</w:t>
-            </w:r>
-            <w:proofErr w:type="spellEnd"/>
-          </w:p>
-        </w:tc>
-        <w:tc>
-          <w:tcPr>
-            <w:tcW w:w="283" w:type="dxa"/>
-          </w:tcPr>
-          <w:p>
-            <w:pPr>
-              <w:rPr>
-                <w:rFonts w:ascii="Arial" w:hAnsi="Arial" w:cs="Arial"/>
-                <w:sz w:val="24"/>
-                <w:szCs w:val="24"/>
-              </w:rPr>
-            </w:pPr>
-            <w:r>
-              <w:rPr>
-                <w:rFonts w:ascii="Arial" w:hAnsi="Arial" w:cs="Arial"/>
-                <w:sz w:val="24"/>
-                <w:szCs w:val="24"/>
-              </w:rPr>
-              <w:t>:</w:t>
-            </w:r>
-          </w:p>
-        </w:tc>
-        <w:tc>
-          <w:tcPr>
-            <w:tcW w:w="6237" w:type="dxa"/>
-          </w:tcPr>
-          <w:p>
-            <w:pPr>
-              <w:rPr>
-                <w:rFonts w:ascii="Arial" w:hAnsi="Arial" w:cs="Arial"/>
-                <w:sz w:val="24"/>
-                <w:szCs w:val="24"/>
-              </w:rPr>
-            </w:pPr>
-            <w:r>
-              <w:rPr>
-                <w:rFonts w:ascii="Arial" w:hAnsi="Arial" w:cs="Arial"/>
-                <w:sz w:val="24"/>
-                <w:szCs w:val="24"/>
-              </w:rPr>
-              <w:t>{</w:t>
-            </w:r>
-            <w:proofErr w:type="spellStart"/>
-            <w:r>
-              <w:rPr>
-                <w:rFonts w:ascii="Arial" w:hAnsi="Arial" w:cs="Arial"/>
-                <w:sz w:val="24"/>
-                <w:szCs w:val="24"/>
-              </w:rPr>
-              <w:t>keterangan</w:t>
-            </w:r>
-            <w:proofErr w:type="spellEnd"/>
-            <w:r>
-              <w:rPr>
-                <w:rFonts w:ascii="Arial" w:hAnsi="Arial" w:cs="Arial"/>
-                <w:sz w:val="24"/>
-                <w:szCs w:val="24"/>
-              </w:rPr>
-              <w:t>}</w:t>
+              <w:t>{keterangan}</w:t>
             </w:r>
           </w:p>
         </w:tc>
@@ -11720,61 +7194,14 @@
           <w:szCs w:val="24"/>
         </w:rPr>
       </w:pPr>
-      <w:proofErr w:type="spellStart"/>
       <w:r>
         <w:rPr>
           <w:rFonts w:ascii="Arial" w:hAnsi="Arial" w:cs="Arial"/>
           <w:sz w:val="24"/>
           <w:szCs w:val="24"/>
         </w:rPr>
-        <w:t>Demikian</w:t>
+        <w:t xml:space="preserve">Demikian hasil pemeriksaan </w:t>
       </w:r>
-      <w:proofErr w:type="spellEnd"/>
-      <w:r>
-        <w:rPr>
-          <w:rFonts w:ascii="Arial" w:hAnsi="Arial" w:cs="Arial"/>
-          <w:sz w:val="24"/>
-          <w:szCs w:val="24"/>
-        </w:rPr>
-        <w:t xml:space="preserve"> </w:t>
-      </w:r>
-      <w:proofErr w:type="spellStart"/>
-      <w:r>
-        <w:rPr>
-          <w:rFonts w:ascii="Arial" w:hAnsi="Arial" w:cs="Arial"/>
-          <w:sz w:val="24"/>
-          <w:szCs w:val="24"/>
-        </w:rPr>
-        <w:t>hasil</w:t>
-      </w:r>
-      <w:proofErr w:type="spellEnd"/>
-      <w:r>
-        <w:rPr>
-          <w:rFonts w:ascii="Arial" w:hAnsi="Arial" w:cs="Arial"/>
-          <w:sz w:val="24"/>
-          <w:szCs w:val="24"/>
-        </w:rPr>
-        <w:t xml:space="preserve"> </w:t>
-      </w:r>
-      <w:proofErr w:type="spellStart"/>
-      <w:r>
-        <w:rPr>
-          <w:rFonts w:ascii="Arial" w:hAnsi="Arial" w:cs="Arial"/>
-          <w:sz w:val="24"/>
-          <w:szCs w:val="24"/>
-        </w:rPr>
-        <w:t>pemeriksaan</w:t>
-      </w:r>
-      <w:proofErr w:type="spellEnd"/>
-      <w:r>
-        <w:rPr>
-          <w:rFonts w:ascii="Arial" w:hAnsi="Arial" w:cs="Arial"/>
-          <w:sz w:val="24"/>
-          <w:szCs w:val="24"/>
-        </w:rPr>
-        <w:t xml:space="preserve"> </w:t>
-      </w:r>
-      <w:proofErr w:type="spellStart"/>
       <w:r>
         <w:rPr>
           <w:rFonts w:ascii="Arial" w:hAnsi="Arial" w:cs="Arial"/>
@@ -11789,115 +7216,7 @@
           <w:sz w:val="24"/>
           <w:szCs w:val="24"/>
         </w:rPr>
-        <w:t>dministrasi</w:t>
-      </w:r>
-      <w:proofErr w:type="spellEnd"/>
-      <w:r>
-        <w:rPr>
-          <w:rFonts w:ascii="Arial" w:hAnsi="Arial" w:cs="Arial"/>
-          <w:sz w:val="24"/>
-          <w:szCs w:val="24"/>
-        </w:rPr>
-        <w:t xml:space="preserve"> </w:t>
-      </w:r>
-      <w:proofErr w:type="spellStart"/>
-      <w:r>
-        <w:rPr>
-          <w:rFonts w:ascii="Arial" w:hAnsi="Arial" w:cs="Arial"/>
-          <w:sz w:val="24"/>
-          <w:szCs w:val="24"/>
-        </w:rPr>
-        <w:t>Dokumen</w:t>
-      </w:r>
-      <w:proofErr w:type="spellEnd"/>
-      <w:r>
-        <w:rPr>
-          <w:rFonts w:ascii="Arial" w:hAnsi="Arial" w:cs="Arial"/>
-          <w:sz w:val="24"/>
-          <w:szCs w:val="24"/>
-        </w:rPr>
-        <w:t xml:space="preserve"> </w:t>
-      </w:r>
-      <w:proofErr w:type="spellStart"/>
-      <w:r>
-        <w:rPr>
-          <w:rFonts w:ascii="Arial" w:hAnsi="Arial" w:cs="Arial"/>
-          <w:sz w:val="24"/>
-          <w:szCs w:val="24"/>
-        </w:rPr>
-        <w:t>Lingkungan</w:t>
-      </w:r>
-      <w:proofErr w:type="spellEnd"/>
-      <w:r>
-        <w:rPr>
-          <w:rFonts w:ascii="Arial" w:hAnsi="Arial" w:cs="Arial"/>
-          <w:sz w:val="24"/>
-          <w:szCs w:val="24"/>
-        </w:rPr>
-        <w:t xml:space="preserve"> </w:t>
-      </w:r>
-      <w:proofErr w:type="spellStart"/>
-      <w:r>
-        <w:rPr>
-          <w:rFonts w:ascii="Arial" w:hAnsi="Arial" w:cs="Arial"/>
-          <w:sz w:val="24"/>
-          <w:szCs w:val="24"/>
-        </w:rPr>
-        <w:t>ini</w:t>
-      </w:r>
-      <w:proofErr w:type="spellEnd"/>
-      <w:r>
-        <w:rPr>
-          <w:rFonts w:ascii="Arial" w:hAnsi="Arial" w:cs="Arial"/>
-          <w:sz w:val="24"/>
-          <w:szCs w:val="24"/>
-        </w:rPr>
-        <w:t xml:space="preserve"> </w:t>
-      </w:r>
-      <w:proofErr w:type="spellStart"/>
-      <w:r>
-        <w:rPr>
-          <w:rFonts w:ascii="Arial" w:hAnsi="Arial" w:cs="Arial"/>
-          <w:sz w:val="24"/>
-          <w:szCs w:val="24"/>
-        </w:rPr>
-        <w:t>selanjutnya</w:t>
-      </w:r>
-      <w:proofErr w:type="spellEnd"/>
-      <w:r>
-        <w:rPr>
-          <w:rFonts w:ascii="Arial" w:hAnsi="Arial" w:cs="Arial"/>
-          <w:sz w:val="24"/>
-          <w:szCs w:val="24"/>
-        </w:rPr>
-        <w:t xml:space="preserve"> agar </w:t>
-      </w:r>
-      <w:proofErr w:type="spellStart"/>
-      <w:r>
-        <w:rPr>
-          <w:rFonts w:ascii="Arial" w:hAnsi="Arial" w:cs="Arial"/>
-          <w:sz w:val="24"/>
-          <w:szCs w:val="24"/>
-        </w:rPr>
-        <w:t>dapat</w:t>
-      </w:r>
-      <w:proofErr w:type="spellEnd"/>
-      <w:r>
-        <w:rPr>
-          <w:rFonts w:ascii="Arial" w:hAnsi="Arial" w:cs="Arial"/>
-          <w:sz w:val="24"/>
-          <w:szCs w:val="24"/>
-        </w:rPr>
-        <w:t xml:space="preserve"> </w:t>
-      </w:r>
-      <w:proofErr w:type="spellStart"/>
-      <w:r>
-        <w:rPr>
-          <w:rFonts w:ascii="Arial" w:hAnsi="Arial" w:cs="Arial"/>
-          <w:sz w:val="24"/>
-          <w:szCs w:val="24"/>
-        </w:rPr>
-        <w:t>d</w:t>
+        <w:t>dministrasi Dokumen Lingkungan ini selanjutnya agar dapat d</w:t>
       </w:r>
       <w:r>
         <w:rPr>
@@ -11905,45 +7224,8 @@
           <w:sz w:val="24"/>
           <w:szCs w:val="24"/>
         </w:rPr>
-        <w:t>iproses</w:t>
+        <w:t>iproses lebih lanjut</w:t>
       </w:r>
-      <w:proofErr w:type="spellEnd"/>
-      <w:r>
-        <w:rPr>
-          <w:rFonts w:ascii="Arial" w:hAnsi="Arial" w:cs="Arial"/>
-          <w:sz w:val="24"/>
-          <w:szCs w:val="24"/>
-        </w:rPr>
-        <w:t xml:space="preserve"> </w:t>
-      </w:r>
-      <w:proofErr w:type="spellStart"/>
-      <w:r>
-        <w:rPr>
-          <w:rFonts w:ascii="Arial" w:hAnsi="Arial" w:cs="Arial"/>
-          <w:sz w:val="24"/>
-          <w:szCs w:val="24"/>
-        </w:rPr>
-        <w:t>lebih</w:t>
-      </w:r>
-      <w:proofErr w:type="spellEnd"/>
-      <w:r>
-        <w:rPr>
-          <w:rFonts w:ascii="Arial" w:hAnsi="Arial" w:cs="Arial"/>
-          <w:sz w:val="24"/>
-          <w:szCs w:val="24"/>
-        </w:rPr>
-        <w:t xml:space="preserve"> </w:t>
-      </w:r>
-      <w:proofErr w:type="spellStart"/>
-      <w:r>
-        <w:rPr>
-          <w:rFonts w:ascii="Arial" w:hAnsi="Arial" w:cs="Arial"/>
-          <w:sz w:val="24"/>
-          <w:szCs w:val="24"/>
-        </w:rPr>
-        <w:t>lanjut</w:t>
-      </w:r>
-      <w:proofErr w:type="spellEnd"/>
     </w:p>
     <w:tbl>
       <w:tblPr>
@@ -11988,135 +7270,49 @@
                 <w:szCs w:val="24"/>
               </w:rPr>
             </w:pPr>
-            <w:proofErr w:type="spellStart"/>
             <w:r>
               <w:rPr>
                 <w:rFonts w:ascii="Arial" w:hAnsi="Arial" w:cs="Arial"/>
                 <w:sz w:val="24"/>
                 <w:szCs w:val="24"/>
               </w:rPr>
-              <w:t>Sragen</w:t>
-            </w:r>
-            <w:proofErr w:type="spellEnd"/>
+              <w:t>Sragen, {hari_ini_tanggal},{hari_ini_bulan}</w:t>
+            </w:r>
             <w:r>
               <w:rPr>
                 <w:rFonts w:ascii="Arial" w:hAnsi="Arial" w:cs="Arial"/>
                 <w:sz w:val="24"/>
                 <w:szCs w:val="24"/>
               </w:rPr>
-              <w:t>, {</w:t>
-            </w:r>
-            <w:proofErr w:type="spellStart"/>
+              <w:t xml:space="preserve"> </w:t>
+            </w:r>
             <w:r>
               <w:rPr>
                 <w:rFonts w:ascii="Arial" w:hAnsi="Arial" w:cs="Arial"/>
                 <w:sz w:val="24"/>
                 <w:szCs w:val="24"/>
               </w:rPr>
-              <w:t>hari_ini_tanggal</w:t>
-            </w:r>
-            <w:proofErr w:type="spellEnd"/>
-            <w:proofErr w:type="gramStart"/>
-            <w:r>
+              <w:t>{hari_ini_tahun}</w:t>
+            </w:r>
+          </w:p>
+          <w:p>
+            <w:pPr>
+              <w:spacing w:line="360" w:lineRule="auto"/>
+              <w:jc w:val="both"/>
               <w:rPr>
                 <w:rFonts w:ascii="Arial" w:hAnsi="Arial" w:cs="Arial"/>
                 <w:sz w:val="24"/>
                 <w:szCs w:val="24"/>
               </w:rPr>
-              <w:t>},{</w:t>
-            </w:r>
-            <w:proofErr w:type="spellStart"/>
-            <w:proofErr w:type="gramEnd"/>
+            </w:pPr>
             <w:r>
               <w:rPr>
                 <w:rFonts w:ascii="Arial" w:hAnsi="Arial" w:cs="Arial"/>
                 <w:sz w:val="24"/>
                 <w:szCs w:val="24"/>
               </w:rPr>
-              <w:t>hari_ini_bulan</w:t>
-            </w:r>
-            <w:proofErr w:type="spellEnd"/>
-            <w:r>
-              <w:rPr>
-                <w:rFonts w:ascii="Arial" w:hAnsi="Arial" w:cs="Arial"/>
-                <w:sz w:val="24"/>
-                <w:szCs w:val="24"/>
-              </w:rPr>
-              <w:t>}</w:t>
-            </w:r>
-            <w:r>
-              <w:rPr>
-                <w:rFonts w:ascii="Arial" w:hAnsi="Arial" w:cs="Arial"/>
-                <w:sz w:val="24"/>
-                <w:szCs w:val="24"/>
-              </w:rPr>
-              <w:t xml:space="preserve"> </w:t>
-            </w:r>
-            <w:r>
-              <w:rPr>
-                <w:rFonts w:ascii="Arial" w:hAnsi="Arial" w:cs="Arial"/>
-                <w:sz w:val="24"/>
-                <w:szCs w:val="24"/>
-              </w:rPr>
-              <w:t>{</w:t>
-            </w:r>
-            <w:proofErr w:type="spellStart"/>
-            <w:r>
-              <w:rPr>
-                <w:rFonts w:ascii="Arial" w:hAnsi="Arial" w:cs="Arial"/>
-                <w:sz w:val="24"/>
-                <w:szCs w:val="24"/>
-              </w:rPr>
-              <w:t>hari_ini_tahun</w:t>
-            </w:r>
-            <w:proofErr w:type="spellEnd"/>
-            <w:r>
-              <w:rPr>
-                <w:rFonts w:ascii="Arial" w:hAnsi="Arial" w:cs="Arial"/>
-                <w:sz w:val="24"/>
-                <w:szCs w:val="24"/>
-              </w:rPr>
-              <w:t>}</w:t>
-            </w:r>
-          </w:p>
-          <w:p>
-            <w:pPr>
-              <w:spacing w:line="360" w:lineRule="auto"/>
-              <w:jc w:val="both"/>
-              <w:rPr>
-                <w:rFonts w:ascii="Arial" w:hAnsi="Arial" w:cs="Arial"/>
-                <w:sz w:val="24"/>
-                <w:szCs w:val="24"/>
-              </w:rPr>
-            </w:pPr>
-            <w:r>
-              <w:rPr>
-                <w:rFonts w:ascii="Arial" w:hAnsi="Arial" w:cs="Arial"/>
-                <w:sz w:val="24"/>
-                <w:szCs w:val="24"/>
-              </w:rPr>
-              <w:t xml:space="preserve">Tim Uji </w:t>
-            </w:r>
-            <w:proofErr w:type="spellStart"/>
-            <w:proofErr w:type="gramStart"/>
-            <w:r>
-              <w:rPr>
-                <w:rFonts w:ascii="Arial" w:hAnsi="Arial" w:cs="Arial"/>
-                <w:sz w:val="24"/>
-                <w:szCs w:val="24"/>
-              </w:rPr>
-              <w:t>Administrasi</w:t>
-            </w:r>
-            <w:proofErr w:type="spellEnd"/>
-            <w:r>
-              <w:rPr>
-                <w:rFonts w:ascii="Arial" w:hAnsi="Arial" w:cs="Arial"/>
-                <w:sz w:val="24"/>
-                <w:szCs w:val="24"/>
-              </w:rPr>
-              <w:t xml:space="preserve"> :</w:t>
-            </w:r>
-            <w:proofErr w:type="gramEnd"/>
+              <w:t>Tim Uji Administrasi :</w:t>
+            </w:r>
           </w:p>
         </w:tc>
       </w:tr>
@@ -12144,141 +7340,77 @@
                 <w:sz w:val="24"/>
                 <w:szCs w:val="24"/>
               </w:rPr>
-              <w:t>{#tim_penilai_</w:t>
-            </w:r>
-            <w:proofErr w:type="gramStart"/>
-            <w:r>
+              <w:t>{#tim_penilai_anggota}{nomor_urut}.</w:t>
+            </w:r>
+          </w:p>
+        </w:tc>
+        <w:tc>
+          <w:tcPr>
+            <w:tcW w:w="3970" w:type="dxa"/>
+          </w:tcPr>
+          <w:p>
+            <w:pPr>
+              <w:spacing w:line="276" w:lineRule="auto"/>
               <w:rPr>
                 <w:rFonts w:ascii="Arial" w:hAnsi="Arial" w:cs="Arial"/>
                 <w:sz w:val="24"/>
                 <w:szCs w:val="24"/>
               </w:rPr>
-              <w:t>anggota}{</w:t>
-            </w:r>
-            <w:proofErr w:type="gramEnd"/>
+            </w:pPr>
             <w:r>
               <w:rPr>
                 <w:rFonts w:ascii="Arial" w:hAnsi="Arial" w:cs="Arial"/>
                 <w:sz w:val="24"/>
                 <w:szCs w:val="24"/>
               </w:rPr>
-              <w:t>nomor_urut}.</w:t>
-            </w:r>
-          </w:p>
-        </w:tc>
-        <w:tc>
-          <w:tcPr>
-            <w:tcW w:w="3970" w:type="dxa"/>
-          </w:tcPr>
-          <w:p>
-            <w:pPr>
-              <w:spacing w:line="276" w:lineRule="auto"/>
+              <w:t>{</w:t>
+            </w:r>
+            <w:r>
               <w:rPr>
                 <w:rFonts w:ascii="Arial" w:hAnsi="Arial" w:cs="Arial"/>
                 <w:sz w:val="24"/>
                 <w:szCs w:val="24"/>
               </w:rPr>
-            </w:pPr>
-            <w:r>
+              <w:t>nama}</w:t>
+            </w:r>
+          </w:p>
+        </w:tc>
+        <w:tc>
+          <w:tcPr>
+            <w:tcW w:w="1984" w:type="dxa"/>
+          </w:tcPr>
+          <w:p>
+            <w:pPr>
+              <w:spacing w:line="276" w:lineRule="auto"/>
               <w:rPr>
                 <w:rFonts w:ascii="Arial" w:hAnsi="Arial" w:cs="Arial"/>
                 <w:sz w:val="24"/>
                 <w:szCs w:val="24"/>
               </w:rPr>
-              <w:t>{</w:t>
-            </w:r>
-            <w:proofErr w:type="spellStart"/>
+            </w:pPr>
             <w:r>
               <w:rPr>
                 <w:rFonts w:ascii="Arial" w:hAnsi="Arial" w:cs="Arial"/>
                 <w:sz w:val="24"/>
                 <w:szCs w:val="24"/>
               </w:rPr>
-              <w:t>nama</w:t>
-            </w:r>
-            <w:proofErr w:type="spellEnd"/>
+              <w:t>{nomor_urut}.</w:t>
+            </w:r>
             <w:r>
               <w:rPr>
                 <w:rFonts w:ascii="Arial" w:hAnsi="Arial" w:cs="Arial"/>
                 <w:sz w:val="24"/>
                 <w:szCs w:val="24"/>
               </w:rPr>
-              <w:t>}</w:t>
-            </w:r>
-          </w:p>
-        </w:tc>
-        <w:tc>
-          <w:tcPr>
-            <w:tcW w:w="1984" w:type="dxa"/>
-          </w:tcPr>
-          <w:p>
-            <w:pPr>
-              <w:spacing w:line="276" w:lineRule="auto"/>
+              <w:t xml:space="preserve"> </w:t>
+            </w:r>
+            <w:r>
               <w:rPr>
                 <w:rFonts w:ascii="Arial" w:hAnsi="Arial" w:cs="Arial"/>
                 <w:sz w:val="24"/>
                 <w:szCs w:val="24"/>
               </w:rPr>
-            </w:pPr>
-            <w:r>
-              <w:rPr>
-                <w:rFonts w:ascii="Arial" w:hAnsi="Arial" w:cs="Arial"/>
-                <w:sz w:val="24"/>
-                <w:szCs w:val="24"/>
-              </w:rPr>
-              <w:t>{</w:t>
-            </w:r>
-            <w:proofErr w:type="spellStart"/>
-            <w:r>
-              <w:rPr>
-                <w:rFonts w:ascii="Arial" w:hAnsi="Arial" w:cs="Arial"/>
-                <w:sz w:val="24"/>
-                <w:szCs w:val="24"/>
-              </w:rPr>
-              <w:t>nomor_urut</w:t>
-            </w:r>
-            <w:proofErr w:type="spellEnd"/>
-            <w:r>
-              <w:rPr>
-                <w:rFonts w:ascii="Arial" w:hAnsi="Arial" w:cs="Arial"/>
-                <w:sz w:val="24"/>
-                <w:szCs w:val="24"/>
-              </w:rPr>
-              <w:t>}.</w:t>
-            </w:r>
-            <w:r>
-              <w:rPr>
-                <w:rFonts w:ascii="Arial" w:hAnsi="Arial" w:cs="Arial"/>
-                <w:sz w:val="24"/>
-                <w:szCs w:val="24"/>
-              </w:rPr>
-              <w:t xml:space="preserve"> </w:t>
-            </w:r>
-            <w:r>
-              <w:rPr>
-                <w:rFonts w:ascii="Arial" w:hAnsi="Arial" w:cs="Arial"/>
-                <w:sz w:val="24"/>
-                <w:szCs w:val="24"/>
-              </w:rPr>
-              <w:t>.........{/</w:t>
-            </w:r>
-            <w:proofErr w:type="spellStart"/>
-            <w:r>
-              <w:rPr>
-                <w:rFonts w:ascii="Arial" w:hAnsi="Arial" w:cs="Arial"/>
-                <w:sz w:val="24"/>
-                <w:szCs w:val="24"/>
-              </w:rPr>
-              <w:t>tim_penilai_anggota</w:t>
-            </w:r>
-            <w:proofErr w:type="spellEnd"/>
-            <w:r>
-              <w:rPr>
-                <w:rFonts w:ascii="Arial" w:hAnsi="Arial" w:cs="Arial"/>
-                <w:sz w:val="24"/>
-                <w:szCs w:val="24"/>
-              </w:rPr>
-              <w:t>}</w:t>
+              <w:t>.........{/tim_penilai_anggota}</w:t>
             </w:r>
           </w:p>
         </w:tc>
